--- a/הצעת פרויקט.docx
+++ b/הצעת פרויקט.docx
@@ -1977,32 +1977,34 @@
           <w:szCs w:val="32"/>
           <w:rtl/>
         </w:rPr>
-        <w:t xml:space="preserve">שם הפרויקט </w:t>
-      </w:r>
-    </w:p>
-    <w:p>
-      <w:pPr>
-        <w:bidi w:val="0"/>
-        <w:spacing w:after="0"/>
-        <w:ind w:right="1110"/>
-        <w:rPr>
-          <w:rFonts w:ascii="David" w:hAnsi="David" w:cs="David"/>
-        </w:rPr>
-      </w:pPr>
+        <w:t>שם הפרויקט</w:t>
+      </w:r>
+    </w:p>
+    <w:p>
+      <w:pPr>
+        <w:spacing w:after="262"/>
+        <w:ind w:left="647"/>
+        <w:jc w:val="left"/>
+        <w:rPr>
+          <w:rFonts w:ascii="David" w:hAnsi="David" w:cs="David"/>
+          <w:sz w:val="32"/>
+          <w:szCs w:val="32"/>
+        </w:rPr>
+      </w:pPr>
+      <w:r>
+        <w:rPr>
+          <w:rFonts w:ascii="David" w:eastAsia="Arial" w:hAnsi="David" w:cs="David"/>
+          <w:sz w:val="24"/>
+        </w:rPr>
+        <w:t xml:space="preserve"> </w:t>
+      </w:r>
       <w:r>
         <w:rPr>
           <w:rFonts w:ascii="David" w:eastAsia="Arial" w:hAnsi="David" w:cs="David"/>
           <w:b/>
           <w:sz w:val="40"/>
         </w:rPr>
-        <w:t xml:space="preserve"> </w:t>
-      </w:r>
-      <w:r>
-        <w:rPr>
-          <w:rFonts w:ascii="David" w:eastAsia="Arial" w:hAnsi="David" w:cs="David"/>
-          <w:sz w:val="24"/>
-        </w:rPr>
-        <w:t xml:space="preserve"> </w:t>
+        <w:t>CYBER WAL</w:t>
       </w:r>
       <w:r>
         <w:rPr>
@@ -2010,15 +2012,7 @@
           <w:b/>
           <w:sz w:val="40"/>
         </w:rPr>
-        <w:t>CYBER WALL</w:t>
-      </w:r>
-      <w:r>
-        <w:rPr>
-          <w:rFonts w:ascii="David" w:eastAsia="Arial" w:hAnsi="David" w:cs="David"/>
-          <w:b/>
-          <w:sz w:val="40"/>
-        </w:rPr>
-        <w:t xml:space="preserve">          </w:t>
+        <w:t>L</w:t>
       </w:r>
     </w:p>
     <w:p>
@@ -2037,7 +2031,15 @@
           <w:szCs w:val="24"/>
           <w:rtl/>
         </w:rPr>
-        <w:t xml:space="preserve">              </w:t>
+        <w:t xml:space="preserve">     </w:t>
+      </w:r>
+      <w:r>
+        <w:rPr>
+          <w:rFonts w:ascii="David" w:eastAsia="Arial" w:hAnsi="David" w:cs="David"/>
+          <w:sz w:val="24"/>
+          <w:szCs w:val="24"/>
+        </w:rPr>
+        <w:t xml:space="preserve">        </w:t>
       </w:r>
       <w:r>
         <w:rPr>
@@ -2120,13 +2122,17 @@
     </w:p>
     <w:p>
       <w:pPr>
+        <w:pStyle w:val="ListParagraph"/>
+        <w:numPr>
+          <w:ilvl w:val="1"/>
+          <w:numId w:val="31"/>
+        </w:numPr>
         <w:spacing w:after="129"/>
-        <w:ind w:left="647"/>
-        <w:jc w:val="left"/>
-        <w:rPr>
-          <w:rFonts w:ascii="David" w:hAnsi="David" w:cs="David"/>
-          <w:sz w:val="28"/>
-          <w:szCs w:val="28"/>
+        <w:jc w:val="left"/>
+        <w:rPr>
+          <w:rFonts w:ascii="David" w:hAnsi="David" w:cs="David"/>
+          <w:sz w:val="32"/>
+          <w:szCs w:val="32"/>
         </w:rPr>
       </w:pPr>
       <w:r>
@@ -2134,211 +2140,170 @@
           <w:rFonts w:ascii="David" w:eastAsia="Arial" w:hAnsi="David" w:cs="David"/>
           <w:b/>
           <w:bCs/>
-          <w:sz w:val="24"/>
-          <w:szCs w:val="24"/>
-          <w:rtl/>
-        </w:rPr>
-        <w:t xml:space="preserve">1.2 </w:t>
-      </w:r>
-      <w:r>
-        <w:rPr>
-          <w:rFonts w:ascii="David" w:eastAsia="Arial" w:hAnsi="David" w:cs="David"/>
+          <w:sz w:val="28"/>
+          <w:szCs w:val="28"/>
+          <w:rtl/>
+        </w:rPr>
+        <w:t>תיאור ורקע כללי</w:t>
+      </w:r>
+    </w:p>
+    <w:p>
+      <w:pPr>
+        <w:spacing w:after="5" w:line="250" w:lineRule="auto"/>
+        <w:ind w:left="647" w:right="687" w:hanging="10"/>
+        <w:jc w:val="left"/>
+        <w:rPr>
+          <w:rFonts w:ascii="David" w:hAnsi="David" w:cs="David"/>
+          <w:sz w:val="28"/>
+          <w:szCs w:val="28"/>
+        </w:rPr>
+      </w:pPr>
+      <w:r>
+        <w:rPr>
+          <w:rFonts w:ascii="David" w:eastAsia="Arial" w:hAnsi="David" w:cs="David"/>
+          <w:sz w:val="28"/>
+          <w:szCs w:val="28"/>
+          <w:rtl/>
+        </w:rPr>
+        <w:t xml:space="preserve">האפליקציה נועדה ליצור מערכת </w:t>
+      </w:r>
+      <w:r>
+        <w:rPr>
+          <w:rFonts w:ascii="David" w:eastAsia="Arial" w:hAnsi="David" w:cs="David"/>
+          <w:sz w:val="28"/>
+          <w:szCs w:val="28"/>
+          <w:rtl/>
+        </w:rPr>
+        <w:t xml:space="preserve">אשר מבצעת סריקה במכשיר הסלולרי ובודקת את חבילות </w:t>
+      </w:r>
+      <w:r>
+        <w:rPr>
+          <w:rFonts w:ascii="David" w:eastAsia="Arial" w:hAnsi="David" w:cs="David"/>
+          <w:sz w:val="28"/>
+          <w:szCs w:val="28"/>
+          <w:rtl/>
+        </w:rPr>
+        <w:t>הרשת המגיעות ויוצאות מהמכשיר. האפליקציה מאפשרת הפעלת חומת אש בסלולר. ניתן לעבור בין שני מצבים (</w:t>
+      </w:r>
+      <w:r>
+        <w:rPr>
+          <w:rFonts w:ascii="David" w:eastAsia="Arial" w:hAnsi="David" w:cs="David"/>
+          <w:sz w:val="28"/>
+          <w:szCs w:val="28"/>
+        </w:rPr>
+        <w:t>USERMODE</w:t>
+      </w:r>
+      <w:r>
+        <w:rPr>
+          <w:rFonts w:ascii="David" w:eastAsia="Arial" w:hAnsi="David" w:cs="David"/>
+          <w:sz w:val="28"/>
+          <w:szCs w:val="28"/>
+          <w:rtl/>
+        </w:rPr>
+        <w:t xml:space="preserve"> ו- </w:t>
+      </w:r>
+      <w:r>
+        <w:rPr>
+          <w:rFonts w:ascii="David" w:eastAsia="Arial" w:hAnsi="David" w:cs="David"/>
+          <w:sz w:val="28"/>
+          <w:szCs w:val="28"/>
+        </w:rPr>
+        <w:t>ADVANCEMODE</w:t>
+      </w:r>
+      <w:r>
+        <w:rPr>
+          <w:rFonts w:ascii="David" w:eastAsia="Arial" w:hAnsi="David" w:cs="David"/>
+          <w:sz w:val="28"/>
+          <w:szCs w:val="28"/>
+          <w:rtl/>
+        </w:rPr>
+        <w:t xml:space="preserve"> ) לבקשת המשתמש</w:t>
+      </w:r>
+      <w:r>
+        <w:rPr>
+          <w:rFonts w:ascii="David" w:hAnsi="David" w:cs="David"/>
+          <w:sz w:val="28"/>
+          <w:szCs w:val="28"/>
+          <w:rtl/>
+        </w:rPr>
+        <w:t xml:space="preserve">, כאשר מצב מתקדם מאפשר למשתמש לפקח ולשלוט בחיבורים היוצאים, כמו גם לנהל הרשאות של האפליקציות הפועלות ושלל כלים שימושיים לניתוח רשת ואילו מצב משתמש </w:t>
+      </w:r>
+      <w:r>
+        <w:rPr>
+          <w:rFonts w:ascii="David" w:hAnsi="David" w:cs="David"/>
+          <w:sz w:val="28"/>
+          <w:szCs w:val="28"/>
+          <w:rtl/>
+        </w:rPr>
+        <w:t>זהו</w:t>
+      </w:r>
+      <w:r>
+        <w:rPr>
+          <w:rFonts w:ascii="David" w:hAnsi="David" w:cs="David"/>
+          <w:sz w:val="28"/>
+          <w:szCs w:val="28"/>
+          <w:rtl/>
+        </w:rPr>
+        <w:t xml:space="preserve"> ממשק נוח יותר למשתמש עם אפשרות להפעלת </w:t>
+      </w:r>
+      <w:r>
+        <w:rPr>
+          <w:rFonts w:ascii="David" w:hAnsi="David" w:cs="David"/>
+          <w:sz w:val="28"/>
+          <w:szCs w:val="28"/>
+        </w:rPr>
+        <w:t>FIREWALL</w:t>
+      </w:r>
+      <w:r>
+        <w:rPr>
+          <w:rFonts w:ascii="David" w:hAnsi="David" w:cs="David"/>
+          <w:sz w:val="28"/>
+          <w:szCs w:val="28"/>
+          <w:rtl/>
+        </w:rPr>
+        <w:t>.</w:t>
+      </w:r>
+    </w:p>
+    <w:p>
+      <w:pPr>
+        <w:spacing w:after="5" w:line="250" w:lineRule="auto"/>
+        <w:ind w:left="10" w:right="687" w:hanging="10"/>
+        <w:jc w:val="left"/>
+        <w:rPr>
+          <w:rFonts w:ascii="David" w:hAnsi="David" w:cs="David"/>
           <w:b/>
           <w:bCs/>
           <w:sz w:val="28"/>
           <w:szCs w:val="28"/>
-          <w:rtl/>
-        </w:rPr>
-        <w:t>תיאור ורקע כללי</w:t>
-      </w:r>
-    </w:p>
-    <w:p>
-      <w:pPr>
+        </w:rPr>
+      </w:pPr>
+    </w:p>
+    <w:p>
+      <w:pPr>
+        <w:pStyle w:val="ListParagraph"/>
+        <w:numPr>
+          <w:ilvl w:val="1"/>
+          <w:numId w:val="31"/>
+        </w:numPr>
         <w:spacing w:after="5" w:line="250" w:lineRule="auto"/>
-        <w:ind w:right="687" w:hanging="10"/>
-        <w:jc w:val="left"/>
-        <w:rPr>
-          <w:rFonts w:ascii="David" w:hAnsi="David" w:cs="David"/>
-          <w:sz w:val="28"/>
-          <w:szCs w:val="28"/>
-          <w:rtl/>
-        </w:rPr>
-      </w:pPr>
-      <w:r>
-        <w:rPr>
-          <w:rFonts w:ascii="David" w:eastAsia="Arial" w:hAnsi="David" w:cs="David"/>
-          <w:sz w:val="28"/>
-          <w:szCs w:val="28"/>
-          <w:rtl/>
-        </w:rPr>
-        <w:t xml:space="preserve">האפליקציה נועדה ליצור מערכת </w:t>
-      </w:r>
-      <w:r>
-        <w:rPr>
-          <w:rFonts w:ascii="David" w:eastAsia="Arial" w:hAnsi="David" w:cs="David"/>
-          <w:sz w:val="28"/>
-          <w:szCs w:val="28"/>
-          <w:rtl/>
-        </w:rPr>
-        <w:t xml:space="preserve">אשר מבצעת סריקה במכשיר הסלולרי ובודקת את חבילות </w:t>
-      </w:r>
-      <w:r>
-        <w:rPr>
-          <w:rFonts w:ascii="David" w:eastAsia="Arial" w:hAnsi="David" w:cs="David"/>
-          <w:sz w:val="28"/>
-          <w:szCs w:val="28"/>
-          <w:rtl/>
-        </w:rPr>
-        <w:t>הרשת המגיעות ויוצאות מהמכשיר. האפליקציה מאפשרת הפעלת חומת אש בסלולר. ניתן לעבור בין שני מצבים (</w:t>
-      </w:r>
-      <w:r>
-        <w:rPr>
-          <w:rFonts w:ascii="David" w:eastAsia="Arial" w:hAnsi="David" w:cs="David"/>
-          <w:sz w:val="28"/>
-          <w:szCs w:val="28"/>
-        </w:rPr>
-        <w:t>USERMODE</w:t>
-      </w:r>
-      <w:r>
-        <w:rPr>
-          <w:rFonts w:ascii="David" w:eastAsia="Arial" w:hAnsi="David" w:cs="David"/>
-          <w:sz w:val="28"/>
-          <w:szCs w:val="28"/>
-          <w:rtl/>
-        </w:rPr>
-        <w:t xml:space="preserve"> ו- </w:t>
-      </w:r>
-      <w:r>
-        <w:rPr>
-          <w:rFonts w:ascii="David" w:eastAsia="Arial" w:hAnsi="David" w:cs="David"/>
-          <w:sz w:val="28"/>
-          <w:szCs w:val="28"/>
-        </w:rPr>
-        <w:t>ADVANCEMODE</w:t>
-      </w:r>
-      <w:r>
-        <w:rPr>
-          <w:rFonts w:ascii="David" w:eastAsia="Arial" w:hAnsi="David" w:cs="David"/>
-          <w:sz w:val="28"/>
-          <w:szCs w:val="28"/>
-          <w:rtl/>
-        </w:rPr>
-        <w:t xml:space="preserve"> ) לבקשת המשתמש</w:t>
-      </w:r>
-      <w:r>
-        <w:rPr>
-          <w:rFonts w:ascii="David" w:hAnsi="David" w:cs="David"/>
-          <w:sz w:val="28"/>
-          <w:szCs w:val="28"/>
-          <w:rtl/>
-        </w:rPr>
-        <w:t xml:space="preserve">, כאשר מצב מתקדם מאפשר למשתמש לפקח ולשלוט בחיבורים היוצאים, כמו גם לנהל הרשאות של האפליקציות הפועלות ושלל כלים שימושיים לניתוח רשת ואילו מצב משתמש </w:t>
-      </w:r>
-      <w:r>
-        <w:rPr>
-          <w:rFonts w:ascii="David" w:hAnsi="David" w:cs="David"/>
-          <w:sz w:val="28"/>
-          <w:szCs w:val="28"/>
-          <w:rtl/>
-        </w:rPr>
-        <w:t>זהו</w:t>
-      </w:r>
-      <w:r>
-        <w:rPr>
-          <w:rFonts w:ascii="David" w:hAnsi="David" w:cs="David"/>
-          <w:sz w:val="28"/>
-          <w:szCs w:val="28"/>
-          <w:rtl/>
-        </w:rPr>
-        <w:t xml:space="preserve"> ממשק נוח יותר למשתמש עם אפשרות להפעלת </w:t>
-      </w:r>
-      <w:r>
-        <w:rPr>
-          <w:rFonts w:ascii="David" w:hAnsi="David" w:cs="David"/>
-          <w:sz w:val="28"/>
-          <w:szCs w:val="28"/>
-        </w:rPr>
-        <w:t>FIREWALL</w:t>
-      </w:r>
-      <w:r>
-        <w:rPr>
-          <w:rFonts w:ascii="David" w:hAnsi="David" w:cs="David"/>
-          <w:sz w:val="28"/>
-          <w:szCs w:val="28"/>
-          <w:rtl/>
-        </w:rPr>
-        <w:t>.</w:t>
-      </w:r>
-    </w:p>
-    <w:p>
-      <w:pPr>
-        <w:spacing w:after="5" w:line="250" w:lineRule="auto"/>
-        <w:ind w:right="687" w:hanging="10"/>
-        <w:jc w:val="left"/>
-        <w:rPr>
-          <w:rFonts w:ascii="David" w:hAnsi="David" w:cs="David"/>
-          <w:sz w:val="28"/>
-          <w:szCs w:val="28"/>
-          <w:rtl/>
-        </w:rPr>
-      </w:pPr>
-    </w:p>
-    <w:p>
-      <w:pPr>
-        <w:spacing w:after="5" w:line="250" w:lineRule="auto"/>
-        <w:ind w:right="687" w:hanging="10"/>
-        <w:jc w:val="left"/>
+        <w:ind w:right="687"/>
+        <w:jc w:val="left"/>
+        <w:rPr>
+          <w:rFonts w:ascii="David" w:hAnsi="David" w:cs="David"/>
+          <w:sz w:val="28"/>
+          <w:szCs w:val="28"/>
+        </w:rPr>
+      </w:pPr>
+      <w:r>
         <w:rPr>
           <w:rFonts w:ascii="David" w:hAnsi="David" w:cs="David"/>
           <w:b/>
           <w:bCs/>
           <w:sz w:val="28"/>
           <w:szCs w:val="28"/>
-        </w:rPr>
-      </w:pPr>
-      <w:r>
-        <w:rPr>
-          <w:rFonts w:ascii="David" w:hAnsi="David" w:cs="David"/>
-          <w:b/>
-          <w:bCs/>
-          <w:sz w:val="28"/>
-          <w:szCs w:val="28"/>
-          <w:rtl/>
-        </w:rPr>
-        <w:tab/>
-      </w:r>
-      <w:r>
-        <w:rPr>
-          <w:rFonts w:ascii="David" w:hAnsi="David" w:cs="David"/>
-          <w:b/>
-          <w:bCs/>
-          <w:sz w:val="28"/>
-          <w:szCs w:val="28"/>
-          <w:rtl/>
-        </w:rPr>
-        <w:tab/>
-      </w:r>
-      <w:r>
-        <w:rPr>
-          <w:rFonts w:ascii="David" w:hAnsi="David" w:cs="David"/>
-          <w:b/>
-          <w:bCs/>
-          <w:sz w:val="28"/>
-          <w:szCs w:val="28"/>
-          <w:rtl/>
-        </w:rPr>
-        <w:t>2</w:t>
-      </w:r>
-      <w:r>
-        <w:rPr>
-          <w:rFonts w:ascii="David" w:hAnsi="David" w:cs="David"/>
-          <w:b/>
-          <w:bCs/>
-          <w:sz w:val="28"/>
-          <w:szCs w:val="28"/>
-          <w:rtl/>
-        </w:rPr>
-        <w:t>.2 מטרות המערכת</w:t>
+          <w:rtl/>
+        </w:rPr>
+        <w:t>מטרות המערכת</w:t>
       </w:r>
     </w:p>
     <w:p>
@@ -2364,56 +2329,13 @@
         <w:ind w:right="1133"/>
         <w:jc w:val="left"/>
         <w:rPr>
-          <w:rFonts w:ascii="David" w:hAnsi="David" w:cs="David"/>
-          <w:sz w:val="28"/>
-          <w:szCs w:val="28"/>
-        </w:rPr>
-      </w:pPr>
-      <w:r>
-        <w:rPr>
-          <w:rFonts w:ascii="David" w:eastAsia="Arial" w:hAnsi="David" w:cs="David"/>
-          <w:sz w:val="28"/>
-          <w:szCs w:val="28"/>
-          <w:rtl/>
-        </w:rPr>
-        <w:t xml:space="preserve">אפשרות </w:t>
-      </w:r>
-      <w:r>
-        <w:rPr>
-          <w:rFonts w:ascii="David" w:eastAsia="Arial" w:hAnsi="David" w:cs="David"/>
-          <w:sz w:val="28"/>
-          <w:szCs w:val="28"/>
-          <w:rtl/>
-        </w:rPr>
-        <w:t xml:space="preserve">בחירה </w:t>
-      </w:r>
-      <w:r>
-        <w:rPr>
-          <w:rFonts w:ascii="David" w:eastAsia="Arial" w:hAnsi="David" w:cs="David"/>
-          <w:sz w:val="28"/>
-          <w:szCs w:val="28"/>
-          <w:rtl/>
-        </w:rPr>
-        <w:t xml:space="preserve">למשתמש בין 2 מצבים </w:t>
-      </w:r>
-      <w:r>
-        <w:rPr>
-          <w:rFonts w:ascii="David" w:eastAsia="Arial" w:hAnsi="David" w:cs="David"/>
-          <w:sz w:val="28"/>
-          <w:szCs w:val="28"/>
-          <w:rtl/>
-        </w:rPr>
-        <w:t xml:space="preserve">לפי רמת </w:t>
-      </w:r>
-      <w:r>
-        <w:rPr>
-          <w:rFonts w:ascii="David" w:eastAsia="Arial" w:hAnsi="David" w:cs="David"/>
-          <w:sz w:val="28"/>
-          <w:szCs w:val="28"/>
-          <w:rtl/>
-        </w:rPr>
-        <w:t>הידע וההבנה של המשתמש בתחום.</w:t>
-      </w:r>
+          <w:rFonts w:ascii="David" w:eastAsia="Arial" w:hAnsi="David" w:cs="David"/>
+          <w:vanish/>
+          <w:sz w:val="28"/>
+          <w:szCs w:val="28"/>
+          <w:rtl/>
+        </w:rPr>
+      </w:pPr>
     </w:p>
     <w:p>
       <w:pPr>
@@ -2426,6 +2348,125 @@
         <w:ind w:right="1133"/>
         <w:jc w:val="left"/>
         <w:rPr>
+          <w:rFonts w:ascii="David" w:eastAsia="Arial" w:hAnsi="David" w:cs="David"/>
+          <w:vanish/>
+          <w:sz w:val="28"/>
+          <w:szCs w:val="28"/>
+          <w:rtl/>
+        </w:rPr>
+      </w:pPr>
+    </w:p>
+    <w:p>
+      <w:pPr>
+        <w:pStyle w:val="ListParagraph"/>
+        <w:numPr>
+          <w:ilvl w:val="1"/>
+          <w:numId w:val="18"/>
+        </w:numPr>
+        <w:spacing w:after="5" w:line="250" w:lineRule="auto"/>
+        <w:ind w:right="1133"/>
+        <w:jc w:val="left"/>
+        <w:rPr>
+          <w:rFonts w:ascii="David" w:eastAsia="Arial" w:hAnsi="David" w:cs="David"/>
+          <w:vanish/>
+          <w:sz w:val="28"/>
+          <w:szCs w:val="28"/>
+          <w:rtl/>
+        </w:rPr>
+      </w:pPr>
+    </w:p>
+    <w:p>
+      <w:pPr>
+        <w:pStyle w:val="ListParagraph"/>
+        <w:numPr>
+          <w:ilvl w:val="1"/>
+          <w:numId w:val="18"/>
+        </w:numPr>
+        <w:spacing w:after="5" w:line="250" w:lineRule="auto"/>
+        <w:ind w:right="1133"/>
+        <w:jc w:val="left"/>
+        <w:rPr>
+          <w:rFonts w:ascii="David" w:eastAsia="Arial" w:hAnsi="David" w:cs="David"/>
+          <w:vanish/>
+          <w:sz w:val="28"/>
+          <w:szCs w:val="28"/>
+          <w:rtl/>
+        </w:rPr>
+      </w:pPr>
+    </w:p>
+    <w:p>
+      <w:pPr>
+        <w:pStyle w:val="ListParagraph"/>
+        <w:numPr>
+          <w:ilvl w:val="2"/>
+          <w:numId w:val="18"/>
+        </w:numPr>
+        <w:spacing w:after="5" w:line="250" w:lineRule="auto"/>
+        <w:ind w:right="1133"/>
+        <w:jc w:val="left"/>
+        <w:rPr>
+          <w:rFonts w:ascii="David" w:hAnsi="David" w:cs="David"/>
+          <w:sz w:val="28"/>
+          <w:szCs w:val="28"/>
+        </w:rPr>
+      </w:pPr>
+      <w:r>
+        <w:rPr>
+          <w:rFonts w:ascii="David" w:eastAsia="Arial" w:hAnsi="David" w:cs="David"/>
+          <w:sz w:val="28"/>
+          <w:szCs w:val="28"/>
+          <w:rtl/>
+        </w:rPr>
+        <w:t xml:space="preserve">אפשרות </w:t>
+      </w:r>
+      <w:r>
+        <w:rPr>
+          <w:rFonts w:ascii="David" w:eastAsia="Arial" w:hAnsi="David" w:cs="David"/>
+          <w:sz w:val="28"/>
+          <w:szCs w:val="28"/>
+          <w:rtl/>
+        </w:rPr>
+        <w:t xml:space="preserve">בחירה </w:t>
+      </w:r>
+      <w:r>
+        <w:rPr>
+          <w:rFonts w:ascii="David" w:eastAsia="Arial" w:hAnsi="David" w:cs="David"/>
+          <w:sz w:val="28"/>
+          <w:szCs w:val="28"/>
+          <w:rtl/>
+        </w:rPr>
+        <w:t xml:space="preserve">למשתמש בין 2 מצבים </w:t>
+      </w:r>
+      <w:r>
+        <w:rPr>
+          <w:rFonts w:ascii="David" w:eastAsia="Arial" w:hAnsi="David" w:cs="David"/>
+          <w:sz w:val="28"/>
+          <w:szCs w:val="28"/>
+          <w:rtl/>
+        </w:rPr>
+        <w:t xml:space="preserve">לפי רמת </w:t>
+      </w:r>
+      <w:r>
+        <w:rPr>
+          <w:rFonts w:ascii="David" w:eastAsia="Arial" w:hAnsi="David" w:cs="David"/>
+          <w:sz w:val="28"/>
+          <w:szCs w:val="28"/>
+          <w:rtl/>
+        </w:rPr>
+        <w:t>הידע וההבנה של המשתמש בתחום.</w:t>
+      </w:r>
+    </w:p>
+    <w:p>
+      <w:pPr>
+        <w:pStyle w:val="ListParagraph"/>
+        <w:numPr>
+          <w:ilvl w:val="2"/>
+          <w:numId w:val="18"/>
+        </w:numPr>
+        <w:spacing w:after="5" w:line="250" w:lineRule="auto"/>
+        <w:ind w:right="1133"/>
+        <w:jc w:val="left"/>
+        <w:rPr>
           <w:rFonts w:ascii="David" w:hAnsi="David" w:cs="David"/>
           <w:sz w:val="28"/>
           <w:szCs w:val="28"/>
@@ -2439,6 +2480,448 @@
           <w:rtl/>
         </w:rPr>
         <w:t>תינתן למשתמש לאפשר הרשאות לאפליקציות בסלולר בכל רגע נתון.</w:t>
+      </w:r>
+    </w:p>
+    <w:p>
+      <w:pPr>
+        <w:pStyle w:val="ListParagraph"/>
+        <w:numPr>
+          <w:ilvl w:val="2"/>
+          <w:numId w:val="18"/>
+        </w:numPr>
+        <w:spacing w:after="5" w:line="250" w:lineRule="auto"/>
+        <w:ind w:right="1133"/>
+        <w:jc w:val="left"/>
+        <w:rPr>
+          <w:rFonts w:ascii="David" w:hAnsi="David" w:cs="David"/>
+          <w:sz w:val="28"/>
+          <w:szCs w:val="28"/>
+        </w:rPr>
+      </w:pPr>
+      <w:r>
+        <w:rPr>
+          <w:rFonts w:ascii="David" w:eastAsia="Arial" w:hAnsi="David" w:cs="David"/>
+          <w:sz w:val="28"/>
+          <w:szCs w:val="28"/>
+          <w:rtl/>
+        </w:rPr>
+        <w:t xml:space="preserve">אפשרות </w:t>
+      </w:r>
+      <w:r>
+        <w:rPr>
+          <w:rFonts w:ascii="David" w:hAnsi="David" w:cs="David"/>
+          <w:sz w:val="28"/>
+          <w:szCs w:val="28"/>
+          <w:rtl/>
+        </w:rPr>
+        <w:t xml:space="preserve">להפעיל </w:t>
+      </w:r>
+      <w:r>
+        <w:rPr>
+          <w:rFonts w:ascii="David" w:hAnsi="David" w:cs="David"/>
+          <w:sz w:val="28"/>
+          <w:szCs w:val="28"/>
+        </w:rPr>
+        <w:t>FIREWALL</w:t>
+      </w:r>
+      <w:r>
+        <w:rPr>
+          <w:rFonts w:ascii="David" w:hAnsi="David" w:cs="David"/>
+          <w:sz w:val="28"/>
+          <w:szCs w:val="28"/>
+          <w:rtl/>
+        </w:rPr>
+        <w:t xml:space="preserve"> במכשיר.</w:t>
+      </w:r>
+    </w:p>
+    <w:p>
+      <w:pPr>
+        <w:pStyle w:val="ListParagraph"/>
+        <w:numPr>
+          <w:ilvl w:val="2"/>
+          <w:numId w:val="18"/>
+        </w:numPr>
+        <w:spacing w:after="5" w:line="250" w:lineRule="auto"/>
+        <w:ind w:right="1133"/>
+        <w:jc w:val="left"/>
+        <w:rPr>
+          <w:rFonts w:ascii="David" w:hAnsi="David" w:cs="David"/>
+          <w:sz w:val="28"/>
+          <w:szCs w:val="28"/>
+        </w:rPr>
+      </w:pPr>
+      <w:r>
+        <w:rPr>
+          <w:rFonts w:ascii="David" w:eastAsia="Arial" w:hAnsi="David" w:cs="David"/>
+          <w:sz w:val="28"/>
+          <w:szCs w:val="28"/>
+          <w:rtl/>
+        </w:rPr>
+        <w:t>בדיקה של חבילות הרשת המגיעות ויוצאות מהמכשיר</w:t>
+      </w:r>
+      <w:r>
+        <w:rPr>
+          <w:rFonts w:ascii="David" w:hAnsi="David" w:cs="David"/>
+          <w:sz w:val="28"/>
+          <w:szCs w:val="28"/>
+          <w:rtl/>
+        </w:rPr>
+        <w:t>.</w:t>
+      </w:r>
+    </w:p>
+    <w:p>
+      <w:pPr>
+        <w:pStyle w:val="ListParagraph"/>
+        <w:numPr>
+          <w:ilvl w:val="2"/>
+          <w:numId w:val="18"/>
+        </w:numPr>
+        <w:spacing w:after="5" w:line="250" w:lineRule="auto"/>
+        <w:ind w:right="1133"/>
+        <w:jc w:val="left"/>
+        <w:rPr>
+          <w:rFonts w:ascii="David" w:hAnsi="David" w:cs="David"/>
+          <w:sz w:val="28"/>
+          <w:szCs w:val="28"/>
+          <w:rtl/>
+        </w:rPr>
+      </w:pPr>
+      <w:r>
+        <w:rPr>
+          <w:rFonts w:ascii="David" w:hAnsi="David" w:cs="David"/>
+          <w:sz w:val="28"/>
+          <w:szCs w:val="28"/>
+          <w:rtl/>
+        </w:rPr>
+        <w:t>הנגשת האפליקציה לציבור הישראלי הדובר עברית.</w:t>
+      </w:r>
+    </w:p>
+    <w:p>
+      <w:pPr>
+        <w:bidi w:val="0"/>
+        <w:spacing w:after="124"/>
+        <w:ind w:right="499"/>
+        <w:rPr>
+          <w:rFonts w:ascii="David" w:hAnsi="David" w:cs="David"/>
+        </w:rPr>
+      </w:pPr>
+      <w:r>
+        <w:rPr>
+          <w:rFonts w:ascii="David" w:eastAsia="Arial" w:hAnsi="David" w:cs="David"/>
+          <w:sz w:val="26"/>
+        </w:rPr>
+        <w:t xml:space="preserve"> </w:t>
+      </w:r>
+    </w:p>
+    <w:p>
+      <w:pPr>
+        <w:numPr>
+          <w:ilvl w:val="2"/>
+          <w:numId w:val="2"/>
+        </w:numPr>
+        <w:spacing w:after="108"/>
+        <w:ind w:hanging="362"/>
+        <w:jc w:val="left"/>
+        <w:rPr>
+          <w:rFonts w:ascii="David" w:hAnsi="David" w:cs="David"/>
+          <w:sz w:val="28"/>
+          <w:szCs w:val="28"/>
+        </w:rPr>
+      </w:pPr>
+      <w:r>
+        <w:rPr>
+          <w:rFonts w:ascii="David" w:eastAsia="Arial" w:hAnsi="David" w:cs="David"/>
+          <w:b/>
+          <w:bCs/>
+          <w:sz w:val="28"/>
+          <w:szCs w:val="28"/>
+          <w:rtl/>
+        </w:rPr>
+        <w:t xml:space="preserve">סקירת מצב קיים בשוק: </w:t>
+      </w:r>
+    </w:p>
+    <w:p>
+      <w:pPr>
+        <w:spacing w:after="5" w:line="250" w:lineRule="auto"/>
+        <w:ind w:left="295" w:right="687" w:hanging="10"/>
+        <w:jc w:val="left"/>
+        <w:rPr>
+          <w:rFonts w:ascii="David" w:hAnsi="David" w:cs="David"/>
+          <w:sz w:val="28"/>
+          <w:szCs w:val="28"/>
+        </w:rPr>
+      </w:pPr>
+      <w:r>
+        <w:rPr>
+          <w:rFonts w:ascii="David" w:eastAsia="Arial" w:hAnsi="David" w:cs="David"/>
+          <w:sz w:val="28"/>
+          <w:szCs w:val="28"/>
+          <w:rtl/>
+        </w:rPr>
+        <w:t xml:space="preserve">נכון להיום, אכן קיימות אפליקציות דומות בשוק. </w:t>
+      </w:r>
+    </w:p>
+    <w:p>
+      <w:pPr>
+        <w:spacing w:after="5" w:line="250" w:lineRule="auto"/>
+        <w:ind w:left="299" w:right="1827" w:hanging="4"/>
+        <w:jc w:val="both"/>
+        <w:rPr>
+          <w:rFonts w:ascii="David" w:hAnsi="David" w:cs="David"/>
+          <w:sz w:val="28"/>
+          <w:szCs w:val="28"/>
+        </w:rPr>
+      </w:pPr>
+      <w:r>
+        <w:rPr>
+          <w:rFonts w:ascii="David" w:eastAsia="Arial" w:hAnsi="David" w:cs="David"/>
+          <w:sz w:val="28"/>
+          <w:szCs w:val="28"/>
+          <w:rtl/>
+        </w:rPr>
+        <w:t xml:space="preserve">אך </w:t>
+      </w:r>
+      <w:r>
+        <w:rPr>
+          <w:rFonts w:ascii="David" w:eastAsia="Arial" w:hAnsi="David" w:cs="David"/>
+          <w:sz w:val="28"/>
+          <w:szCs w:val="28"/>
+          <w:rtl/>
+        </w:rPr>
+        <w:t xml:space="preserve">אפליקציות הלו פועלות לרוב עם ממשק מסורבל ולא </w:t>
+      </w:r>
+      <w:r>
+        <w:rPr>
+          <w:rFonts w:ascii="David" w:eastAsia="Arial" w:hAnsi="David" w:cs="David" w:hint="cs"/>
+          <w:sz w:val="28"/>
+          <w:szCs w:val="28"/>
+          <w:rtl/>
+        </w:rPr>
+        <w:t>נוח למשתמש, מיועד</w:t>
+      </w:r>
+      <w:r>
+        <w:rPr>
+          <w:rFonts w:ascii="David" w:eastAsia="Arial" w:hAnsi="David" w:cs="David"/>
+          <w:sz w:val="28"/>
+          <w:szCs w:val="28"/>
+          <w:rtl/>
+        </w:rPr>
+        <w:t xml:space="preserve"> למשתמשים מתקדמים שמגיעים עם ידע מוקדם על התחום,  בנוס</w:t>
+      </w:r>
+      <w:r>
+        <w:rPr>
+          <w:rFonts w:ascii="David" w:eastAsia="Arial" w:hAnsi="David" w:cs="David" w:hint="cs"/>
+          <w:sz w:val="28"/>
+          <w:szCs w:val="28"/>
+          <w:rtl/>
+        </w:rPr>
+        <w:t>ף רוב</w:t>
+      </w:r>
+      <w:r>
+        <w:rPr>
+          <w:rFonts w:ascii="David" w:eastAsia="Arial" w:hAnsi="David" w:cs="David"/>
+          <w:sz w:val="28"/>
+          <w:szCs w:val="28"/>
+          <w:rtl/>
+        </w:rPr>
+        <w:t xml:space="preserve"> האפליקציות </w:t>
+      </w:r>
+      <w:r>
+        <w:rPr>
+          <w:rFonts w:ascii="David" w:hAnsi="David" w:cs="David" w:hint="cs"/>
+          <w:sz w:val="28"/>
+          <w:szCs w:val="28"/>
+          <w:rtl/>
+        </w:rPr>
+        <w:t xml:space="preserve">לא </w:t>
+      </w:r>
+      <w:r>
+        <w:rPr>
+          <w:rFonts w:ascii="David" w:hAnsi="David" w:cs="David" w:hint="cs"/>
+          <w:sz w:val="28"/>
+          <w:szCs w:val="28"/>
+          <w:rtl/>
+        </w:rPr>
+        <w:t xml:space="preserve">מופעלות בשפה העברית ופחות מונגשות </w:t>
+      </w:r>
+      <w:r>
+        <w:rPr>
+          <w:rFonts w:ascii="David" w:hAnsi="David" w:cs="David" w:hint="cs"/>
+          <w:sz w:val="28"/>
+          <w:szCs w:val="28"/>
+          <w:rtl/>
+        </w:rPr>
+        <w:t>לקהל הישראלי</w:t>
+      </w:r>
+      <w:r>
+        <w:rPr>
+          <w:rFonts w:ascii="David" w:hAnsi="David" w:cs="David" w:hint="cs"/>
+          <w:sz w:val="28"/>
+          <w:szCs w:val="28"/>
+          <w:rtl/>
+        </w:rPr>
+        <w:t>.</w:t>
+      </w:r>
+      <w:r>
+        <w:rPr>
+          <w:rFonts w:ascii="David" w:hAnsi="David" w:cs="David" w:hint="cs"/>
+          <w:sz w:val="28"/>
+          <w:szCs w:val="28"/>
+          <w:rtl/>
+        </w:rPr>
+        <w:t xml:space="preserve"> </w:t>
+      </w:r>
+    </w:p>
+    <w:p>
+      <w:pPr>
+        <w:bidi w:val="0"/>
+        <w:spacing w:after="0"/>
+        <w:ind w:right="67"/>
+        <w:rPr>
+          <w:rFonts w:ascii="David" w:hAnsi="David" w:cs="David"/>
+          <w:sz w:val="28"/>
+          <w:szCs w:val="28"/>
+        </w:rPr>
+      </w:pPr>
+      <w:r>
+        <w:rPr>
+          <w:rFonts w:ascii="David" w:eastAsia="Arial" w:hAnsi="David" w:cs="David"/>
+          <w:sz w:val="28"/>
+          <w:szCs w:val="28"/>
+        </w:rPr>
+        <w:t xml:space="preserve"> </w:t>
+      </w:r>
+    </w:p>
+    <w:p>
+      <w:pPr>
+        <w:bidi w:val="0"/>
+        <w:spacing w:after="0"/>
+        <w:ind w:right="67"/>
+        <w:rPr>
+          <w:rFonts w:ascii="David" w:hAnsi="David" w:cs="David"/>
+          <w:sz w:val="28"/>
+          <w:szCs w:val="28"/>
+        </w:rPr>
+      </w:pPr>
+      <w:r>
+        <w:rPr>
+          <w:rFonts w:ascii="David" w:eastAsia="Arial" w:hAnsi="David" w:cs="David"/>
+          <w:sz w:val="28"/>
+          <w:szCs w:val="28"/>
+        </w:rPr>
+        <w:t xml:space="preserve"> </w:t>
+      </w:r>
+    </w:p>
+    <w:p>
+      <w:pPr>
+        <w:numPr>
+          <w:ilvl w:val="2"/>
+          <w:numId w:val="2"/>
+        </w:numPr>
+        <w:spacing w:after="129"/>
+        <w:ind w:hanging="362"/>
+        <w:jc w:val="left"/>
+        <w:rPr>
+          <w:rFonts w:ascii="David" w:hAnsi="David" w:cs="David"/>
+          <w:sz w:val="28"/>
+          <w:szCs w:val="28"/>
+        </w:rPr>
+      </w:pPr>
+      <w:r>
+        <w:rPr>
+          <w:rFonts w:ascii="David" w:eastAsia="Arial" w:hAnsi="David" w:cs="David"/>
+          <w:b/>
+          <w:bCs/>
+          <w:sz w:val="28"/>
+          <w:szCs w:val="28"/>
+          <w:rtl/>
+        </w:rPr>
+        <w:t xml:space="preserve">מה הפרויקט אמור לחדש או לשפר: </w:t>
+      </w:r>
+    </w:p>
+    <w:p>
+      <w:pPr>
+        <w:spacing w:after="5" w:line="250" w:lineRule="auto"/>
+        <w:ind w:left="285" w:right="1690" w:hanging="4"/>
+        <w:jc w:val="both"/>
+        <w:rPr>
+          <w:rFonts w:ascii="David" w:eastAsia="Arial" w:hAnsi="David" w:cs="David"/>
+          <w:sz w:val="28"/>
+          <w:szCs w:val="28"/>
+          <w:rtl/>
+        </w:rPr>
+      </w:pPr>
+      <w:r>
+        <w:rPr>
+          <w:rFonts w:ascii="David" w:hAnsi="David" w:cs="David" w:hint="cs"/>
+          <w:sz w:val="28"/>
+          <w:szCs w:val="28"/>
+          <w:rtl/>
+        </w:rPr>
+        <w:t>הפרויקט נועד להנגיש לכלל האנשים הרוצים להשתמש באפליקציה, גם אם המשתמש פחות שולט בתחום וגם אם כן, האפליקציה יודעת לספק את השירותים הנדרשים לכל סוג של משתמש.</w:t>
+      </w:r>
+      <w:r>
+        <w:rPr>
+          <w:rFonts w:ascii="David" w:hAnsi="David" w:cs="David"/>
+          <w:sz w:val="28"/>
+          <w:szCs w:val="28"/>
+        </w:rPr>
+        <w:t xml:space="preserve"> </w:t>
+      </w:r>
+      <w:r>
+        <w:rPr>
+          <w:rFonts w:ascii="David" w:eastAsia="Arial" w:hAnsi="David" w:cs="David" w:hint="cs"/>
+          <w:sz w:val="28"/>
+          <w:szCs w:val="28"/>
+          <w:rtl/>
+        </w:rPr>
+        <w:t xml:space="preserve">האפליקציה פועלת בממשק נוח למשתמש המיועד לשפר את הנראות ואת </w:t>
+      </w:r>
+      <w:r>
+        <w:rPr>
+          <w:rFonts w:ascii="David" w:eastAsia="Arial" w:hAnsi="David" w:cs="David" w:hint="cs"/>
+          <w:sz w:val="28"/>
+          <w:szCs w:val="28"/>
+          <w:rtl/>
+        </w:rPr>
+        <w:t>נוחות המשתמש לעומת אפליקציות דומות.</w:t>
+      </w:r>
+    </w:p>
+    <w:p>
+      <w:pPr>
+        <w:bidi w:val="0"/>
+        <w:spacing w:after="0"/>
+        <w:ind w:right="67"/>
+        <w:rPr>
+          <w:rFonts w:ascii="David" w:hAnsi="David" w:cs="David"/>
+          <w:sz w:val="28"/>
+          <w:szCs w:val="28"/>
+        </w:rPr>
+      </w:pPr>
+    </w:p>
+    <w:p>
+      <w:pPr>
+        <w:numPr>
+          <w:ilvl w:val="2"/>
+          <w:numId w:val="2"/>
+        </w:numPr>
+        <w:spacing w:after="129"/>
+        <w:ind w:hanging="362"/>
+        <w:jc w:val="left"/>
+        <w:rPr>
+          <w:rFonts w:ascii="David" w:hAnsi="David" w:cs="David"/>
+        </w:rPr>
+      </w:pPr>
+      <w:r>
+        <w:rPr>
+          <w:rFonts w:ascii="David" w:eastAsia="Arial" w:hAnsi="David" w:cs="David"/>
+          <w:b/>
+          <w:bCs/>
+          <w:sz w:val="26"/>
+          <w:szCs w:val="26"/>
+          <w:rtl/>
+        </w:rPr>
+        <w:t xml:space="preserve">דרישות מערכת ופונקציונאליות: </w:t>
       </w:r>
     </w:p>
     <w:p>
@@ -2449,49 +2932,18 @@
           <w:numId w:val="18"/>
         </w:numPr>
         <w:spacing w:after="5" w:line="250" w:lineRule="auto"/>
-        <w:ind w:right="1133"/>
-        <w:jc w:val="left"/>
-        <w:rPr>
-          <w:rFonts w:ascii="David" w:hAnsi="David" w:cs="David"/>
-          <w:sz w:val="28"/>
-          <w:szCs w:val="28"/>
-        </w:rPr>
-      </w:pPr>
-      <w:r>
-        <w:rPr>
-          <w:rFonts w:ascii="David" w:eastAsia="Arial" w:hAnsi="David" w:cs="David"/>
-          <w:sz w:val="28"/>
-          <w:szCs w:val="28"/>
-          <w:rtl/>
-        </w:rPr>
-        <w:t xml:space="preserve">אפשרות </w:t>
-      </w:r>
-      <w:r>
-        <w:rPr>
-          <w:rFonts w:ascii="David" w:hAnsi="David" w:cs="David"/>
-          <w:sz w:val="28"/>
-          <w:szCs w:val="28"/>
-          <w:rtl/>
-        </w:rPr>
-        <w:t xml:space="preserve">להפעיל </w:t>
-      </w:r>
-      <w:r>
-        <w:rPr>
-          <w:rFonts w:ascii="David" w:hAnsi="David" w:cs="David"/>
-          <w:sz w:val="28"/>
-          <w:szCs w:val="28"/>
-        </w:rPr>
-        <w:t>FIREWALL</w:t>
-      </w:r>
-      <w:r>
-        <w:rPr>
-          <w:rFonts w:ascii="David" w:hAnsi="David" w:cs="David"/>
-          <w:sz w:val="28"/>
-          <w:szCs w:val="28"/>
-          <w:rtl/>
-        </w:rPr>
-        <w:t xml:space="preserve"> במכשיר.</w:t>
-      </w:r>
+        <w:ind w:right="687"/>
+        <w:jc w:val="left"/>
+        <w:rPr>
+          <w:rFonts w:ascii="David" w:eastAsia="Arial" w:hAnsi="David" w:cs="David" w:hint="cs"/>
+          <w:b/>
+          <w:bCs/>
+          <w:vanish/>
+          <w:sz w:val="28"/>
+          <w:szCs w:val="28"/>
+          <w:rtl/>
+        </w:rPr>
+      </w:pPr>
     </w:p>
     <w:p>
       <w:pPr>
@@ -2501,32 +2953,18 @@
           <w:numId w:val="18"/>
         </w:numPr>
         <w:spacing w:after="5" w:line="250" w:lineRule="auto"/>
-        <w:ind w:right="1133"/>
-        <w:jc w:val="left"/>
-        <w:rPr>
-          <w:rFonts w:ascii="David" w:hAnsi="David" w:cs="David"/>
-          <w:sz w:val="28"/>
-          <w:szCs w:val="28"/>
-        </w:rPr>
-      </w:pPr>
-      <w:r>
-        <w:rPr>
-          <w:rFonts w:ascii="David" w:eastAsia="Arial" w:hAnsi="David" w:cs="David"/>
-          <w:sz w:val="28"/>
-          <w:szCs w:val="28"/>
-          <w:rtl/>
-        </w:rPr>
-        <w:t>בדיקה של חבילות הרשת המגיעות ויוצאות מהמכשיר</w:t>
-      </w:r>
-      <w:r>
-        <w:rPr>
-          <w:rFonts w:ascii="David" w:hAnsi="David" w:cs="David"/>
-          <w:sz w:val="28"/>
-          <w:szCs w:val="28"/>
-          <w:rtl/>
-        </w:rPr>
-        <w:t>.</w:t>
-      </w:r>
+        <w:ind w:right="687"/>
+        <w:jc w:val="left"/>
+        <w:rPr>
+          <w:rFonts w:ascii="David" w:eastAsia="Arial" w:hAnsi="David" w:cs="David" w:hint="cs"/>
+          <w:b/>
+          <w:bCs/>
+          <w:vanish/>
+          <w:sz w:val="28"/>
+          <w:szCs w:val="28"/>
+          <w:rtl/>
+        </w:rPr>
+      </w:pPr>
     </w:p>
     <w:p>
       <w:pPr>
@@ -2536,376 +2974,18 @@
           <w:numId w:val="18"/>
         </w:numPr>
         <w:spacing w:after="5" w:line="250" w:lineRule="auto"/>
-        <w:ind w:right="1133"/>
-        <w:jc w:val="left"/>
-        <w:rPr>
-          <w:rFonts w:ascii="David" w:hAnsi="David" w:cs="David"/>
-          <w:sz w:val="28"/>
-          <w:szCs w:val="28"/>
-          <w:rtl/>
-        </w:rPr>
-      </w:pPr>
-      <w:r>
-        <w:rPr>
-          <w:rFonts w:ascii="David" w:hAnsi="David" w:cs="David"/>
-          <w:sz w:val="28"/>
-          <w:szCs w:val="28"/>
-          <w:rtl/>
-        </w:rPr>
-        <w:t>הנגשת האפליקציה לציבור הישראלי הדובר עברית.</w:t>
-      </w:r>
-    </w:p>
-    <w:p>
-      <w:pPr>
-        <w:bidi w:val="0"/>
-        <w:spacing w:after="124"/>
-        <w:ind w:right="499"/>
-        <w:rPr>
-          <w:rFonts w:ascii="David" w:hAnsi="David" w:cs="David"/>
-        </w:rPr>
-      </w:pPr>
-      <w:r>
-        <w:rPr>
-          <w:rFonts w:ascii="David" w:eastAsia="Arial" w:hAnsi="David" w:cs="David"/>
-          <w:sz w:val="26"/>
-        </w:rPr>
-        <w:t xml:space="preserve"> </w:t>
-      </w:r>
-    </w:p>
-    <w:p>
-      <w:pPr>
-        <w:numPr>
-          <w:ilvl w:val="2"/>
-          <w:numId w:val="2"/>
-        </w:numPr>
-        <w:spacing w:after="108"/>
-        <w:ind w:hanging="362"/>
-        <w:jc w:val="left"/>
-        <w:rPr>
-          <w:rFonts w:ascii="David" w:hAnsi="David" w:cs="David"/>
-          <w:sz w:val="28"/>
-          <w:szCs w:val="28"/>
-        </w:rPr>
-      </w:pPr>
-      <w:r>
-        <w:rPr>
-          <w:rFonts w:ascii="David" w:eastAsia="Arial" w:hAnsi="David" w:cs="David"/>
+        <w:ind w:right="687"/>
+        <w:jc w:val="left"/>
+        <w:rPr>
+          <w:rFonts w:ascii="David" w:eastAsia="Arial" w:hAnsi="David" w:cs="David" w:hint="cs"/>
           <w:b/>
           <w:bCs/>
-          <w:sz w:val="28"/>
-          <w:szCs w:val="28"/>
-          <w:rtl/>
-        </w:rPr>
-        <w:t xml:space="preserve">סקירת מצב קיים בשוק: </w:t>
-      </w:r>
-    </w:p>
-    <w:p>
-      <w:pPr>
-        <w:spacing w:after="5" w:line="250" w:lineRule="auto"/>
-        <w:ind w:right="687" w:hanging="10"/>
-        <w:jc w:val="left"/>
-        <w:rPr>
-          <w:rFonts w:ascii="David" w:hAnsi="David" w:cs="David"/>
-          <w:sz w:val="28"/>
-          <w:szCs w:val="28"/>
-        </w:rPr>
-      </w:pPr>
-      <w:r>
-        <w:rPr>
-          <w:rFonts w:ascii="David" w:eastAsia="Arial" w:hAnsi="David" w:cs="David"/>
-          <w:sz w:val="28"/>
-          <w:szCs w:val="28"/>
-          <w:rtl/>
-        </w:rPr>
-        <w:t xml:space="preserve">נכון להיום, אכן קיימות אפליקציות דומות בשוק. </w:t>
-      </w:r>
-    </w:p>
-    <w:p>
-      <w:pPr>
-        <w:spacing w:after="5" w:line="250" w:lineRule="auto"/>
-        <w:ind w:left="4" w:right="1827" w:hanging="4"/>
-        <w:jc w:val="both"/>
-        <w:rPr>
-          <w:rFonts w:ascii="David" w:hAnsi="David" w:cs="David"/>
-          <w:sz w:val="28"/>
-          <w:szCs w:val="28"/>
-        </w:rPr>
-      </w:pPr>
-      <w:r>
-        <w:rPr>
-          <w:rFonts w:ascii="David" w:eastAsia="Arial" w:hAnsi="David" w:cs="David"/>
-          <w:sz w:val="28"/>
-          <w:szCs w:val="28"/>
-          <w:rtl/>
-        </w:rPr>
-        <w:t xml:space="preserve">אך </w:t>
-      </w:r>
-      <w:r>
-        <w:rPr>
-          <w:rFonts w:ascii="David" w:eastAsia="Arial" w:hAnsi="David" w:cs="David"/>
-          <w:sz w:val="28"/>
-          <w:szCs w:val="28"/>
-          <w:rtl/>
-        </w:rPr>
-        <w:t xml:space="preserve">אפליקציות הלו פועלות לרוב עם ממשק מסורבל ולא </w:t>
-      </w:r>
-      <w:r>
-        <w:rPr>
-          <w:rFonts w:ascii="David" w:eastAsia="Arial" w:hAnsi="David" w:cs="David" w:hint="cs"/>
-          <w:sz w:val="28"/>
-          <w:szCs w:val="28"/>
-          <w:rtl/>
-        </w:rPr>
-        <w:t>נוח למשתמש, מיועד</w:t>
-      </w:r>
-      <w:r>
-        <w:rPr>
-          <w:rFonts w:ascii="David" w:eastAsia="Arial" w:hAnsi="David" w:cs="David"/>
-          <w:sz w:val="28"/>
-          <w:szCs w:val="28"/>
-          <w:rtl/>
-        </w:rPr>
-        <w:t xml:space="preserve"> למשתמשים מתקדמים שמגיעים עם ידע מוקדם על התחום,  בנוס</w:t>
-      </w:r>
-      <w:r>
-        <w:rPr>
-          <w:rFonts w:ascii="David" w:eastAsia="Arial" w:hAnsi="David" w:cs="David" w:hint="cs"/>
-          <w:sz w:val="28"/>
-          <w:szCs w:val="28"/>
-          <w:rtl/>
-        </w:rPr>
-        <w:t>ף רוב</w:t>
-      </w:r>
-      <w:r>
-        <w:rPr>
-          <w:rFonts w:ascii="David" w:eastAsia="Arial" w:hAnsi="David" w:cs="David"/>
-          <w:sz w:val="28"/>
-          <w:szCs w:val="28"/>
-          <w:rtl/>
-        </w:rPr>
-        <w:t xml:space="preserve"> האפליקציות </w:t>
-      </w:r>
-      <w:r>
-        <w:rPr>
-          <w:rFonts w:ascii="David" w:hAnsi="David" w:cs="David" w:hint="cs"/>
-          <w:sz w:val="28"/>
-          <w:szCs w:val="28"/>
-          <w:rtl/>
-        </w:rPr>
-        <w:t xml:space="preserve">לא </w:t>
-      </w:r>
-      <w:r>
-        <w:rPr>
-          <w:rFonts w:ascii="David" w:hAnsi="David" w:cs="David" w:hint="cs"/>
-          <w:sz w:val="28"/>
-          <w:szCs w:val="28"/>
-          <w:rtl/>
-        </w:rPr>
-        <w:t xml:space="preserve">מופעלות בשפה העברית ופחות מונגשות </w:t>
-      </w:r>
-      <w:r>
-        <w:rPr>
-          <w:rFonts w:ascii="David" w:hAnsi="David" w:cs="David" w:hint="cs"/>
-          <w:sz w:val="28"/>
-          <w:szCs w:val="28"/>
-          <w:rtl/>
-        </w:rPr>
-        <w:t>לקהל הישראלי</w:t>
-      </w:r>
-      <w:r>
-        <w:rPr>
-          <w:rFonts w:ascii="David" w:hAnsi="David" w:cs="David" w:hint="cs"/>
-          <w:sz w:val="28"/>
-          <w:szCs w:val="28"/>
-          <w:rtl/>
-        </w:rPr>
-        <w:t>.</w:t>
-      </w:r>
-      <w:r>
-        <w:rPr>
-          <w:rFonts w:ascii="David" w:hAnsi="David" w:cs="David" w:hint="cs"/>
-          <w:sz w:val="28"/>
-          <w:szCs w:val="28"/>
-          <w:rtl/>
-        </w:rPr>
-        <w:t xml:space="preserve"> </w:t>
-      </w:r>
-    </w:p>
-    <w:p>
-      <w:pPr>
-        <w:bidi w:val="0"/>
-        <w:spacing w:after="0"/>
-        <w:ind w:right="67"/>
-        <w:rPr>
-          <w:rFonts w:ascii="David" w:hAnsi="David" w:cs="David"/>
-          <w:sz w:val="28"/>
-          <w:szCs w:val="28"/>
-        </w:rPr>
-      </w:pPr>
-      <w:r>
-        <w:rPr>
-          <w:rFonts w:ascii="David" w:eastAsia="Arial" w:hAnsi="David" w:cs="David"/>
-          <w:sz w:val="28"/>
-          <w:szCs w:val="28"/>
-        </w:rPr>
-        <w:t xml:space="preserve"> </w:t>
-      </w:r>
-    </w:p>
-    <w:p>
-      <w:pPr>
-        <w:bidi w:val="0"/>
-        <w:spacing w:after="0"/>
-        <w:ind w:right="67"/>
-        <w:rPr>
-          <w:rFonts w:ascii="David" w:hAnsi="David" w:cs="David"/>
-          <w:sz w:val="28"/>
-          <w:szCs w:val="28"/>
-        </w:rPr>
-      </w:pPr>
-      <w:r>
-        <w:rPr>
-          <w:rFonts w:ascii="David" w:eastAsia="Arial" w:hAnsi="David" w:cs="David"/>
-          <w:sz w:val="28"/>
-          <w:szCs w:val="28"/>
-        </w:rPr>
-        <w:t xml:space="preserve"> </w:t>
-      </w:r>
-    </w:p>
-    <w:p>
-      <w:pPr>
-        <w:numPr>
-          <w:ilvl w:val="2"/>
-          <w:numId w:val="2"/>
-        </w:numPr>
-        <w:spacing w:after="129"/>
-        <w:ind w:hanging="362"/>
-        <w:jc w:val="left"/>
-        <w:rPr>
-          <w:rFonts w:ascii="David" w:hAnsi="David" w:cs="David"/>
-          <w:sz w:val="28"/>
-          <w:szCs w:val="28"/>
-        </w:rPr>
-      </w:pPr>
-      <w:r>
-        <w:rPr>
-          <w:rFonts w:ascii="David" w:eastAsia="Arial" w:hAnsi="David" w:cs="David"/>
-          <w:b/>
-          <w:bCs/>
-          <w:sz w:val="28"/>
-          <w:szCs w:val="28"/>
-          <w:rtl/>
-        </w:rPr>
-        <w:t xml:space="preserve">מה הפרויקט אמור לחדש או לשפר: </w:t>
-      </w:r>
-    </w:p>
-    <w:p>
-      <w:pPr>
-        <w:spacing w:after="5" w:line="250" w:lineRule="auto"/>
-        <w:ind w:left="4" w:right="1690" w:hanging="4"/>
-        <w:jc w:val="left"/>
-        <w:rPr>
-          <w:rFonts w:ascii="David" w:hAnsi="David" w:cs="David"/>
-          <w:sz w:val="28"/>
-          <w:szCs w:val="28"/>
-        </w:rPr>
-      </w:pPr>
-      <w:r>
-        <w:rPr>
-          <w:rFonts w:ascii="David" w:hAnsi="David" w:cs="David" w:hint="cs"/>
-          <w:sz w:val="28"/>
-          <w:szCs w:val="28"/>
-          <w:rtl/>
-        </w:rPr>
-        <w:t xml:space="preserve">הפרויקט נועד </w:t>
-      </w:r>
-      <w:proofErr w:type="spellStart"/>
-      <w:r>
-        <w:rPr>
-          <w:rFonts w:ascii="David" w:hAnsi="David" w:cs="David" w:hint="cs"/>
-          <w:sz w:val="28"/>
-          <w:szCs w:val="28"/>
-          <w:rtl/>
-        </w:rPr>
-        <w:t>להנגיש</w:t>
-      </w:r>
-      <w:proofErr w:type="spellEnd"/>
-      <w:r>
-        <w:rPr>
-          <w:rFonts w:ascii="David" w:hAnsi="David" w:cs="David" w:hint="cs"/>
-          <w:sz w:val="28"/>
-          <w:szCs w:val="28"/>
-          <w:rtl/>
-        </w:rPr>
-        <w:t xml:space="preserve"> לכלל האנשים הרוצים להשתמש באפליקציה, גם אם המשתמש פחות שולט בתחום וגם אם כן, האפליקציה יודעת לספק את השירותים הנדרשים לכל סוג של משתמש.</w:t>
-      </w:r>
-    </w:p>
-    <w:p>
-      <w:pPr>
-        <w:bidi w:val="0"/>
-        <w:spacing w:after="0"/>
-        <w:ind w:right="67"/>
-        <w:rPr>
-          <w:rFonts w:ascii="David" w:eastAsia="Arial" w:hAnsi="David" w:cs="David"/>
-          <w:sz w:val="28"/>
-          <w:szCs w:val="28"/>
-          <w:rtl/>
-        </w:rPr>
-      </w:pPr>
-      <w:r>
-        <w:rPr>
-          <w:rFonts w:ascii="David" w:eastAsia="Arial" w:hAnsi="David" w:cs="David" w:hint="cs"/>
-          <w:sz w:val="28"/>
-          <w:szCs w:val="28"/>
-          <w:rtl/>
-        </w:rPr>
-        <w:t xml:space="preserve">האפליקציה פועלת בממשק נוח למשתמש המיועד לשפר את הנראות ואת </w:t>
-      </w:r>
-      <w:r>
-        <w:rPr>
-          <w:rFonts w:ascii="David" w:eastAsia="Arial" w:hAnsi="David" w:cs="David" w:hint="cs"/>
-          <w:sz w:val="28"/>
-          <w:szCs w:val="28"/>
-          <w:rtl/>
-        </w:rPr>
-        <w:t>נוחות המשתמש לעומת אפליקציות דומות.</w:t>
-      </w:r>
-    </w:p>
-    <w:p>
-      <w:pPr>
-        <w:bidi w:val="0"/>
-        <w:spacing w:after="0"/>
-        <w:ind w:right="67"/>
-        <w:rPr>
-          <w:rFonts w:ascii="David" w:hAnsi="David" w:cs="David"/>
-          <w:sz w:val="28"/>
-          <w:szCs w:val="28"/>
-        </w:rPr>
-      </w:pPr>
-    </w:p>
-    <w:p>
-      <w:pPr>
-        <w:numPr>
-          <w:ilvl w:val="2"/>
-          <w:numId w:val="2"/>
-        </w:numPr>
-        <w:spacing w:after="129"/>
-        <w:ind w:hanging="362"/>
-        <w:jc w:val="left"/>
-        <w:rPr>
-          <w:rFonts w:ascii="David" w:hAnsi="David" w:cs="David"/>
-        </w:rPr>
-      </w:pPr>
-      <w:r>
-        <w:rPr>
-          <w:rFonts w:ascii="David" w:eastAsia="Arial" w:hAnsi="David" w:cs="David"/>
-          <w:b/>
-          <w:bCs/>
-          <w:sz w:val="26"/>
-          <w:szCs w:val="26"/>
-          <w:rtl/>
-        </w:rPr>
-        <w:t xml:space="preserve">דרישות מערכת ופונקציונאליות: </w:t>
-      </w:r>
+          <w:vanish/>
+          <w:sz w:val="28"/>
+          <w:szCs w:val="28"/>
+          <w:rtl/>
+        </w:rPr>
+      </w:pPr>
     </w:p>
     <w:p>
       <w:pPr>
@@ -3159,24 +3239,24 @@
           <w:rFonts w:ascii="David" w:eastAsia="Arial" w:hAnsi="David" w:cs="David"/>
           <w:sz w:val="24"/>
         </w:rPr>
+        <w:t xml:space="preserve"> </w:t>
+      </w:r>
+    </w:p>
+    <w:p>
+      <w:pPr>
+        <w:bidi w:val="0"/>
+        <w:spacing w:after="0"/>
+        <w:ind w:right="67"/>
+        <w:rPr>
+          <w:rFonts w:ascii="David" w:hAnsi="David" w:cs="David"/>
+        </w:rPr>
+      </w:pPr>
+      <w:r>
+        <w:rPr>
+          <w:rFonts w:ascii="David" w:eastAsia="Arial" w:hAnsi="David" w:cs="David"/>
+          <w:sz w:val="24"/>
+        </w:rPr>
         <w:lastRenderedPageBreak/>
-        <w:t xml:space="preserve"> </w:t>
-      </w:r>
-    </w:p>
-    <w:p>
-      <w:pPr>
-        <w:bidi w:val="0"/>
-        <w:spacing w:after="0"/>
-        <w:ind w:right="67"/>
-        <w:rPr>
-          <w:rFonts w:ascii="David" w:hAnsi="David" w:cs="David"/>
-        </w:rPr>
-      </w:pPr>
-      <w:r>
-        <w:rPr>
-          <w:rFonts w:ascii="David" w:eastAsia="Arial" w:hAnsi="David" w:cs="David"/>
-          <w:sz w:val="24"/>
-        </w:rPr>
         <w:t xml:space="preserve"> </w:t>
       </w:r>
     </w:p>
@@ -6439,23 +6519,36 @@
     <w:p>
       <w:pPr>
         <w:bidi w:val="0"/>
-        <w:spacing w:after="41"/>
-        <w:ind w:right="487"/>
-        <w:rPr>
-          <w:rFonts w:ascii="David" w:hAnsi="David" w:cs="David"/>
-          <w:sz w:val="28"/>
-          <w:szCs w:val="28"/>
-        </w:rPr>
-      </w:pPr>
-      <w:r>
-        <w:rPr>
-          <w:rFonts w:ascii="David" w:eastAsia="Arial" w:hAnsi="David" w:cs="David"/>
-          <w:b/>
-          <w:sz w:val="28"/>
-          <w:szCs w:val="28"/>
-        </w:rPr>
-        <w:t xml:space="preserve"> </w:t>
-      </w:r>
+        <w:jc w:val="left"/>
+        <w:rPr>
+          <w:rFonts w:ascii="David" w:hAnsi="David" w:cs="David"/>
+          <w:sz w:val="28"/>
+          <w:szCs w:val="28"/>
+          <w:rtl/>
+        </w:rPr>
+      </w:pPr>
+      <w:r>
+        <w:rPr>
+          <w:rFonts w:ascii="David" w:hAnsi="David" w:cs="David"/>
+          <w:sz w:val="28"/>
+          <w:szCs w:val="28"/>
+          <w:rtl/>
+        </w:rPr>
+        <w:br w:type="page"/>
+      </w:r>
+    </w:p>
+    <w:p>
+      <w:pPr>
+        <w:pStyle w:val="ListParagraph"/>
+        <w:spacing w:after="0"/>
+        <w:ind w:left="1712" w:right="343"/>
+        <w:jc w:val="left"/>
+        <w:rPr>
+          <w:rFonts w:ascii="David" w:hAnsi="David" w:cs="David"/>
+          <w:sz w:val="28"/>
+          <w:szCs w:val="28"/>
+        </w:rPr>
+      </w:pPr>
     </w:p>
     <w:p>
       <w:pPr>
@@ -6464,7 +6557,8 @@
           <w:ilvl w:val="0"/>
           <w:numId w:val="18"/>
         </w:numPr>
-        <w:spacing w:after="108"/>
+        <w:spacing w:after="0"/>
+        <w:ind w:right="343"/>
         <w:jc w:val="left"/>
         <w:rPr>
           <w:rFonts w:ascii="David" w:hAnsi="David" w:cs="David"/>
@@ -6543,8 +6637,12 @@
     <w:p>
       <w:pPr>
         <w:pStyle w:val="ListParagraph"/>
-        <w:spacing w:after="0"/>
-        <w:ind w:left="927" w:right="71"/>
+        <w:numPr>
+          <w:ilvl w:val="2"/>
+          <w:numId w:val="18"/>
+        </w:numPr>
+        <w:spacing w:after="0"/>
+        <w:ind w:right="71"/>
         <w:jc w:val="left"/>
         <w:rPr>
           <w:rFonts w:ascii="David" w:hAnsi="David" w:cs="David"/>
@@ -6560,7 +6658,6 @@
           <w:szCs w:val="28"/>
           <w:rtl/>
         </w:rPr>
-        <w:lastRenderedPageBreak/>
         <w:t>פתרון:</w:t>
       </w:r>
       <w:r>
@@ -6669,8 +6766,12 @@
     <w:p>
       <w:pPr>
         <w:pStyle w:val="ListParagraph"/>
-        <w:spacing w:after="0"/>
-        <w:ind w:left="927" w:right="71"/>
+        <w:numPr>
+          <w:ilvl w:val="2"/>
+          <w:numId w:val="18"/>
+        </w:numPr>
+        <w:spacing w:after="0"/>
+        <w:ind w:right="71"/>
         <w:jc w:val="left"/>
         <w:rPr>
           <w:rFonts w:ascii="David" w:hAnsi="David" w:cs="David"/>
@@ -6780,8 +6881,12 @@
     <w:p>
       <w:pPr>
         <w:pStyle w:val="ListParagraph"/>
-        <w:spacing w:after="0"/>
-        <w:ind w:left="927" w:right="71"/>
+        <w:numPr>
+          <w:ilvl w:val="2"/>
+          <w:numId w:val="18"/>
+        </w:numPr>
+        <w:spacing w:after="0"/>
+        <w:ind w:right="71"/>
         <w:jc w:val="left"/>
         <w:rPr>
           <w:rFonts w:ascii="David" w:hAnsi="David" w:cs="David"/>
@@ -6853,38 +6958,6 @@
         </w:rPr>
         <w:t xml:space="preserve"> </w:t>
       </w:r>
-    </w:p>
-    <w:p>
-      <w:pPr>
-        <w:bidi w:val="0"/>
-        <w:spacing w:after="0"/>
-        <w:ind w:right="71"/>
-        <w:rPr>
-          <w:rFonts w:ascii="David" w:hAnsi="David" w:cs="David"/>
-          <w:sz w:val="28"/>
-          <w:szCs w:val="28"/>
-        </w:rPr>
-      </w:pPr>
-      <w:r>
-        <w:rPr>
-          <w:rFonts w:ascii="David" w:eastAsia="Arial" w:hAnsi="David" w:cs="David"/>
-          <w:sz w:val="28"/>
-          <w:szCs w:val="28"/>
-        </w:rPr>
-        <w:t xml:space="preserve"> </w:t>
-      </w:r>
-    </w:p>
-    <w:p>
-      <w:pPr>
-        <w:bidi w:val="0"/>
-        <w:spacing w:after="0"/>
-        <w:ind w:right="71"/>
-        <w:rPr>
-          <w:rFonts w:ascii="David" w:hAnsi="David" w:cs="David"/>
-          <w:sz w:val="28"/>
-          <w:szCs w:val="28"/>
-        </w:rPr>
-      </w:pPr>
     </w:p>
     <w:p>
       <w:pPr>
@@ -7506,51 +7579,204 @@
         <w:spacing w:after="0"/>
         <w:jc w:val="left"/>
         <w:rPr>
-          <w:rFonts w:ascii="David" w:hAnsi="David" w:cs="David"/>
-          <w:sz w:val="28"/>
-          <w:szCs w:val="28"/>
-        </w:rPr>
-      </w:pPr>
-      <w:r>
-        <w:rPr>
           <w:rFonts w:ascii="David" w:hAnsi="David" w:cs="David" w:hint="cs"/>
-          <w:sz w:val="28"/>
-          <w:szCs w:val="28"/>
-        </w:rPr>
-        <w:t>ANDROID STUDIO</w:t>
-      </w:r>
-      <w:r>
-        <w:rPr>
-          <w:rFonts w:ascii="David" w:hAnsi="David" w:cs="David" w:hint="cs"/>
-          <w:sz w:val="28"/>
-          <w:szCs w:val="28"/>
-          <w:rtl/>
-        </w:rPr>
-        <w:t xml:space="preserve">- סביבת הפיתוח עבור מערכת האנדרואיד. האפליקציה שלנו עובדת בסביבת פיתוח </w:t>
-      </w:r>
-      <w:r>
-        <w:rPr>
-          <w:rFonts w:ascii="David" w:hAnsi="David" w:cs="David" w:hint="cs"/>
-          <w:sz w:val="28"/>
-          <w:szCs w:val="28"/>
-        </w:rPr>
-        <w:t>ANDROID</w:t>
-      </w:r>
-      <w:r>
-        <w:rPr>
-          <w:rFonts w:ascii="David" w:hAnsi="David" w:cs="David" w:hint="cs"/>
-          <w:sz w:val="28"/>
-          <w:szCs w:val="28"/>
-          <w:rtl/>
-        </w:rPr>
-        <w:t>.</w:t>
-      </w:r>
+          <w:vanish/>
+          <w:sz w:val="28"/>
+          <w:szCs w:val="28"/>
+        </w:rPr>
+      </w:pPr>
     </w:p>
     <w:p>
       <w:pPr>
         <w:pStyle w:val="ListParagraph"/>
         <w:numPr>
           <w:ilvl w:val="0"/>
+          <w:numId w:val="21"/>
+        </w:numPr>
+        <w:spacing w:after="0"/>
+        <w:jc w:val="left"/>
+        <w:rPr>
+          <w:rFonts w:ascii="David" w:hAnsi="David" w:cs="David" w:hint="cs"/>
+          <w:vanish/>
+          <w:sz w:val="28"/>
+          <w:szCs w:val="28"/>
+        </w:rPr>
+      </w:pPr>
+    </w:p>
+    <w:p>
+      <w:pPr>
+        <w:pStyle w:val="ListParagraph"/>
+        <w:numPr>
+          <w:ilvl w:val="0"/>
+          <w:numId w:val="21"/>
+        </w:numPr>
+        <w:spacing w:after="0"/>
+        <w:jc w:val="left"/>
+        <w:rPr>
+          <w:rFonts w:ascii="David" w:hAnsi="David" w:cs="David" w:hint="cs"/>
+          <w:vanish/>
+          <w:sz w:val="28"/>
+          <w:szCs w:val="28"/>
+        </w:rPr>
+      </w:pPr>
+    </w:p>
+    <w:p>
+      <w:pPr>
+        <w:pStyle w:val="ListParagraph"/>
+        <w:numPr>
+          <w:ilvl w:val="0"/>
+          <w:numId w:val="21"/>
+        </w:numPr>
+        <w:spacing w:after="0"/>
+        <w:jc w:val="left"/>
+        <w:rPr>
+          <w:rFonts w:ascii="David" w:hAnsi="David" w:cs="David" w:hint="cs"/>
+          <w:vanish/>
+          <w:sz w:val="28"/>
+          <w:szCs w:val="28"/>
+        </w:rPr>
+      </w:pPr>
+    </w:p>
+    <w:p>
+      <w:pPr>
+        <w:pStyle w:val="ListParagraph"/>
+        <w:numPr>
+          <w:ilvl w:val="0"/>
+          <w:numId w:val="21"/>
+        </w:numPr>
+        <w:spacing w:after="0"/>
+        <w:jc w:val="left"/>
+        <w:rPr>
+          <w:rFonts w:ascii="David" w:hAnsi="David" w:cs="David" w:hint="cs"/>
+          <w:vanish/>
+          <w:sz w:val="28"/>
+          <w:szCs w:val="28"/>
+        </w:rPr>
+      </w:pPr>
+    </w:p>
+    <w:p>
+      <w:pPr>
+        <w:pStyle w:val="ListParagraph"/>
+        <w:numPr>
+          <w:ilvl w:val="0"/>
+          <w:numId w:val="21"/>
+        </w:numPr>
+        <w:spacing w:after="0"/>
+        <w:jc w:val="left"/>
+        <w:rPr>
+          <w:rFonts w:ascii="David" w:hAnsi="David" w:cs="David" w:hint="cs"/>
+          <w:vanish/>
+          <w:sz w:val="28"/>
+          <w:szCs w:val="28"/>
+        </w:rPr>
+      </w:pPr>
+    </w:p>
+    <w:p>
+      <w:pPr>
+        <w:pStyle w:val="ListParagraph"/>
+        <w:numPr>
+          <w:ilvl w:val="0"/>
+          <w:numId w:val="21"/>
+        </w:numPr>
+        <w:spacing w:after="0"/>
+        <w:jc w:val="left"/>
+        <w:rPr>
+          <w:rFonts w:ascii="David" w:hAnsi="David" w:cs="David" w:hint="cs"/>
+          <w:vanish/>
+          <w:sz w:val="28"/>
+          <w:szCs w:val="28"/>
+        </w:rPr>
+      </w:pPr>
+    </w:p>
+    <w:p>
+      <w:pPr>
+        <w:pStyle w:val="ListParagraph"/>
+        <w:numPr>
+          <w:ilvl w:val="1"/>
+          <w:numId w:val="21"/>
+        </w:numPr>
+        <w:spacing w:after="0"/>
+        <w:jc w:val="left"/>
+        <w:rPr>
+          <w:rFonts w:ascii="David" w:hAnsi="David" w:cs="David" w:hint="cs"/>
+          <w:vanish/>
+          <w:sz w:val="28"/>
+          <w:szCs w:val="28"/>
+        </w:rPr>
+      </w:pPr>
+    </w:p>
+    <w:p>
+      <w:pPr>
+        <w:pStyle w:val="ListParagraph"/>
+        <w:numPr>
+          <w:ilvl w:val="1"/>
+          <w:numId w:val="21"/>
+        </w:numPr>
+        <w:spacing w:after="0"/>
+        <w:jc w:val="left"/>
+        <w:rPr>
+          <w:rFonts w:ascii="David" w:hAnsi="David" w:cs="David" w:hint="cs"/>
+          <w:vanish/>
+          <w:sz w:val="28"/>
+          <w:szCs w:val="28"/>
+        </w:rPr>
+      </w:pPr>
+    </w:p>
+    <w:p>
+      <w:pPr>
+        <w:pStyle w:val="ListParagraph"/>
+        <w:numPr>
+          <w:ilvl w:val="2"/>
+          <w:numId w:val="21"/>
+        </w:numPr>
+        <w:spacing w:after="0"/>
+        <w:jc w:val="left"/>
+        <w:rPr>
+          <w:rFonts w:ascii="David" w:hAnsi="David" w:cs="David"/>
+          <w:sz w:val="28"/>
+          <w:szCs w:val="28"/>
+        </w:rPr>
+      </w:pPr>
+      <w:r>
+        <w:rPr>
+          <w:rFonts w:ascii="David" w:hAnsi="David" w:cs="David" w:hint="cs"/>
+          <w:sz w:val="28"/>
+          <w:szCs w:val="28"/>
+        </w:rPr>
+        <w:t>ANDROID STUDIO</w:t>
+      </w:r>
+      <w:r>
+        <w:rPr>
+          <w:rFonts w:ascii="David" w:hAnsi="David" w:cs="David" w:hint="cs"/>
+          <w:sz w:val="28"/>
+          <w:szCs w:val="28"/>
+          <w:rtl/>
+        </w:rPr>
+        <w:t xml:space="preserve">- סביבת הפיתוח עבור מערכת האנדרואיד. האפליקציה שלנו עובדת בסביבת פיתוח </w:t>
+      </w:r>
+      <w:r>
+        <w:rPr>
+          <w:rFonts w:ascii="David" w:hAnsi="David" w:cs="David" w:hint="cs"/>
+          <w:sz w:val="28"/>
+          <w:szCs w:val="28"/>
+        </w:rPr>
+        <w:t>ANDROID</w:t>
+      </w:r>
+      <w:r>
+        <w:rPr>
+          <w:rFonts w:ascii="David" w:hAnsi="David" w:cs="David" w:hint="cs"/>
+          <w:sz w:val="28"/>
+          <w:szCs w:val="28"/>
+          <w:rtl/>
+        </w:rPr>
+        <w:t>.</w:t>
+      </w:r>
+    </w:p>
+    <w:p>
+      <w:pPr>
+        <w:pStyle w:val="ListParagraph"/>
+        <w:numPr>
+          <w:ilvl w:val="2"/>
           <w:numId w:val="21"/>
         </w:numPr>
         <w:spacing w:after="0"/>
@@ -7637,6 +7863,7 @@
           <w:u w:val="single"/>
           <w:rtl/>
         </w:rPr>
+        <w:lastRenderedPageBreak/>
         <w:t xml:space="preserve"> שפות הפיתוח:</w:t>
       </w:r>
     </w:p>
@@ -7651,6 +7878,186 @@
         <w:ind w:right="52"/>
         <w:jc w:val="left"/>
         <w:rPr>
+          <w:rFonts w:ascii="David" w:hAnsi="David" w:cs="David" w:hint="cs"/>
+          <w:vanish/>
+          <w:sz w:val="28"/>
+          <w:szCs w:val="28"/>
+        </w:rPr>
+      </w:pPr>
+    </w:p>
+    <w:p>
+      <w:pPr>
+        <w:pStyle w:val="ListParagraph"/>
+        <w:numPr>
+          <w:ilvl w:val="0"/>
+          <w:numId w:val="22"/>
+        </w:numPr>
+        <w:spacing w:after="22"/>
+        <w:ind w:right="52"/>
+        <w:jc w:val="left"/>
+        <w:rPr>
+          <w:rFonts w:ascii="David" w:hAnsi="David" w:cs="David" w:hint="cs"/>
+          <w:vanish/>
+          <w:sz w:val="28"/>
+          <w:szCs w:val="28"/>
+        </w:rPr>
+      </w:pPr>
+    </w:p>
+    <w:p>
+      <w:pPr>
+        <w:pStyle w:val="ListParagraph"/>
+        <w:numPr>
+          <w:ilvl w:val="0"/>
+          <w:numId w:val="22"/>
+        </w:numPr>
+        <w:spacing w:after="22"/>
+        <w:ind w:right="52"/>
+        <w:jc w:val="left"/>
+        <w:rPr>
+          <w:rFonts w:ascii="David" w:hAnsi="David" w:cs="David" w:hint="cs"/>
+          <w:vanish/>
+          <w:sz w:val="28"/>
+          <w:szCs w:val="28"/>
+        </w:rPr>
+      </w:pPr>
+    </w:p>
+    <w:p>
+      <w:pPr>
+        <w:pStyle w:val="ListParagraph"/>
+        <w:numPr>
+          <w:ilvl w:val="0"/>
+          <w:numId w:val="22"/>
+        </w:numPr>
+        <w:spacing w:after="22"/>
+        <w:ind w:right="52"/>
+        <w:jc w:val="left"/>
+        <w:rPr>
+          <w:rFonts w:ascii="David" w:hAnsi="David" w:cs="David" w:hint="cs"/>
+          <w:vanish/>
+          <w:sz w:val="28"/>
+          <w:szCs w:val="28"/>
+        </w:rPr>
+      </w:pPr>
+    </w:p>
+    <w:p>
+      <w:pPr>
+        <w:pStyle w:val="ListParagraph"/>
+        <w:numPr>
+          <w:ilvl w:val="0"/>
+          <w:numId w:val="22"/>
+        </w:numPr>
+        <w:spacing w:after="22"/>
+        <w:ind w:right="52"/>
+        <w:jc w:val="left"/>
+        <w:rPr>
+          <w:rFonts w:ascii="David" w:hAnsi="David" w:cs="David" w:hint="cs"/>
+          <w:vanish/>
+          <w:sz w:val="28"/>
+          <w:szCs w:val="28"/>
+        </w:rPr>
+      </w:pPr>
+    </w:p>
+    <w:p>
+      <w:pPr>
+        <w:pStyle w:val="ListParagraph"/>
+        <w:numPr>
+          <w:ilvl w:val="0"/>
+          <w:numId w:val="22"/>
+        </w:numPr>
+        <w:spacing w:after="22"/>
+        <w:ind w:right="52"/>
+        <w:jc w:val="left"/>
+        <w:rPr>
+          <w:rFonts w:ascii="David" w:hAnsi="David" w:cs="David" w:hint="cs"/>
+          <w:vanish/>
+          <w:sz w:val="28"/>
+          <w:szCs w:val="28"/>
+        </w:rPr>
+      </w:pPr>
+    </w:p>
+    <w:p>
+      <w:pPr>
+        <w:pStyle w:val="ListParagraph"/>
+        <w:numPr>
+          <w:ilvl w:val="0"/>
+          <w:numId w:val="22"/>
+        </w:numPr>
+        <w:spacing w:after="22"/>
+        <w:ind w:right="52"/>
+        <w:jc w:val="left"/>
+        <w:rPr>
+          <w:rFonts w:ascii="David" w:hAnsi="David" w:cs="David" w:hint="cs"/>
+          <w:vanish/>
+          <w:sz w:val="28"/>
+          <w:szCs w:val="28"/>
+        </w:rPr>
+      </w:pPr>
+    </w:p>
+    <w:p>
+      <w:pPr>
+        <w:pStyle w:val="ListParagraph"/>
+        <w:numPr>
+          <w:ilvl w:val="1"/>
+          <w:numId w:val="22"/>
+        </w:numPr>
+        <w:spacing w:after="22"/>
+        <w:ind w:right="52"/>
+        <w:jc w:val="left"/>
+        <w:rPr>
+          <w:rFonts w:ascii="David" w:hAnsi="David" w:cs="David" w:hint="cs"/>
+          <w:vanish/>
+          <w:sz w:val="28"/>
+          <w:szCs w:val="28"/>
+        </w:rPr>
+      </w:pPr>
+    </w:p>
+    <w:p>
+      <w:pPr>
+        <w:pStyle w:val="ListParagraph"/>
+        <w:numPr>
+          <w:ilvl w:val="1"/>
+          <w:numId w:val="22"/>
+        </w:numPr>
+        <w:spacing w:after="22"/>
+        <w:ind w:right="52"/>
+        <w:jc w:val="left"/>
+        <w:rPr>
+          <w:rFonts w:ascii="David" w:hAnsi="David" w:cs="David" w:hint="cs"/>
+          <w:vanish/>
+          <w:sz w:val="28"/>
+          <w:szCs w:val="28"/>
+        </w:rPr>
+      </w:pPr>
+    </w:p>
+    <w:p>
+      <w:pPr>
+        <w:pStyle w:val="ListParagraph"/>
+        <w:numPr>
+          <w:ilvl w:val="1"/>
+          <w:numId w:val="22"/>
+        </w:numPr>
+        <w:spacing w:after="22"/>
+        <w:ind w:right="52"/>
+        <w:jc w:val="left"/>
+        <w:rPr>
+          <w:rFonts w:ascii="David" w:hAnsi="David" w:cs="David" w:hint="cs"/>
+          <w:vanish/>
+          <w:sz w:val="28"/>
+          <w:szCs w:val="28"/>
+        </w:rPr>
+      </w:pPr>
+    </w:p>
+    <w:p>
+      <w:pPr>
+        <w:pStyle w:val="ListParagraph"/>
+        <w:numPr>
+          <w:ilvl w:val="2"/>
+          <w:numId w:val="22"/>
+        </w:numPr>
+        <w:spacing w:after="22"/>
+        <w:ind w:right="52"/>
+        <w:jc w:val="left"/>
+        <w:rPr>
           <w:rFonts w:ascii="David" w:hAnsi="David" w:cs="David"/>
           <w:b/>
           <w:bCs/>
@@ -7665,7 +8072,6 @@
           <w:sz w:val="28"/>
           <w:szCs w:val="28"/>
         </w:rPr>
-        <w:lastRenderedPageBreak/>
         <w:t>JAVA</w:t>
       </w:r>
       <w:r>
@@ -7772,13 +8178,8 @@
     </w:p>
     <w:p>
       <w:pPr>
-        <w:pStyle w:val="ListParagraph"/>
-        <w:numPr>
-          <w:ilvl w:val="0"/>
-          <w:numId w:val="22"/>
-        </w:numPr>
         <w:spacing w:after="22"/>
-        <w:ind w:right="52"/>
+        <w:ind w:left="567" w:right="52"/>
         <w:jc w:val="left"/>
         <w:rPr>
           <w:rFonts w:ascii="David" w:hAnsi="David" w:cs="David"/>
@@ -7821,16 +8222,7 @@
           <w:szCs w:val="28"/>
           <w:rtl/>
         </w:rPr>
-        <w:t>)</w:t>
-      </w:r>
-      <w:r>
-        <w:rPr>
-          <w:rFonts w:ascii="David" w:hAnsi="David" w:cs="David" w:hint="cs"/>
-          <w:sz w:val="28"/>
-          <w:szCs w:val="28"/>
-          <w:rtl/>
-        </w:rPr>
-        <w:t xml:space="preserve">- </w:t>
+        <w:t xml:space="preserve">)- </w:t>
       </w:r>
       <w:r>
         <w:rPr>
@@ -8523,8 +8915,8 @@
       <w:pPr>
         <w:pStyle w:val="ListParagraph"/>
         <w:numPr>
-          <w:ilvl w:val="0"/>
-          <w:numId w:val="22"/>
+          <w:ilvl w:val="2"/>
+          <w:numId w:val="18"/>
         </w:numPr>
         <w:spacing w:after="5" w:line="250" w:lineRule="auto"/>
         <w:ind w:right="687"/>
@@ -8652,39 +9044,115 @@
       <w:pPr>
         <w:pStyle w:val="ListParagraph"/>
         <w:numPr>
-          <w:ilvl w:val="0"/>
+          <w:ilvl w:val="1"/>
           <w:numId w:val="22"/>
         </w:numPr>
         <w:spacing w:after="5" w:line="250" w:lineRule="auto"/>
         <w:ind w:right="1618"/>
         <w:jc w:val="left"/>
         <w:rPr>
-          <w:rFonts w:ascii="David" w:hAnsi="David" w:cs="David"/>
-          <w:sz w:val="28"/>
-          <w:szCs w:val="28"/>
-        </w:rPr>
-      </w:pPr>
-      <w:r>
-        <w:rPr>
-          <w:rFonts w:ascii="David" w:eastAsia="Arial" w:hAnsi="David" w:cs="David"/>
-          <w:sz w:val="28"/>
-          <w:szCs w:val="28"/>
-          <w:rtl/>
-        </w:rPr>
-        <w:t xml:space="preserve">הממשק יהיה זמין לכל משתמש שבבעלותו מכשיר אנדרואיד המחובר לרשת. </w:t>
-      </w:r>
+          <w:rFonts w:ascii="David" w:eastAsia="Arial" w:hAnsi="David" w:cs="David"/>
+          <w:vanish/>
+          <w:sz w:val="28"/>
+          <w:szCs w:val="28"/>
+          <w:rtl/>
+        </w:rPr>
+      </w:pPr>
     </w:p>
     <w:p>
       <w:pPr>
         <w:pStyle w:val="ListParagraph"/>
         <w:numPr>
-          <w:ilvl w:val="0"/>
+          <w:ilvl w:val="1"/>
           <w:numId w:val="22"/>
         </w:numPr>
         <w:spacing w:after="5" w:line="250" w:lineRule="auto"/>
         <w:ind w:right="1618"/>
         <w:jc w:val="left"/>
         <w:rPr>
+          <w:rFonts w:ascii="David" w:eastAsia="Arial" w:hAnsi="David" w:cs="David"/>
+          <w:vanish/>
+          <w:sz w:val="28"/>
+          <w:szCs w:val="28"/>
+          <w:rtl/>
+        </w:rPr>
+      </w:pPr>
+    </w:p>
+    <w:p>
+      <w:pPr>
+        <w:pStyle w:val="ListParagraph"/>
+        <w:numPr>
+          <w:ilvl w:val="1"/>
+          <w:numId w:val="22"/>
+        </w:numPr>
+        <w:spacing w:after="5" w:line="250" w:lineRule="auto"/>
+        <w:ind w:right="1618"/>
+        <w:jc w:val="left"/>
+        <w:rPr>
+          <w:rFonts w:ascii="David" w:eastAsia="Arial" w:hAnsi="David" w:cs="David"/>
+          <w:vanish/>
+          <w:sz w:val="28"/>
+          <w:szCs w:val="28"/>
+          <w:rtl/>
+        </w:rPr>
+      </w:pPr>
+    </w:p>
+    <w:p>
+      <w:pPr>
+        <w:pStyle w:val="ListParagraph"/>
+        <w:numPr>
+          <w:ilvl w:val="1"/>
+          <w:numId w:val="22"/>
+        </w:numPr>
+        <w:spacing w:after="5" w:line="250" w:lineRule="auto"/>
+        <w:ind w:right="1618"/>
+        <w:jc w:val="left"/>
+        <w:rPr>
+          <w:rFonts w:ascii="David" w:eastAsia="Arial" w:hAnsi="David" w:cs="David"/>
+          <w:vanish/>
+          <w:sz w:val="28"/>
+          <w:szCs w:val="28"/>
+          <w:rtl/>
+        </w:rPr>
+      </w:pPr>
+    </w:p>
+    <w:p>
+      <w:pPr>
+        <w:pStyle w:val="ListParagraph"/>
+        <w:numPr>
+          <w:ilvl w:val="2"/>
+          <w:numId w:val="22"/>
+        </w:numPr>
+        <w:spacing w:after="5" w:line="250" w:lineRule="auto"/>
+        <w:ind w:right="1618"/>
+        <w:jc w:val="left"/>
+        <w:rPr>
+          <w:rFonts w:ascii="David" w:hAnsi="David" w:cs="David"/>
+          <w:sz w:val="28"/>
+          <w:szCs w:val="28"/>
+        </w:rPr>
+      </w:pPr>
+      <w:r>
+        <w:rPr>
+          <w:rFonts w:ascii="David" w:eastAsia="Arial" w:hAnsi="David" w:cs="David"/>
+          <w:sz w:val="28"/>
+          <w:szCs w:val="28"/>
+          <w:rtl/>
+        </w:rPr>
+        <w:t xml:space="preserve">הממשק יהיה זמין לכל משתמש שבבעלותו מכשיר אנדרואיד המחובר לרשת. </w:t>
+      </w:r>
+    </w:p>
+    <w:p>
+      <w:pPr>
+        <w:pStyle w:val="ListParagraph"/>
+        <w:numPr>
+          <w:ilvl w:val="2"/>
+          <w:numId w:val="22"/>
+        </w:numPr>
+        <w:spacing w:after="5" w:line="250" w:lineRule="auto"/>
+        <w:ind w:right="1618"/>
+        <w:jc w:val="left"/>
+        <w:rPr>
           <w:rFonts w:ascii="David" w:hAnsi="David" w:cs="David"/>
           <w:sz w:val="28"/>
           <w:szCs w:val="28"/>
@@ -8731,7 +9199,6 @@
           <w:sz w:val="28"/>
           <w:szCs w:val="28"/>
         </w:rPr>
-        <w:lastRenderedPageBreak/>
         <w:t xml:space="preserve"> </w:t>
       </w:r>
     </w:p>
@@ -8739,7 +9206,7 @@
       <w:pPr>
         <w:pStyle w:val="ListParagraph"/>
         <w:numPr>
-          <w:ilvl w:val="0"/>
+          <w:ilvl w:val="2"/>
           <w:numId w:val="22"/>
         </w:numPr>
         <w:spacing w:after="5" w:line="238" w:lineRule="auto"/>
@@ -8757,6 +9224,7 @@
           <w:szCs w:val="28"/>
           <w:rtl/>
         </w:rPr>
+        <w:lastRenderedPageBreak/>
         <w:t>לפניכם  לינק לאב טיפוס של המערכת</w:t>
       </w:r>
     </w:p>
@@ -8924,8 +9392,8 @@
       <w:pPr>
         <w:pStyle w:val="ListParagraph"/>
         <w:numPr>
-          <w:ilvl w:val="0"/>
-          <w:numId w:val="25"/>
+          <w:ilvl w:val="2"/>
+          <w:numId w:val="18"/>
         </w:numPr>
         <w:spacing w:after="0"/>
         <w:jc w:val="left"/>
@@ -8951,8 +9419,8 @@
       <w:pPr>
         <w:pStyle w:val="ListParagraph"/>
         <w:numPr>
-          <w:ilvl w:val="0"/>
-          <w:numId w:val="25"/>
+          <w:ilvl w:val="2"/>
+          <w:numId w:val="18"/>
         </w:numPr>
         <w:spacing w:after="0"/>
         <w:jc w:val="left"/>
@@ -8972,7 +9440,7 @@
           <w:color w:val="202124"/>
           <w:shd w:val="clear" w:color="auto" w:fill="FFFFFF"/>
         </w:rPr>
-        <w:t> Android SDK</w:t>
+        <w:t>Android SDK</w:t>
       </w:r>
     </w:p>
     <w:p>
@@ -9239,7 +9707,23 @@
           <w:sz w:val="28"/>
           <w:szCs w:val="28"/>
         </w:rPr>
-        <w:t xml:space="preserve">rid – Report id </w:t>
+        <w:t>rid – Report id</w:t>
+      </w:r>
+      <w:r>
+        <w:rPr>
+          <w:rFonts w:ascii="David" w:hAnsi="David" w:cs="David"/>
+          <w:sz w:val="28"/>
+          <w:szCs w:val="28"/>
+        </w:rPr>
+        <w:tab/>
+      </w:r>
+      <w:r>
+        <w:rPr>
+          <w:rFonts w:ascii="David" w:hAnsi="David" w:cs="David"/>
+          <w:sz w:val="28"/>
+          <w:szCs w:val="28"/>
+        </w:rPr>
+        <w:t xml:space="preserve"> </w:t>
       </w:r>
     </w:p>
     <w:p>
@@ -9271,6 +9755,34 @@
         </w:rPr>
         <w:t xml:space="preserve"> - User id</w:t>
       </w:r>
+      <w:r>
+        <w:rPr>
+          <w:rFonts w:ascii="David" w:hAnsi="David" w:cs="David"/>
+          <w:sz w:val="28"/>
+          <w:szCs w:val="28"/>
+        </w:rPr>
+        <w:tab/>
+      </w:r>
+      <w:r>
+        <w:rPr>
+          <w:rFonts w:ascii="David" w:hAnsi="David" w:cs="David"/>
+          <w:sz w:val="28"/>
+          <w:szCs w:val="28"/>
+        </w:rPr>
+        <w:tab/>
+      </w:r>
+    </w:p>
+    <w:p>
+      <w:pPr>
+        <w:bidi w:val="0"/>
+        <w:spacing w:after="0"/>
+        <w:ind w:right="72"/>
+        <w:rPr>
+          <w:rFonts w:ascii="David" w:hAnsi="David" w:cs="David"/>
+          <w:sz w:val="28"/>
+          <w:szCs w:val="28"/>
+        </w:rPr>
+      </w:pPr>
     </w:p>
     <w:p>
       <w:pPr>
@@ -9306,6 +9818,7 @@
           <w:szCs w:val="28"/>
           <w:rtl/>
         </w:rPr>
+        <w:lastRenderedPageBreak/>
         <w:tab/>
       </w:r>
       <w:r>
@@ -9359,7 +9872,197 @@
         <w:pStyle w:val="ListParagraph"/>
         <w:numPr>
           <w:ilvl w:val="0"/>
-          <w:numId w:val="26"/>
+          <w:numId w:val="35"/>
+        </w:numPr>
+        <w:spacing w:after="5" w:line="250" w:lineRule="auto"/>
+        <w:ind w:right="687"/>
+        <w:jc w:val="left"/>
+        <w:rPr>
+          <w:rFonts w:ascii="David" w:eastAsia="Arial" w:hAnsi="David" w:cs="David"/>
+          <w:vanish/>
+          <w:sz w:val="28"/>
+          <w:szCs w:val="28"/>
+          <w:rtl/>
+        </w:rPr>
+      </w:pPr>
+    </w:p>
+    <w:p>
+      <w:pPr>
+        <w:pStyle w:val="ListParagraph"/>
+        <w:numPr>
+          <w:ilvl w:val="0"/>
+          <w:numId w:val="35"/>
+        </w:numPr>
+        <w:spacing w:after="5" w:line="250" w:lineRule="auto"/>
+        <w:ind w:right="687"/>
+        <w:jc w:val="left"/>
+        <w:rPr>
+          <w:rFonts w:ascii="David" w:eastAsia="Arial" w:hAnsi="David" w:cs="David"/>
+          <w:vanish/>
+          <w:sz w:val="28"/>
+          <w:szCs w:val="28"/>
+          <w:rtl/>
+        </w:rPr>
+      </w:pPr>
+    </w:p>
+    <w:p>
+      <w:pPr>
+        <w:pStyle w:val="ListParagraph"/>
+        <w:numPr>
+          <w:ilvl w:val="0"/>
+          <w:numId w:val="35"/>
+        </w:numPr>
+        <w:spacing w:after="5" w:line="250" w:lineRule="auto"/>
+        <w:ind w:right="687"/>
+        <w:jc w:val="left"/>
+        <w:rPr>
+          <w:rFonts w:ascii="David" w:eastAsia="Arial" w:hAnsi="David" w:cs="David"/>
+          <w:vanish/>
+          <w:sz w:val="28"/>
+          <w:szCs w:val="28"/>
+          <w:rtl/>
+        </w:rPr>
+      </w:pPr>
+    </w:p>
+    <w:p>
+      <w:pPr>
+        <w:pStyle w:val="ListParagraph"/>
+        <w:numPr>
+          <w:ilvl w:val="0"/>
+          <w:numId w:val="35"/>
+        </w:numPr>
+        <w:spacing w:after="5" w:line="250" w:lineRule="auto"/>
+        <w:ind w:right="687"/>
+        <w:jc w:val="left"/>
+        <w:rPr>
+          <w:rFonts w:ascii="David" w:eastAsia="Arial" w:hAnsi="David" w:cs="David"/>
+          <w:vanish/>
+          <w:sz w:val="28"/>
+          <w:szCs w:val="28"/>
+          <w:rtl/>
+        </w:rPr>
+      </w:pPr>
+    </w:p>
+    <w:p>
+      <w:pPr>
+        <w:pStyle w:val="ListParagraph"/>
+        <w:numPr>
+          <w:ilvl w:val="0"/>
+          <w:numId w:val="35"/>
+        </w:numPr>
+        <w:spacing w:after="5" w:line="250" w:lineRule="auto"/>
+        <w:ind w:right="687"/>
+        <w:jc w:val="left"/>
+        <w:rPr>
+          <w:rFonts w:ascii="David" w:eastAsia="Arial" w:hAnsi="David" w:cs="David"/>
+          <w:vanish/>
+          <w:sz w:val="28"/>
+          <w:szCs w:val="28"/>
+          <w:rtl/>
+        </w:rPr>
+      </w:pPr>
+    </w:p>
+    <w:p>
+      <w:pPr>
+        <w:pStyle w:val="ListParagraph"/>
+        <w:numPr>
+          <w:ilvl w:val="0"/>
+          <w:numId w:val="35"/>
+        </w:numPr>
+        <w:spacing w:after="5" w:line="250" w:lineRule="auto"/>
+        <w:ind w:right="687"/>
+        <w:jc w:val="left"/>
+        <w:rPr>
+          <w:rFonts w:ascii="David" w:eastAsia="Arial" w:hAnsi="David" w:cs="David"/>
+          <w:vanish/>
+          <w:sz w:val="28"/>
+          <w:szCs w:val="28"/>
+          <w:rtl/>
+        </w:rPr>
+      </w:pPr>
+    </w:p>
+    <w:p>
+      <w:pPr>
+        <w:pStyle w:val="ListParagraph"/>
+        <w:numPr>
+          <w:ilvl w:val="0"/>
+          <w:numId w:val="35"/>
+        </w:numPr>
+        <w:spacing w:after="5" w:line="250" w:lineRule="auto"/>
+        <w:ind w:right="687"/>
+        <w:jc w:val="left"/>
+        <w:rPr>
+          <w:rFonts w:ascii="David" w:eastAsia="Arial" w:hAnsi="David" w:cs="David"/>
+          <w:vanish/>
+          <w:sz w:val="28"/>
+          <w:szCs w:val="28"/>
+          <w:rtl/>
+        </w:rPr>
+      </w:pPr>
+    </w:p>
+    <w:p>
+      <w:pPr>
+        <w:pStyle w:val="ListParagraph"/>
+        <w:numPr>
+          <w:ilvl w:val="0"/>
+          <w:numId w:val="35"/>
+        </w:numPr>
+        <w:spacing w:after="5" w:line="250" w:lineRule="auto"/>
+        <w:ind w:right="687"/>
+        <w:jc w:val="left"/>
+        <w:rPr>
+          <w:rFonts w:ascii="David" w:eastAsia="Arial" w:hAnsi="David" w:cs="David"/>
+          <w:vanish/>
+          <w:sz w:val="28"/>
+          <w:szCs w:val="28"/>
+          <w:rtl/>
+        </w:rPr>
+      </w:pPr>
+    </w:p>
+    <w:p>
+      <w:pPr>
+        <w:pStyle w:val="ListParagraph"/>
+        <w:numPr>
+          <w:ilvl w:val="1"/>
+          <w:numId w:val="35"/>
+        </w:numPr>
+        <w:spacing w:after="5" w:line="250" w:lineRule="auto"/>
+        <w:ind w:right="687"/>
+        <w:jc w:val="left"/>
+        <w:rPr>
+          <w:rFonts w:ascii="David" w:eastAsia="Arial" w:hAnsi="David" w:cs="David"/>
+          <w:vanish/>
+          <w:sz w:val="28"/>
+          <w:szCs w:val="28"/>
+          <w:rtl/>
+        </w:rPr>
+      </w:pPr>
+    </w:p>
+    <w:p>
+      <w:pPr>
+        <w:pStyle w:val="ListParagraph"/>
+        <w:numPr>
+          <w:ilvl w:val="1"/>
+          <w:numId w:val="35"/>
+        </w:numPr>
+        <w:spacing w:after="5" w:line="250" w:lineRule="auto"/>
+        <w:ind w:right="687"/>
+        <w:jc w:val="left"/>
+        <w:rPr>
+          <w:rFonts w:ascii="David" w:eastAsia="Arial" w:hAnsi="David" w:cs="David"/>
+          <w:vanish/>
+          <w:sz w:val="28"/>
+          <w:szCs w:val="28"/>
+          <w:rtl/>
+        </w:rPr>
+      </w:pPr>
+    </w:p>
+    <w:p>
+      <w:pPr>
+        <w:pStyle w:val="ListParagraph"/>
+        <w:numPr>
+          <w:ilvl w:val="2"/>
+          <w:numId w:val="35"/>
         </w:numPr>
         <w:spacing w:after="5" w:line="250" w:lineRule="auto"/>
         <w:ind w:right="687"/>
@@ -9625,8 +10328,14 @@
     </w:p>
     <w:p>
       <w:pPr>
+        <w:pStyle w:val="ListParagraph"/>
+        <w:numPr>
+          <w:ilvl w:val="0"/>
+          <w:numId w:val="37"/>
+        </w:numPr>
         <w:spacing w:after="0"/>
         <w:ind w:right="6414"/>
+        <w:jc w:val="both"/>
         <w:rPr>
           <w:rFonts w:ascii="David" w:hAnsi="David" w:cs="David"/>
           <w:sz w:val="28"/>
@@ -10011,6 +10720,7 @@
           <w:sz w:val="28"/>
           <w:szCs w:val="28"/>
         </w:rPr>
+        <w:lastRenderedPageBreak/>
         <w:t xml:space="preserve"> </w:t>
       </w:r>
       <w:r>
@@ -15546,27 +16256,27 @@
           <w:szCs w:val="28"/>
           <w:rtl/>
         </w:rPr>
+        <w:t xml:space="preserve">תכנון הבדיקות שיבוצעו  </w:t>
+      </w:r>
+    </w:p>
+    <w:p>
+      <w:pPr>
+        <w:spacing w:after="0"/>
+        <w:ind w:right="67"/>
+        <w:jc w:val="left"/>
+        <w:rPr>
+          <w:rFonts w:ascii="David" w:hAnsi="David" w:cs="David"/>
+          <w:sz w:val="28"/>
+          <w:szCs w:val="28"/>
+        </w:rPr>
+      </w:pPr>
+      <w:r>
+        <w:rPr>
+          <w:rFonts w:ascii="David" w:eastAsia="Arial" w:hAnsi="David" w:cs="David"/>
+          <w:sz w:val="28"/>
+          <w:szCs w:val="28"/>
+        </w:rPr>
         <w:lastRenderedPageBreak/>
-        <w:t xml:space="preserve">תכנון הבדיקות שיבוצעו  </w:t>
-      </w:r>
-    </w:p>
-    <w:p>
-      <w:pPr>
-        <w:spacing w:after="0"/>
-        <w:ind w:right="67"/>
-        <w:jc w:val="left"/>
-        <w:rPr>
-          <w:rFonts w:ascii="David" w:hAnsi="David" w:cs="David"/>
-          <w:sz w:val="28"/>
-          <w:szCs w:val="28"/>
-        </w:rPr>
-      </w:pPr>
-      <w:r>
-        <w:rPr>
-          <w:rFonts w:ascii="David" w:eastAsia="Arial" w:hAnsi="David" w:cs="David"/>
-          <w:sz w:val="28"/>
-          <w:szCs w:val="28"/>
-        </w:rPr>
         <w:t xml:space="preserve"> </w:t>
       </w:r>
     </w:p>
@@ -18440,7 +19150,6 @@
           <w:szCs w:val="28"/>
           <w:rtl/>
         </w:rPr>
-        <w:lastRenderedPageBreak/>
         <w:t>בקרת גרסאות</w:t>
       </w:r>
       <w:r>
@@ -18489,6 +19198,7 @@
           <w:sz w:val="28"/>
           <w:szCs w:val="28"/>
         </w:rPr>
+        <w:lastRenderedPageBreak/>
         <w:t xml:space="preserve"> </w:t>
       </w:r>
     </w:p>
@@ -20352,7 +21062,7 @@
   <w:abstractNum w:abstractNumId="3" w15:restartNumberingAfterBreak="0">
     <w:nsid w:val="023D0BA6"/>
     <w:multiLevelType w:val="multilevel"/>
-    <w:tmpl w:val="D0B2E3EC"/>
+    <w:tmpl w:val="49E4174C"/>
     <w:lvl w:ilvl="0">
       <w:start w:val="1"/>
       <w:numFmt w:val="decimal"/>
@@ -20365,6 +21075,8 @@
         <w:rFonts w:eastAsia="Arial" w:hint="default"/>
         <w:b/>
         <w:bCs/>
+        <w:sz w:val="32"/>
+        <w:szCs w:val="32"/>
       </w:rPr>
     </w:lvl>
     <w:lvl w:ilvl="1">
@@ -20478,114 +21190,130 @@
   </w:abstractNum>
   <w:abstractNum w:abstractNumId="4" w15:restartNumberingAfterBreak="0">
     <w:nsid w:val="049D2405"/>
-    <w:multiLevelType w:val="hybridMultilevel"/>
-    <w:tmpl w:val="D56AF56A"/>
-    <w:lvl w:ilvl="0" w:tplc="04090001">
-      <w:start w:val="1"/>
-      <w:numFmt w:val="bullet"/>
-      <w:lvlText w:val=""/>
-      <w:lvlJc w:val="left"/>
-      <w:pPr>
-        <w:ind w:left="1647" w:hanging="360"/>
-      </w:pPr>
-      <w:rPr>
-        <w:rFonts w:ascii="Symbol" w:hAnsi="Symbol" w:hint="default"/>
-      </w:rPr>
-    </w:lvl>
-    <w:lvl w:ilvl="1" w:tplc="04090003" w:tentative="1">
-      <w:start w:val="1"/>
-      <w:numFmt w:val="bullet"/>
-      <w:lvlText w:val="o"/>
-      <w:lvlJc w:val="left"/>
-      <w:pPr>
-        <w:ind w:left="2367" w:hanging="360"/>
-      </w:pPr>
-      <w:rPr>
-        <w:rFonts w:ascii="Courier New" w:hAnsi="Courier New" w:cs="Courier New" w:hint="default"/>
-      </w:rPr>
-    </w:lvl>
-    <w:lvl w:ilvl="2" w:tplc="04090005" w:tentative="1">
-      <w:start w:val="1"/>
-      <w:numFmt w:val="bullet"/>
-      <w:lvlText w:val=""/>
-      <w:lvlJc w:val="left"/>
-      <w:pPr>
-        <w:ind w:left="3087" w:hanging="360"/>
-      </w:pPr>
-      <w:rPr>
-        <w:rFonts w:ascii="Wingdings" w:hAnsi="Wingdings" w:hint="default"/>
-      </w:rPr>
-    </w:lvl>
-    <w:lvl w:ilvl="3" w:tplc="04090001" w:tentative="1">
-      <w:start w:val="1"/>
-      <w:numFmt w:val="bullet"/>
-      <w:lvlText w:val=""/>
-      <w:lvlJc w:val="left"/>
-      <w:pPr>
-        <w:ind w:left="3807" w:hanging="360"/>
-      </w:pPr>
-      <w:rPr>
-        <w:rFonts w:ascii="Symbol" w:hAnsi="Symbol" w:hint="default"/>
-      </w:rPr>
-    </w:lvl>
-    <w:lvl w:ilvl="4" w:tplc="04090003" w:tentative="1">
-      <w:start w:val="1"/>
-      <w:numFmt w:val="bullet"/>
-      <w:lvlText w:val="o"/>
-      <w:lvlJc w:val="left"/>
-      <w:pPr>
-        <w:ind w:left="4527" w:hanging="360"/>
-      </w:pPr>
-      <w:rPr>
-        <w:rFonts w:ascii="Courier New" w:hAnsi="Courier New" w:cs="Courier New" w:hint="default"/>
-      </w:rPr>
-    </w:lvl>
-    <w:lvl w:ilvl="5" w:tplc="04090005" w:tentative="1">
-      <w:start w:val="1"/>
-      <w:numFmt w:val="bullet"/>
-      <w:lvlText w:val=""/>
-      <w:lvlJc w:val="left"/>
-      <w:pPr>
-        <w:ind w:left="5247" w:hanging="360"/>
-      </w:pPr>
-      <w:rPr>
-        <w:rFonts w:ascii="Wingdings" w:hAnsi="Wingdings" w:hint="default"/>
-      </w:rPr>
-    </w:lvl>
-    <w:lvl w:ilvl="6" w:tplc="04090001" w:tentative="1">
-      <w:start w:val="1"/>
-      <w:numFmt w:val="bullet"/>
-      <w:lvlText w:val=""/>
-      <w:lvlJc w:val="left"/>
-      <w:pPr>
-        <w:ind w:left="5967" w:hanging="360"/>
-      </w:pPr>
-      <w:rPr>
-        <w:rFonts w:ascii="Symbol" w:hAnsi="Symbol" w:hint="default"/>
-      </w:rPr>
-    </w:lvl>
-    <w:lvl w:ilvl="7" w:tplc="04090003" w:tentative="1">
-      <w:start w:val="1"/>
-      <w:numFmt w:val="bullet"/>
-      <w:lvlText w:val="o"/>
-      <w:lvlJc w:val="left"/>
-      <w:pPr>
-        <w:ind w:left="6687" w:hanging="360"/>
-      </w:pPr>
-      <w:rPr>
-        <w:rFonts w:ascii="Courier New" w:hAnsi="Courier New" w:cs="Courier New" w:hint="default"/>
-      </w:rPr>
-    </w:lvl>
-    <w:lvl w:ilvl="8" w:tplc="04090005" w:tentative="1">
-      <w:start w:val="1"/>
-      <w:numFmt w:val="bullet"/>
-      <w:lvlText w:val=""/>
-      <w:lvlJc w:val="left"/>
-      <w:pPr>
-        <w:ind w:left="7407" w:hanging="360"/>
-      </w:pPr>
-      <w:rPr>
-        <w:rFonts w:ascii="Wingdings" w:hAnsi="Wingdings" w:hint="default"/>
+    <w:multiLevelType w:val="multilevel"/>
+    <w:tmpl w:val="49E4174C"/>
+    <w:lvl w:ilvl="0">
+      <w:start w:val="1"/>
+      <w:numFmt w:val="decimal"/>
+      <w:lvlText w:val="%1."/>
+      <w:lvlJc w:val="left"/>
+      <w:pPr>
+        <w:ind w:left="720" w:hanging="360"/>
+      </w:pPr>
+      <w:rPr>
+        <w:rFonts w:eastAsia="Arial" w:hint="default"/>
+        <w:b/>
+        <w:bCs/>
+        <w:sz w:val="32"/>
+        <w:szCs w:val="32"/>
+      </w:rPr>
+    </w:lvl>
+    <w:lvl w:ilvl="1">
+      <w:start w:val="1"/>
+      <w:numFmt w:val="decimal"/>
+      <w:isLgl/>
+      <w:lvlText w:val="%1.%2."/>
+      <w:lvlJc w:val="left"/>
+      <w:pPr>
+        <w:ind w:left="927" w:hanging="360"/>
+      </w:pPr>
+      <w:rPr>
+        <w:rFonts w:hint="default"/>
+        <w:b/>
+        <w:bCs/>
+        <w:sz w:val="28"/>
+        <w:szCs w:val="28"/>
+      </w:rPr>
+    </w:lvl>
+    <w:lvl w:ilvl="2">
+      <w:start w:val="1"/>
+      <w:numFmt w:val="decimal"/>
+      <w:isLgl/>
+      <w:lvlText w:val="%1.%2.%3."/>
+      <w:lvlJc w:val="left"/>
+      <w:pPr>
+        <w:ind w:left="1712" w:hanging="720"/>
+      </w:pPr>
+      <w:rPr>
+        <w:rFonts w:hint="default"/>
+      </w:rPr>
+    </w:lvl>
+    <w:lvl w:ilvl="3">
+      <w:start w:val="1"/>
+      <w:numFmt w:val="decimal"/>
+      <w:isLgl/>
+      <w:lvlText w:val="%1.%2.%3.%4."/>
+      <w:lvlJc w:val="left"/>
+      <w:pPr>
+        <w:ind w:left="1080" w:hanging="720"/>
+      </w:pPr>
+      <w:rPr>
+        <w:rFonts w:hint="default"/>
+      </w:rPr>
+    </w:lvl>
+    <w:lvl w:ilvl="4">
+      <w:start w:val="1"/>
+      <w:numFmt w:val="decimal"/>
+      <w:isLgl/>
+      <w:lvlText w:val="%1.%2.%3.%4.%5."/>
+      <w:lvlJc w:val="left"/>
+      <w:pPr>
+        <w:ind w:left="1440" w:hanging="1080"/>
+      </w:pPr>
+      <w:rPr>
+        <w:rFonts w:hint="default"/>
+      </w:rPr>
+    </w:lvl>
+    <w:lvl w:ilvl="5">
+      <w:start w:val="1"/>
+      <w:numFmt w:val="decimal"/>
+      <w:isLgl/>
+      <w:lvlText w:val="%1.%2.%3.%4.%5.%6."/>
+      <w:lvlJc w:val="left"/>
+      <w:pPr>
+        <w:ind w:left="1440" w:hanging="1080"/>
+      </w:pPr>
+      <w:rPr>
+        <w:rFonts w:hint="default"/>
+      </w:rPr>
+    </w:lvl>
+    <w:lvl w:ilvl="6">
+      <w:start w:val="1"/>
+      <w:numFmt w:val="decimal"/>
+      <w:isLgl/>
+      <w:lvlText w:val="%1.%2.%3.%4.%5.%6.%7."/>
+      <w:lvlJc w:val="left"/>
+      <w:pPr>
+        <w:ind w:left="1800" w:hanging="1440"/>
+      </w:pPr>
+      <w:rPr>
+        <w:rFonts w:hint="default"/>
+      </w:rPr>
+    </w:lvl>
+    <w:lvl w:ilvl="7">
+      <w:start w:val="1"/>
+      <w:numFmt w:val="decimal"/>
+      <w:isLgl/>
+      <w:lvlText w:val="%1.%2.%3.%4.%5.%6.%7.%8."/>
+      <w:lvlJc w:val="left"/>
+      <w:pPr>
+        <w:ind w:left="1800" w:hanging="1440"/>
+      </w:pPr>
+      <w:rPr>
+        <w:rFonts w:hint="default"/>
+      </w:rPr>
+    </w:lvl>
+    <w:lvl w:ilvl="8">
+      <w:start w:val="1"/>
+      <w:numFmt w:val="decimal"/>
+      <w:isLgl/>
+      <w:lvlText w:val="%1.%2.%3.%4.%5.%6.%7.%8.%9."/>
+      <w:lvlJc w:val="left"/>
+      <w:pPr>
+        <w:ind w:left="2160" w:hanging="1800"/>
+      </w:pPr>
+      <w:rPr>
+        <w:rFonts w:hint="default"/>
       </w:rPr>
     </w:lvl>
   </w:abstractNum>
@@ -22440,233 +23168,607 @@
   </w:abstractNum>
   <w:abstractNum w:abstractNumId="15" w15:restartNumberingAfterBreak="0">
     <w:nsid w:val="234A7468"/>
-    <w:multiLevelType w:val="hybridMultilevel"/>
-    <w:tmpl w:val="C4BE6188"/>
-    <w:lvl w:ilvl="0" w:tplc="31E2F6EA">
-      <w:start w:val="1"/>
-      <w:numFmt w:val="bullet"/>
-      <w:lvlText w:val=""/>
-      <w:lvlJc w:val="left"/>
-      <w:pPr>
-        <w:ind w:left="1068" w:hanging="360"/>
-      </w:pPr>
-      <w:rPr>
-        <w:rFonts w:ascii="Symbol" w:hAnsi="Symbol" w:hint="default"/>
+    <w:multiLevelType w:val="multilevel"/>
+    <w:tmpl w:val="49E4174C"/>
+    <w:lvl w:ilvl="0">
+      <w:start w:val="1"/>
+      <w:numFmt w:val="decimal"/>
+      <w:lvlText w:val="%1."/>
+      <w:lvlJc w:val="left"/>
+      <w:pPr>
+        <w:ind w:left="720" w:hanging="360"/>
+      </w:pPr>
+      <w:rPr>
+        <w:rFonts w:eastAsia="Arial" w:hint="default"/>
+        <w:b/>
+        <w:bCs/>
+        <w:sz w:val="32"/>
+        <w:szCs w:val="32"/>
+      </w:rPr>
+    </w:lvl>
+    <w:lvl w:ilvl="1">
+      <w:start w:val="1"/>
+      <w:numFmt w:val="decimal"/>
+      <w:isLgl/>
+      <w:lvlText w:val="%1.%2."/>
+      <w:lvlJc w:val="left"/>
+      <w:pPr>
+        <w:ind w:left="927" w:hanging="360"/>
+      </w:pPr>
+      <w:rPr>
+        <w:rFonts w:hint="default"/>
+        <w:b/>
+        <w:bCs/>
         <w:sz w:val="28"/>
         <w:szCs w:val="28"/>
       </w:rPr>
     </w:lvl>
-    <w:lvl w:ilvl="1" w:tplc="04090003" w:tentative="1">
-      <w:start w:val="1"/>
-      <w:numFmt w:val="bullet"/>
-      <w:lvlText w:val="o"/>
-      <w:lvlJc w:val="left"/>
-      <w:pPr>
-        <w:ind w:left="2160" w:hanging="360"/>
-      </w:pPr>
-      <w:rPr>
-        <w:rFonts w:ascii="Courier New" w:hAnsi="Courier New" w:cs="Courier New" w:hint="default"/>
-      </w:rPr>
-    </w:lvl>
-    <w:lvl w:ilvl="2" w:tplc="04090005" w:tentative="1">
-      <w:start w:val="1"/>
-      <w:numFmt w:val="bullet"/>
-      <w:lvlText w:val=""/>
-      <w:lvlJc w:val="left"/>
-      <w:pPr>
-        <w:ind w:left="2880" w:hanging="360"/>
-      </w:pPr>
-      <w:rPr>
-        <w:rFonts w:ascii="Wingdings" w:hAnsi="Wingdings" w:hint="default"/>
-      </w:rPr>
-    </w:lvl>
-    <w:lvl w:ilvl="3" w:tplc="04090001" w:tentative="1">
-      <w:start w:val="1"/>
-      <w:numFmt w:val="bullet"/>
-      <w:lvlText w:val=""/>
-      <w:lvlJc w:val="left"/>
-      <w:pPr>
-        <w:ind w:left="3600" w:hanging="360"/>
-      </w:pPr>
-      <w:rPr>
-        <w:rFonts w:ascii="Symbol" w:hAnsi="Symbol" w:hint="default"/>
-      </w:rPr>
-    </w:lvl>
-    <w:lvl w:ilvl="4" w:tplc="04090003" w:tentative="1">
-      <w:start w:val="1"/>
-      <w:numFmt w:val="bullet"/>
-      <w:lvlText w:val="o"/>
-      <w:lvlJc w:val="left"/>
-      <w:pPr>
-        <w:ind w:left="4320" w:hanging="360"/>
-      </w:pPr>
-      <w:rPr>
-        <w:rFonts w:ascii="Courier New" w:hAnsi="Courier New" w:cs="Courier New" w:hint="default"/>
-      </w:rPr>
-    </w:lvl>
-    <w:lvl w:ilvl="5" w:tplc="04090005" w:tentative="1">
-      <w:start w:val="1"/>
-      <w:numFmt w:val="bullet"/>
-      <w:lvlText w:val=""/>
-      <w:lvlJc w:val="left"/>
-      <w:pPr>
-        <w:ind w:left="5040" w:hanging="360"/>
-      </w:pPr>
-      <w:rPr>
-        <w:rFonts w:ascii="Wingdings" w:hAnsi="Wingdings" w:hint="default"/>
-      </w:rPr>
-    </w:lvl>
-    <w:lvl w:ilvl="6" w:tplc="04090001" w:tentative="1">
-      <w:start w:val="1"/>
-      <w:numFmt w:val="bullet"/>
-      <w:lvlText w:val=""/>
-      <w:lvlJc w:val="left"/>
-      <w:pPr>
-        <w:ind w:left="5760" w:hanging="360"/>
-      </w:pPr>
-      <w:rPr>
-        <w:rFonts w:ascii="Symbol" w:hAnsi="Symbol" w:hint="default"/>
-      </w:rPr>
-    </w:lvl>
-    <w:lvl w:ilvl="7" w:tplc="04090003" w:tentative="1">
-      <w:start w:val="1"/>
-      <w:numFmt w:val="bullet"/>
-      <w:lvlText w:val="o"/>
-      <w:lvlJc w:val="left"/>
-      <w:pPr>
-        <w:ind w:left="6480" w:hanging="360"/>
-      </w:pPr>
-      <w:rPr>
-        <w:rFonts w:ascii="Courier New" w:hAnsi="Courier New" w:cs="Courier New" w:hint="default"/>
-      </w:rPr>
-    </w:lvl>
-    <w:lvl w:ilvl="8" w:tplc="04090005" w:tentative="1">
-      <w:start w:val="1"/>
-      <w:numFmt w:val="bullet"/>
-      <w:lvlText w:val=""/>
-      <w:lvlJc w:val="left"/>
-      <w:pPr>
-        <w:ind w:left="7200" w:hanging="360"/>
-      </w:pPr>
-      <w:rPr>
-        <w:rFonts w:ascii="Wingdings" w:hAnsi="Wingdings" w:hint="default"/>
+    <w:lvl w:ilvl="2">
+      <w:start w:val="1"/>
+      <w:numFmt w:val="decimal"/>
+      <w:isLgl/>
+      <w:lvlText w:val="%1.%2.%3."/>
+      <w:lvlJc w:val="left"/>
+      <w:pPr>
+        <w:ind w:left="1712" w:hanging="720"/>
+      </w:pPr>
+      <w:rPr>
+        <w:rFonts w:hint="default"/>
+      </w:rPr>
+    </w:lvl>
+    <w:lvl w:ilvl="3">
+      <w:start w:val="1"/>
+      <w:numFmt w:val="decimal"/>
+      <w:isLgl/>
+      <w:lvlText w:val="%1.%2.%3.%4."/>
+      <w:lvlJc w:val="left"/>
+      <w:pPr>
+        <w:ind w:left="1080" w:hanging="720"/>
+      </w:pPr>
+      <w:rPr>
+        <w:rFonts w:hint="default"/>
+      </w:rPr>
+    </w:lvl>
+    <w:lvl w:ilvl="4">
+      <w:start w:val="1"/>
+      <w:numFmt w:val="decimal"/>
+      <w:isLgl/>
+      <w:lvlText w:val="%1.%2.%3.%4.%5."/>
+      <w:lvlJc w:val="left"/>
+      <w:pPr>
+        <w:ind w:left="1440" w:hanging="1080"/>
+      </w:pPr>
+      <w:rPr>
+        <w:rFonts w:hint="default"/>
+      </w:rPr>
+    </w:lvl>
+    <w:lvl w:ilvl="5">
+      <w:start w:val="1"/>
+      <w:numFmt w:val="decimal"/>
+      <w:isLgl/>
+      <w:lvlText w:val="%1.%2.%3.%4.%5.%6."/>
+      <w:lvlJc w:val="left"/>
+      <w:pPr>
+        <w:ind w:left="1440" w:hanging="1080"/>
+      </w:pPr>
+      <w:rPr>
+        <w:rFonts w:hint="default"/>
+      </w:rPr>
+    </w:lvl>
+    <w:lvl w:ilvl="6">
+      <w:start w:val="1"/>
+      <w:numFmt w:val="decimal"/>
+      <w:isLgl/>
+      <w:lvlText w:val="%1.%2.%3.%4.%5.%6.%7."/>
+      <w:lvlJc w:val="left"/>
+      <w:pPr>
+        <w:ind w:left="1800" w:hanging="1440"/>
+      </w:pPr>
+      <w:rPr>
+        <w:rFonts w:hint="default"/>
+      </w:rPr>
+    </w:lvl>
+    <w:lvl w:ilvl="7">
+      <w:start w:val="1"/>
+      <w:numFmt w:val="decimal"/>
+      <w:isLgl/>
+      <w:lvlText w:val="%1.%2.%3.%4.%5.%6.%7.%8."/>
+      <w:lvlJc w:val="left"/>
+      <w:pPr>
+        <w:ind w:left="1800" w:hanging="1440"/>
+      </w:pPr>
+      <w:rPr>
+        <w:rFonts w:hint="default"/>
+      </w:rPr>
+    </w:lvl>
+    <w:lvl w:ilvl="8">
+      <w:start w:val="1"/>
+      <w:numFmt w:val="decimal"/>
+      <w:isLgl/>
+      <w:lvlText w:val="%1.%2.%3.%4.%5.%6.%7.%8.%9."/>
+      <w:lvlJc w:val="left"/>
+      <w:pPr>
+        <w:ind w:left="2160" w:hanging="1800"/>
+      </w:pPr>
+      <w:rPr>
+        <w:rFonts w:hint="default"/>
       </w:rPr>
     </w:lvl>
   </w:abstractNum>
   <w:abstractNum w:abstractNumId="16" w15:restartNumberingAfterBreak="0">
-    <w:nsid w:val="2D070F35"/>
-    <w:multiLevelType w:val="hybridMultilevel"/>
-    <w:tmpl w:val="401AB6EA"/>
-    <w:lvl w:ilvl="0" w:tplc="04090001">
-      <w:start w:val="1"/>
-      <w:numFmt w:val="bullet"/>
-      <w:lvlText w:val=""/>
-      <w:lvlJc w:val="left"/>
-      <w:pPr>
-        <w:ind w:left="1647" w:hanging="360"/>
-      </w:pPr>
-      <w:rPr>
-        <w:rFonts w:ascii="Symbol" w:hAnsi="Symbol" w:hint="default"/>
-      </w:rPr>
-    </w:lvl>
-    <w:lvl w:ilvl="1" w:tplc="04090003" w:tentative="1">
-      <w:start w:val="1"/>
-      <w:numFmt w:val="bullet"/>
-      <w:lvlText w:val="o"/>
-      <w:lvlJc w:val="left"/>
-      <w:pPr>
-        <w:ind w:left="2367" w:hanging="360"/>
-      </w:pPr>
-      <w:rPr>
-        <w:rFonts w:ascii="Courier New" w:hAnsi="Courier New" w:cs="Courier New" w:hint="default"/>
-      </w:rPr>
-    </w:lvl>
-    <w:lvl w:ilvl="2" w:tplc="04090005" w:tentative="1">
-      <w:start w:val="1"/>
-      <w:numFmt w:val="bullet"/>
-      <w:lvlText w:val=""/>
-      <w:lvlJc w:val="left"/>
-      <w:pPr>
-        <w:ind w:left="3087" w:hanging="360"/>
-      </w:pPr>
-      <w:rPr>
-        <w:rFonts w:ascii="Wingdings" w:hAnsi="Wingdings" w:hint="default"/>
-      </w:rPr>
-    </w:lvl>
-    <w:lvl w:ilvl="3" w:tplc="04090001" w:tentative="1">
-      <w:start w:val="1"/>
-      <w:numFmt w:val="bullet"/>
-      <w:lvlText w:val=""/>
-      <w:lvlJc w:val="left"/>
-      <w:pPr>
-        <w:ind w:left="3807" w:hanging="360"/>
-      </w:pPr>
-      <w:rPr>
-        <w:rFonts w:ascii="Symbol" w:hAnsi="Symbol" w:hint="default"/>
-      </w:rPr>
-    </w:lvl>
-    <w:lvl w:ilvl="4" w:tplc="04090003" w:tentative="1">
-      <w:start w:val="1"/>
-      <w:numFmt w:val="bullet"/>
-      <w:lvlText w:val="o"/>
-      <w:lvlJc w:val="left"/>
-      <w:pPr>
-        <w:ind w:left="4527" w:hanging="360"/>
-      </w:pPr>
-      <w:rPr>
-        <w:rFonts w:ascii="Courier New" w:hAnsi="Courier New" w:cs="Courier New" w:hint="default"/>
-      </w:rPr>
-    </w:lvl>
-    <w:lvl w:ilvl="5" w:tplc="04090005" w:tentative="1">
-      <w:start w:val="1"/>
-      <w:numFmt w:val="bullet"/>
-      <w:lvlText w:val=""/>
-      <w:lvlJc w:val="left"/>
-      <w:pPr>
-        <w:ind w:left="5247" w:hanging="360"/>
-      </w:pPr>
-      <w:rPr>
-        <w:rFonts w:ascii="Wingdings" w:hAnsi="Wingdings" w:hint="default"/>
-      </w:rPr>
-    </w:lvl>
-    <w:lvl w:ilvl="6" w:tplc="04090001" w:tentative="1">
-      <w:start w:val="1"/>
-      <w:numFmt w:val="bullet"/>
-      <w:lvlText w:val=""/>
-      <w:lvlJc w:val="left"/>
-      <w:pPr>
-        <w:ind w:left="5967" w:hanging="360"/>
-      </w:pPr>
-      <w:rPr>
-        <w:rFonts w:ascii="Symbol" w:hAnsi="Symbol" w:hint="default"/>
-      </w:rPr>
-    </w:lvl>
-    <w:lvl w:ilvl="7" w:tplc="04090003" w:tentative="1">
-      <w:start w:val="1"/>
-      <w:numFmt w:val="bullet"/>
-      <w:lvlText w:val="o"/>
-      <w:lvlJc w:val="left"/>
-      <w:pPr>
-        <w:ind w:left="6687" w:hanging="360"/>
-      </w:pPr>
-      <w:rPr>
-        <w:rFonts w:ascii="Courier New" w:hAnsi="Courier New" w:cs="Courier New" w:hint="default"/>
-      </w:rPr>
-    </w:lvl>
-    <w:lvl w:ilvl="8" w:tplc="04090005" w:tentative="1">
-      <w:start w:val="1"/>
-      <w:numFmt w:val="bullet"/>
-      <w:lvlText w:val=""/>
-      <w:lvlJc w:val="left"/>
-      <w:pPr>
-        <w:ind w:left="7407" w:hanging="360"/>
-      </w:pPr>
-      <w:rPr>
-        <w:rFonts w:ascii="Wingdings" w:hAnsi="Wingdings" w:hint="default"/>
+    <w:nsid w:val="27DE1B53"/>
+    <w:multiLevelType w:val="multilevel"/>
+    <w:tmpl w:val="49E4174C"/>
+    <w:lvl w:ilvl="0">
+      <w:start w:val="1"/>
+      <w:numFmt w:val="decimal"/>
+      <w:lvlText w:val="%1."/>
+      <w:lvlJc w:val="left"/>
+      <w:pPr>
+        <w:ind w:left="720" w:hanging="360"/>
+      </w:pPr>
+      <w:rPr>
+        <w:rFonts w:eastAsia="Arial" w:hint="default"/>
+        <w:b/>
+        <w:bCs/>
+        <w:sz w:val="32"/>
+        <w:szCs w:val="32"/>
+      </w:rPr>
+    </w:lvl>
+    <w:lvl w:ilvl="1">
+      <w:start w:val="1"/>
+      <w:numFmt w:val="decimal"/>
+      <w:isLgl/>
+      <w:lvlText w:val="%1.%2."/>
+      <w:lvlJc w:val="left"/>
+      <w:pPr>
+        <w:ind w:left="927" w:hanging="360"/>
+      </w:pPr>
+      <w:rPr>
+        <w:rFonts w:hint="default"/>
+        <w:b/>
+        <w:bCs/>
+        <w:sz w:val="28"/>
+        <w:szCs w:val="28"/>
+      </w:rPr>
+    </w:lvl>
+    <w:lvl w:ilvl="2">
+      <w:start w:val="1"/>
+      <w:numFmt w:val="decimal"/>
+      <w:isLgl/>
+      <w:lvlText w:val="%1.%2.%3."/>
+      <w:lvlJc w:val="left"/>
+      <w:pPr>
+        <w:ind w:left="1712" w:hanging="720"/>
+      </w:pPr>
+      <w:rPr>
+        <w:rFonts w:hint="default"/>
+      </w:rPr>
+    </w:lvl>
+    <w:lvl w:ilvl="3">
+      <w:start w:val="1"/>
+      <w:numFmt w:val="decimal"/>
+      <w:isLgl/>
+      <w:lvlText w:val="%1.%2.%3.%4."/>
+      <w:lvlJc w:val="left"/>
+      <w:pPr>
+        <w:ind w:left="1080" w:hanging="720"/>
+      </w:pPr>
+      <w:rPr>
+        <w:rFonts w:hint="default"/>
+      </w:rPr>
+    </w:lvl>
+    <w:lvl w:ilvl="4">
+      <w:start w:val="1"/>
+      <w:numFmt w:val="decimal"/>
+      <w:isLgl/>
+      <w:lvlText w:val="%1.%2.%3.%4.%5."/>
+      <w:lvlJc w:val="left"/>
+      <w:pPr>
+        <w:ind w:left="1440" w:hanging="1080"/>
+      </w:pPr>
+      <w:rPr>
+        <w:rFonts w:hint="default"/>
+      </w:rPr>
+    </w:lvl>
+    <w:lvl w:ilvl="5">
+      <w:start w:val="1"/>
+      <w:numFmt w:val="decimal"/>
+      <w:isLgl/>
+      <w:lvlText w:val="%1.%2.%3.%4.%5.%6."/>
+      <w:lvlJc w:val="left"/>
+      <w:pPr>
+        <w:ind w:left="1440" w:hanging="1080"/>
+      </w:pPr>
+      <w:rPr>
+        <w:rFonts w:hint="default"/>
+      </w:rPr>
+    </w:lvl>
+    <w:lvl w:ilvl="6">
+      <w:start w:val="1"/>
+      <w:numFmt w:val="decimal"/>
+      <w:isLgl/>
+      <w:lvlText w:val="%1.%2.%3.%4.%5.%6.%7."/>
+      <w:lvlJc w:val="left"/>
+      <w:pPr>
+        <w:ind w:left="1800" w:hanging="1440"/>
+      </w:pPr>
+      <w:rPr>
+        <w:rFonts w:hint="default"/>
+      </w:rPr>
+    </w:lvl>
+    <w:lvl w:ilvl="7">
+      <w:start w:val="1"/>
+      <w:numFmt w:val="decimal"/>
+      <w:isLgl/>
+      <w:lvlText w:val="%1.%2.%3.%4.%5.%6.%7.%8."/>
+      <w:lvlJc w:val="left"/>
+      <w:pPr>
+        <w:ind w:left="1800" w:hanging="1440"/>
+      </w:pPr>
+      <w:rPr>
+        <w:rFonts w:hint="default"/>
+      </w:rPr>
+    </w:lvl>
+    <w:lvl w:ilvl="8">
+      <w:start w:val="1"/>
+      <w:numFmt w:val="decimal"/>
+      <w:isLgl/>
+      <w:lvlText w:val="%1.%2.%3.%4.%5.%6.%7.%8.%9."/>
+      <w:lvlJc w:val="left"/>
+      <w:pPr>
+        <w:ind w:left="2160" w:hanging="1800"/>
+      </w:pPr>
+      <w:rPr>
+        <w:rFonts w:hint="default"/>
       </w:rPr>
     </w:lvl>
   </w:abstractNum>
   <w:abstractNum w:abstractNumId="17" w15:restartNumberingAfterBreak="0">
+    <w:nsid w:val="2A2C162E"/>
+    <w:multiLevelType w:val="multilevel"/>
+    <w:tmpl w:val="49E4174C"/>
+    <w:lvl w:ilvl="0">
+      <w:start w:val="1"/>
+      <w:numFmt w:val="decimal"/>
+      <w:lvlText w:val="%1."/>
+      <w:lvlJc w:val="left"/>
+      <w:pPr>
+        <w:ind w:left="720" w:hanging="360"/>
+      </w:pPr>
+      <w:rPr>
+        <w:rFonts w:eastAsia="Arial" w:hint="default"/>
+        <w:b/>
+        <w:bCs/>
+        <w:sz w:val="32"/>
+        <w:szCs w:val="32"/>
+      </w:rPr>
+    </w:lvl>
+    <w:lvl w:ilvl="1">
+      <w:start w:val="1"/>
+      <w:numFmt w:val="decimal"/>
+      <w:isLgl/>
+      <w:lvlText w:val="%1.%2."/>
+      <w:lvlJc w:val="left"/>
+      <w:pPr>
+        <w:ind w:left="927" w:hanging="360"/>
+      </w:pPr>
+      <w:rPr>
+        <w:rFonts w:hint="default"/>
+        <w:b/>
+        <w:bCs/>
+        <w:sz w:val="28"/>
+        <w:szCs w:val="28"/>
+      </w:rPr>
+    </w:lvl>
+    <w:lvl w:ilvl="2">
+      <w:start w:val="1"/>
+      <w:numFmt w:val="decimal"/>
+      <w:isLgl/>
+      <w:lvlText w:val="%1.%2.%3."/>
+      <w:lvlJc w:val="left"/>
+      <w:pPr>
+        <w:ind w:left="1712" w:hanging="720"/>
+      </w:pPr>
+      <w:rPr>
+        <w:rFonts w:hint="default"/>
+      </w:rPr>
+    </w:lvl>
+    <w:lvl w:ilvl="3">
+      <w:start w:val="1"/>
+      <w:numFmt w:val="decimal"/>
+      <w:isLgl/>
+      <w:lvlText w:val="%1.%2.%3.%4."/>
+      <w:lvlJc w:val="left"/>
+      <w:pPr>
+        <w:ind w:left="1080" w:hanging="720"/>
+      </w:pPr>
+      <w:rPr>
+        <w:rFonts w:hint="default"/>
+      </w:rPr>
+    </w:lvl>
+    <w:lvl w:ilvl="4">
+      <w:start w:val="1"/>
+      <w:numFmt w:val="decimal"/>
+      <w:isLgl/>
+      <w:lvlText w:val="%1.%2.%3.%4.%5."/>
+      <w:lvlJc w:val="left"/>
+      <w:pPr>
+        <w:ind w:left="1440" w:hanging="1080"/>
+      </w:pPr>
+      <w:rPr>
+        <w:rFonts w:hint="default"/>
+      </w:rPr>
+    </w:lvl>
+    <w:lvl w:ilvl="5">
+      <w:start w:val="1"/>
+      <w:numFmt w:val="decimal"/>
+      <w:isLgl/>
+      <w:lvlText w:val="%1.%2.%3.%4.%5.%6."/>
+      <w:lvlJc w:val="left"/>
+      <w:pPr>
+        <w:ind w:left="1440" w:hanging="1080"/>
+      </w:pPr>
+      <w:rPr>
+        <w:rFonts w:hint="default"/>
+      </w:rPr>
+    </w:lvl>
+    <w:lvl w:ilvl="6">
+      <w:start w:val="1"/>
+      <w:numFmt w:val="decimal"/>
+      <w:isLgl/>
+      <w:lvlText w:val="%1.%2.%3.%4.%5.%6.%7."/>
+      <w:lvlJc w:val="left"/>
+      <w:pPr>
+        <w:ind w:left="1800" w:hanging="1440"/>
+      </w:pPr>
+      <w:rPr>
+        <w:rFonts w:hint="default"/>
+      </w:rPr>
+    </w:lvl>
+    <w:lvl w:ilvl="7">
+      <w:start w:val="1"/>
+      <w:numFmt w:val="decimal"/>
+      <w:isLgl/>
+      <w:lvlText w:val="%1.%2.%3.%4.%5.%6.%7.%8."/>
+      <w:lvlJc w:val="left"/>
+      <w:pPr>
+        <w:ind w:left="1800" w:hanging="1440"/>
+      </w:pPr>
+      <w:rPr>
+        <w:rFonts w:hint="default"/>
+      </w:rPr>
+    </w:lvl>
+    <w:lvl w:ilvl="8">
+      <w:start w:val="1"/>
+      <w:numFmt w:val="decimal"/>
+      <w:isLgl/>
+      <w:lvlText w:val="%1.%2.%3.%4.%5.%6.%7.%8.%9."/>
+      <w:lvlJc w:val="left"/>
+      <w:pPr>
+        <w:ind w:left="2160" w:hanging="1800"/>
+      </w:pPr>
+      <w:rPr>
+        <w:rFonts w:hint="default"/>
+      </w:rPr>
+    </w:lvl>
+  </w:abstractNum>
+  <w:abstractNum w:abstractNumId="18" w15:restartNumberingAfterBreak="0">
+    <w:nsid w:val="2D070F35"/>
+    <w:multiLevelType w:val="multilevel"/>
+    <w:tmpl w:val="49E4174C"/>
+    <w:lvl w:ilvl="0">
+      <w:start w:val="1"/>
+      <w:numFmt w:val="decimal"/>
+      <w:lvlText w:val="%1."/>
+      <w:lvlJc w:val="left"/>
+      <w:pPr>
+        <w:ind w:left="720" w:hanging="360"/>
+      </w:pPr>
+      <w:rPr>
+        <w:rFonts w:eastAsia="Arial" w:hint="default"/>
+        <w:b/>
+        <w:bCs/>
+        <w:sz w:val="32"/>
+        <w:szCs w:val="32"/>
+      </w:rPr>
+    </w:lvl>
+    <w:lvl w:ilvl="1">
+      <w:start w:val="1"/>
+      <w:numFmt w:val="decimal"/>
+      <w:isLgl/>
+      <w:lvlText w:val="%1.%2."/>
+      <w:lvlJc w:val="left"/>
+      <w:pPr>
+        <w:ind w:left="927" w:hanging="360"/>
+      </w:pPr>
+      <w:rPr>
+        <w:rFonts w:hint="default"/>
+        <w:b/>
+        <w:bCs/>
+        <w:sz w:val="28"/>
+        <w:szCs w:val="28"/>
+      </w:rPr>
+    </w:lvl>
+    <w:lvl w:ilvl="2">
+      <w:start w:val="1"/>
+      <w:numFmt w:val="decimal"/>
+      <w:isLgl/>
+      <w:lvlText w:val="%1.%2.%3."/>
+      <w:lvlJc w:val="left"/>
+      <w:pPr>
+        <w:ind w:left="1712" w:hanging="720"/>
+      </w:pPr>
+      <w:rPr>
+        <w:rFonts w:hint="default"/>
+      </w:rPr>
+    </w:lvl>
+    <w:lvl w:ilvl="3">
+      <w:start w:val="1"/>
+      <w:numFmt w:val="decimal"/>
+      <w:isLgl/>
+      <w:lvlText w:val="%1.%2.%3.%4."/>
+      <w:lvlJc w:val="left"/>
+      <w:pPr>
+        <w:ind w:left="1080" w:hanging="720"/>
+      </w:pPr>
+      <w:rPr>
+        <w:rFonts w:hint="default"/>
+      </w:rPr>
+    </w:lvl>
+    <w:lvl w:ilvl="4">
+      <w:start w:val="1"/>
+      <w:numFmt w:val="decimal"/>
+      <w:isLgl/>
+      <w:lvlText w:val="%1.%2.%3.%4.%5."/>
+      <w:lvlJc w:val="left"/>
+      <w:pPr>
+        <w:ind w:left="1440" w:hanging="1080"/>
+      </w:pPr>
+      <w:rPr>
+        <w:rFonts w:hint="default"/>
+      </w:rPr>
+    </w:lvl>
+    <w:lvl w:ilvl="5">
+      <w:start w:val="1"/>
+      <w:numFmt w:val="decimal"/>
+      <w:isLgl/>
+      <w:lvlText w:val="%1.%2.%3.%4.%5.%6."/>
+      <w:lvlJc w:val="left"/>
+      <w:pPr>
+        <w:ind w:left="1440" w:hanging="1080"/>
+      </w:pPr>
+      <w:rPr>
+        <w:rFonts w:hint="default"/>
+      </w:rPr>
+    </w:lvl>
+    <w:lvl w:ilvl="6">
+      <w:start w:val="1"/>
+      <w:numFmt w:val="decimal"/>
+      <w:isLgl/>
+      <w:lvlText w:val="%1.%2.%3.%4.%5.%6.%7."/>
+      <w:lvlJc w:val="left"/>
+      <w:pPr>
+        <w:ind w:left="1800" w:hanging="1440"/>
+      </w:pPr>
+      <w:rPr>
+        <w:rFonts w:hint="default"/>
+      </w:rPr>
+    </w:lvl>
+    <w:lvl w:ilvl="7">
+      <w:start w:val="1"/>
+      <w:numFmt w:val="decimal"/>
+      <w:isLgl/>
+      <w:lvlText w:val="%1.%2.%3.%4.%5.%6.%7.%8."/>
+      <w:lvlJc w:val="left"/>
+      <w:pPr>
+        <w:ind w:left="1800" w:hanging="1440"/>
+      </w:pPr>
+      <w:rPr>
+        <w:rFonts w:hint="default"/>
+      </w:rPr>
+    </w:lvl>
+    <w:lvl w:ilvl="8">
+      <w:start w:val="1"/>
+      <w:numFmt w:val="decimal"/>
+      <w:isLgl/>
+      <w:lvlText w:val="%1.%2.%3.%4.%5.%6.%7.%8.%9."/>
+      <w:lvlJc w:val="left"/>
+      <w:pPr>
+        <w:ind w:left="2160" w:hanging="1800"/>
+      </w:pPr>
+      <w:rPr>
+        <w:rFonts w:hint="default"/>
+      </w:rPr>
+    </w:lvl>
+  </w:abstractNum>
+  <w:abstractNum w:abstractNumId="19" w15:restartNumberingAfterBreak="0">
+    <w:nsid w:val="2EC8797B"/>
+    <w:multiLevelType w:val="multilevel"/>
+    <w:tmpl w:val="2000001D"/>
+    <w:lvl w:ilvl="0">
+      <w:start w:val="1"/>
+      <w:numFmt w:val="decimal"/>
+      <w:lvlText w:val="%1)"/>
+      <w:lvlJc w:val="left"/>
+      <w:pPr>
+        <w:ind w:left="360" w:hanging="360"/>
+      </w:pPr>
+    </w:lvl>
+    <w:lvl w:ilvl="1">
+      <w:start w:val="1"/>
+      <w:numFmt w:val="lowerLetter"/>
+      <w:lvlText w:val="%2)"/>
+      <w:lvlJc w:val="left"/>
+      <w:pPr>
+        <w:ind w:left="720" w:hanging="360"/>
+      </w:pPr>
+    </w:lvl>
+    <w:lvl w:ilvl="2">
+      <w:start w:val="1"/>
+      <w:numFmt w:val="lowerRoman"/>
+      <w:lvlText w:val="%3)"/>
+      <w:lvlJc w:val="left"/>
+      <w:pPr>
+        <w:ind w:left="1080" w:hanging="360"/>
+      </w:pPr>
+    </w:lvl>
+    <w:lvl w:ilvl="3">
+      <w:start w:val="1"/>
+      <w:numFmt w:val="decimal"/>
+      <w:lvlText w:val="(%4)"/>
+      <w:lvlJc w:val="left"/>
+      <w:pPr>
+        <w:ind w:left="1440" w:hanging="360"/>
+      </w:pPr>
+    </w:lvl>
+    <w:lvl w:ilvl="4">
+      <w:start w:val="1"/>
+      <w:numFmt w:val="lowerLetter"/>
+      <w:lvlText w:val="(%5)"/>
+      <w:lvlJc w:val="left"/>
+      <w:pPr>
+        <w:ind w:left="1800" w:hanging="360"/>
+      </w:pPr>
+    </w:lvl>
+    <w:lvl w:ilvl="5">
+      <w:start w:val="1"/>
+      <w:numFmt w:val="lowerRoman"/>
+      <w:lvlText w:val="(%6)"/>
+      <w:lvlJc w:val="left"/>
+      <w:pPr>
+        <w:ind w:left="2160" w:hanging="360"/>
+      </w:pPr>
+    </w:lvl>
+    <w:lvl w:ilvl="6">
+      <w:start w:val="1"/>
+      <w:numFmt w:val="decimal"/>
+      <w:lvlText w:val="%7."/>
+      <w:lvlJc w:val="left"/>
+      <w:pPr>
+        <w:ind w:left="2520" w:hanging="360"/>
+      </w:pPr>
+    </w:lvl>
+    <w:lvl w:ilvl="7">
+      <w:start w:val="1"/>
+      <w:numFmt w:val="lowerLetter"/>
+      <w:lvlText w:val="%8."/>
+      <w:lvlJc w:val="left"/>
+      <w:pPr>
+        <w:ind w:left="2880" w:hanging="360"/>
+      </w:pPr>
+    </w:lvl>
+    <w:lvl w:ilvl="8">
+      <w:start w:val="1"/>
+      <w:numFmt w:val="lowerRoman"/>
+      <w:lvlText w:val="%9."/>
+      <w:lvlJc w:val="left"/>
+      <w:pPr>
+        <w:ind w:left="3240" w:hanging="360"/>
+      </w:pPr>
+    </w:lvl>
+  </w:abstractNum>
+  <w:abstractNum w:abstractNumId="20" w15:restartNumberingAfterBreak="0">
     <w:nsid w:val="31553CC3"/>
     <w:multiLevelType w:val="hybridMultilevel"/>
     <w:tmpl w:val="6F28D450"/>
@@ -22879,7 +23981,7 @@
       </w:rPr>
     </w:lvl>
   </w:abstractNum>
-  <w:abstractNum w:abstractNumId="18" w15:restartNumberingAfterBreak="0">
+  <w:abstractNum w:abstractNumId="21" w15:restartNumberingAfterBreak="0">
     <w:nsid w:val="370F0741"/>
     <w:multiLevelType w:val="hybridMultilevel"/>
     <w:tmpl w:val="06F8AF18"/>
@@ -23091,7 +24193,93 @@
       </w:rPr>
     </w:lvl>
   </w:abstractNum>
-  <w:abstractNum w:abstractNumId="19" w15:restartNumberingAfterBreak="0">
+  <w:abstractNum w:abstractNumId="22" w15:restartNumberingAfterBreak="0">
+    <w:nsid w:val="37DA6A0D"/>
+    <w:multiLevelType w:val="hybridMultilevel"/>
+    <w:tmpl w:val="6AF6D266"/>
+    <w:lvl w:ilvl="0" w:tplc="2000000F">
+      <w:start w:val="1"/>
+      <w:numFmt w:val="decimal"/>
+      <w:lvlText w:val="%1."/>
+      <w:lvlJc w:val="left"/>
+      <w:pPr>
+        <w:ind w:left="1440" w:hanging="360"/>
+      </w:pPr>
+    </w:lvl>
+    <w:lvl w:ilvl="1" w:tplc="20000019" w:tentative="1">
+      <w:start w:val="1"/>
+      <w:numFmt w:val="lowerLetter"/>
+      <w:lvlText w:val="%2."/>
+      <w:lvlJc w:val="left"/>
+      <w:pPr>
+        <w:ind w:left="2160" w:hanging="360"/>
+      </w:pPr>
+    </w:lvl>
+    <w:lvl w:ilvl="2" w:tplc="2000001B" w:tentative="1">
+      <w:start w:val="1"/>
+      <w:numFmt w:val="lowerRoman"/>
+      <w:lvlText w:val="%3."/>
+      <w:lvlJc w:val="right"/>
+      <w:pPr>
+        <w:ind w:left="2880" w:hanging="180"/>
+      </w:pPr>
+    </w:lvl>
+    <w:lvl w:ilvl="3" w:tplc="2000000F" w:tentative="1">
+      <w:start w:val="1"/>
+      <w:numFmt w:val="decimal"/>
+      <w:lvlText w:val="%4."/>
+      <w:lvlJc w:val="left"/>
+      <w:pPr>
+        <w:ind w:left="3600" w:hanging="360"/>
+      </w:pPr>
+    </w:lvl>
+    <w:lvl w:ilvl="4" w:tplc="20000019" w:tentative="1">
+      <w:start w:val="1"/>
+      <w:numFmt w:val="lowerLetter"/>
+      <w:lvlText w:val="%5."/>
+      <w:lvlJc w:val="left"/>
+      <w:pPr>
+        <w:ind w:left="4320" w:hanging="360"/>
+      </w:pPr>
+    </w:lvl>
+    <w:lvl w:ilvl="5" w:tplc="2000001B" w:tentative="1">
+      <w:start w:val="1"/>
+      <w:numFmt w:val="lowerRoman"/>
+      <w:lvlText w:val="%6."/>
+      <w:lvlJc w:val="right"/>
+      <w:pPr>
+        <w:ind w:left="5040" w:hanging="180"/>
+      </w:pPr>
+    </w:lvl>
+    <w:lvl w:ilvl="6" w:tplc="2000000F" w:tentative="1">
+      <w:start w:val="1"/>
+      <w:numFmt w:val="decimal"/>
+      <w:lvlText w:val="%7."/>
+      <w:lvlJc w:val="left"/>
+      <w:pPr>
+        <w:ind w:left="5760" w:hanging="360"/>
+      </w:pPr>
+    </w:lvl>
+    <w:lvl w:ilvl="7" w:tplc="20000019" w:tentative="1">
+      <w:start w:val="1"/>
+      <w:numFmt w:val="lowerLetter"/>
+      <w:lvlText w:val="%8."/>
+      <w:lvlJc w:val="left"/>
+      <w:pPr>
+        <w:ind w:left="6480" w:hanging="360"/>
+      </w:pPr>
+    </w:lvl>
+    <w:lvl w:ilvl="8" w:tplc="2000001B" w:tentative="1">
+      <w:start w:val="1"/>
+      <w:numFmt w:val="lowerRoman"/>
+      <w:lvlText w:val="%9."/>
+      <w:lvlJc w:val="right"/>
+      <w:pPr>
+        <w:ind w:left="7200" w:hanging="180"/>
+      </w:pPr>
+    </w:lvl>
+  </w:abstractNum>
+  <w:abstractNum w:abstractNumId="23" w15:restartNumberingAfterBreak="0">
     <w:nsid w:val="3A2E2D6A"/>
     <w:multiLevelType w:val="hybridMultilevel"/>
     <w:tmpl w:val="014C3BA0"/>
@@ -23206,7 +24394,124 @@
       </w:rPr>
     </w:lvl>
   </w:abstractNum>
-  <w:abstractNum w:abstractNumId="20" w15:restartNumberingAfterBreak="0">
+  <w:abstractNum w:abstractNumId="24" w15:restartNumberingAfterBreak="0">
+    <w:nsid w:val="3B336423"/>
+    <w:multiLevelType w:val="multilevel"/>
+    <w:tmpl w:val="BC383104"/>
+    <w:lvl w:ilvl="0">
+      <w:start w:val="2"/>
+      <w:numFmt w:val="decimal"/>
+      <w:lvlText w:val="%1"/>
+      <w:lvlJc w:val="left"/>
+      <w:pPr>
+        <w:ind w:left="360" w:hanging="360"/>
+      </w:pPr>
+      <w:rPr>
+        <w:rFonts w:hint="default"/>
+      </w:rPr>
+    </w:lvl>
+    <w:lvl w:ilvl="1">
+      <w:start w:val="1"/>
+      <w:numFmt w:val="decimal"/>
+      <w:lvlText w:val="%1.%2"/>
+      <w:lvlJc w:val="left"/>
+      <w:pPr>
+        <w:ind w:left="1007" w:hanging="360"/>
+      </w:pPr>
+      <w:rPr>
+        <w:rFonts w:hint="default"/>
+        <w:b/>
+        <w:bCs/>
+        <w:sz w:val="28"/>
+        <w:szCs w:val="28"/>
+      </w:rPr>
+    </w:lvl>
+    <w:lvl w:ilvl="2">
+      <w:start w:val="1"/>
+      <w:numFmt w:val="decimal"/>
+      <w:lvlText w:val="%1.%2.%3"/>
+      <w:lvlJc w:val="left"/>
+      <w:pPr>
+        <w:ind w:left="2014" w:hanging="720"/>
+      </w:pPr>
+      <w:rPr>
+        <w:rFonts w:hint="default"/>
+      </w:rPr>
+    </w:lvl>
+    <w:lvl w:ilvl="3">
+      <w:start w:val="1"/>
+      <w:numFmt w:val="decimal"/>
+      <w:lvlText w:val="%1.%2.%3.%4"/>
+      <w:lvlJc w:val="left"/>
+      <w:pPr>
+        <w:ind w:left="3021" w:hanging="1080"/>
+      </w:pPr>
+      <w:rPr>
+        <w:rFonts w:hint="default"/>
+      </w:rPr>
+    </w:lvl>
+    <w:lvl w:ilvl="4">
+      <w:start w:val="1"/>
+      <w:numFmt w:val="decimal"/>
+      <w:lvlText w:val="%1.%2.%3.%4.%5"/>
+      <w:lvlJc w:val="left"/>
+      <w:pPr>
+        <w:ind w:left="3668" w:hanging="1080"/>
+      </w:pPr>
+      <w:rPr>
+        <w:rFonts w:hint="default"/>
+      </w:rPr>
+    </w:lvl>
+    <w:lvl w:ilvl="5">
+      <w:start w:val="1"/>
+      <w:numFmt w:val="decimal"/>
+      <w:lvlText w:val="%1.%2.%3.%4.%5.%6"/>
+      <w:lvlJc w:val="left"/>
+      <w:pPr>
+        <w:ind w:left="4675" w:hanging="1440"/>
+      </w:pPr>
+      <w:rPr>
+        <w:rFonts w:hint="default"/>
+      </w:rPr>
+    </w:lvl>
+    <w:lvl w:ilvl="6">
+      <w:start w:val="1"/>
+      <w:numFmt w:val="decimal"/>
+      <w:lvlText w:val="%1.%2.%3.%4.%5.%6.%7"/>
+      <w:lvlJc w:val="left"/>
+      <w:pPr>
+        <w:ind w:left="5322" w:hanging="1440"/>
+      </w:pPr>
+      <w:rPr>
+        <w:rFonts w:hint="default"/>
+      </w:rPr>
+    </w:lvl>
+    <w:lvl w:ilvl="7">
+      <w:start w:val="1"/>
+      <w:numFmt w:val="decimal"/>
+      <w:lvlText w:val="%1.%2.%3.%4.%5.%6.%7.%8"/>
+      <w:lvlJc w:val="left"/>
+      <w:pPr>
+        <w:ind w:left="6329" w:hanging="1800"/>
+      </w:pPr>
+      <w:rPr>
+        <w:rFonts w:hint="default"/>
+      </w:rPr>
+    </w:lvl>
+    <w:lvl w:ilvl="8">
+      <w:start w:val="1"/>
+      <w:numFmt w:val="decimal"/>
+      <w:lvlText w:val="%1.%2.%3.%4.%5.%6.%7.%8.%9"/>
+      <w:lvlJc w:val="left"/>
+      <w:pPr>
+        <w:ind w:left="7336" w:hanging="2160"/>
+      </w:pPr>
+      <w:rPr>
+        <w:rFonts w:hint="default"/>
+      </w:rPr>
+    </w:lvl>
+  </w:abstractNum>
+  <w:abstractNum w:abstractNumId="25" w15:restartNumberingAfterBreak="0">
     <w:nsid w:val="3C210DA8"/>
     <w:multiLevelType w:val="hybridMultilevel"/>
     <w:tmpl w:val="56B6E204"/>
@@ -23427,7 +24732,7 @@
       </w:rPr>
     </w:lvl>
   </w:abstractNum>
-  <w:abstractNum w:abstractNumId="21" w15:restartNumberingAfterBreak="0">
+  <w:abstractNum w:abstractNumId="26" w15:restartNumberingAfterBreak="0">
     <w:nsid w:val="4649298D"/>
     <w:multiLevelType w:val="hybridMultilevel"/>
     <w:tmpl w:val="99AA882E"/>
@@ -23639,7 +24944,7 @@
       </w:rPr>
     </w:lvl>
   </w:abstractNum>
-  <w:abstractNum w:abstractNumId="22" w15:restartNumberingAfterBreak="0">
+  <w:abstractNum w:abstractNumId="27" w15:restartNumberingAfterBreak="0">
     <w:nsid w:val="478E4B6F"/>
     <w:multiLevelType w:val="multilevel"/>
     <w:tmpl w:val="9A6E0F66"/>
@@ -23861,7 +25166,7 @@
       </w:rPr>
     </w:lvl>
   </w:abstractNum>
-  <w:abstractNum w:abstractNumId="23" w15:restartNumberingAfterBreak="0">
+  <w:abstractNum w:abstractNumId="28" w15:restartNumberingAfterBreak="0">
     <w:nsid w:val="53BA464B"/>
     <w:multiLevelType w:val="hybridMultilevel"/>
     <w:tmpl w:val="92E4D5EA"/>
@@ -23976,7 +25281,7 @@
       </w:rPr>
     </w:lvl>
   </w:abstractNum>
-  <w:abstractNum w:abstractNumId="24" w15:restartNumberingAfterBreak="0">
+  <w:abstractNum w:abstractNumId="29" w15:restartNumberingAfterBreak="0">
     <w:nsid w:val="5588188F"/>
     <w:multiLevelType w:val="hybridMultilevel"/>
     <w:tmpl w:val="D1ECF458"/>
@@ -24197,7 +25502,7 @@
       </w:rPr>
     </w:lvl>
   </w:abstractNum>
-  <w:abstractNum w:abstractNumId="25" w15:restartNumberingAfterBreak="0">
+  <w:abstractNum w:abstractNumId="30" w15:restartNumberingAfterBreak="0">
     <w:nsid w:val="599C0FA7"/>
     <w:multiLevelType w:val="multilevel"/>
     <w:tmpl w:val="6C22AD32"/>
@@ -24310,7 +25615,136 @@
       </w:rPr>
     </w:lvl>
   </w:abstractNum>
-  <w:abstractNum w:abstractNumId="26" w15:restartNumberingAfterBreak="0">
+  <w:abstractNum w:abstractNumId="31" w15:restartNumberingAfterBreak="0">
+    <w:nsid w:val="5D803D31"/>
+    <w:multiLevelType w:val="multilevel"/>
+    <w:tmpl w:val="49E4174C"/>
+    <w:lvl w:ilvl="0">
+      <w:start w:val="1"/>
+      <w:numFmt w:val="decimal"/>
+      <w:lvlText w:val="%1."/>
+      <w:lvlJc w:val="left"/>
+      <w:pPr>
+        <w:ind w:left="720" w:hanging="360"/>
+      </w:pPr>
+      <w:rPr>
+        <w:rFonts w:eastAsia="Arial" w:hint="default"/>
+        <w:b/>
+        <w:bCs/>
+        <w:sz w:val="32"/>
+        <w:szCs w:val="32"/>
+      </w:rPr>
+    </w:lvl>
+    <w:lvl w:ilvl="1">
+      <w:start w:val="1"/>
+      <w:numFmt w:val="decimal"/>
+      <w:isLgl/>
+      <w:lvlText w:val="%1.%2."/>
+      <w:lvlJc w:val="left"/>
+      <w:pPr>
+        <w:ind w:left="927" w:hanging="360"/>
+      </w:pPr>
+      <w:rPr>
+        <w:rFonts w:hint="default"/>
+        <w:b/>
+        <w:bCs/>
+        <w:sz w:val="28"/>
+        <w:szCs w:val="28"/>
+      </w:rPr>
+    </w:lvl>
+    <w:lvl w:ilvl="2">
+      <w:start w:val="1"/>
+      <w:numFmt w:val="decimal"/>
+      <w:isLgl/>
+      <w:lvlText w:val="%1.%2.%3."/>
+      <w:lvlJc w:val="left"/>
+      <w:pPr>
+        <w:ind w:left="1712" w:hanging="720"/>
+      </w:pPr>
+      <w:rPr>
+        <w:rFonts w:hint="default"/>
+      </w:rPr>
+    </w:lvl>
+    <w:lvl w:ilvl="3">
+      <w:start w:val="1"/>
+      <w:numFmt w:val="decimal"/>
+      <w:isLgl/>
+      <w:lvlText w:val="%1.%2.%3.%4."/>
+      <w:lvlJc w:val="left"/>
+      <w:pPr>
+        <w:ind w:left="1080" w:hanging="720"/>
+      </w:pPr>
+      <w:rPr>
+        <w:rFonts w:hint="default"/>
+      </w:rPr>
+    </w:lvl>
+    <w:lvl w:ilvl="4">
+      <w:start w:val="1"/>
+      <w:numFmt w:val="decimal"/>
+      <w:isLgl/>
+      <w:lvlText w:val="%1.%2.%3.%4.%5."/>
+      <w:lvlJc w:val="left"/>
+      <w:pPr>
+        <w:ind w:left="1440" w:hanging="1080"/>
+      </w:pPr>
+      <w:rPr>
+        <w:rFonts w:hint="default"/>
+      </w:rPr>
+    </w:lvl>
+    <w:lvl w:ilvl="5">
+      <w:start w:val="1"/>
+      <w:numFmt w:val="decimal"/>
+      <w:isLgl/>
+      <w:lvlText w:val="%1.%2.%3.%4.%5.%6."/>
+      <w:lvlJc w:val="left"/>
+      <w:pPr>
+        <w:ind w:left="1440" w:hanging="1080"/>
+      </w:pPr>
+      <w:rPr>
+        <w:rFonts w:hint="default"/>
+      </w:rPr>
+    </w:lvl>
+    <w:lvl w:ilvl="6">
+      <w:start w:val="1"/>
+      <w:numFmt w:val="decimal"/>
+      <w:isLgl/>
+      <w:lvlText w:val="%1.%2.%3.%4.%5.%6.%7."/>
+      <w:lvlJc w:val="left"/>
+      <w:pPr>
+        <w:ind w:left="1800" w:hanging="1440"/>
+      </w:pPr>
+      <w:rPr>
+        <w:rFonts w:hint="default"/>
+      </w:rPr>
+    </w:lvl>
+    <w:lvl w:ilvl="7">
+      <w:start w:val="1"/>
+      <w:numFmt w:val="decimal"/>
+      <w:isLgl/>
+      <w:lvlText w:val="%1.%2.%3.%4.%5.%6.%7.%8."/>
+      <w:lvlJc w:val="left"/>
+      <w:pPr>
+        <w:ind w:left="1800" w:hanging="1440"/>
+      </w:pPr>
+      <w:rPr>
+        <w:rFonts w:hint="default"/>
+      </w:rPr>
+    </w:lvl>
+    <w:lvl w:ilvl="8">
+      <w:start w:val="1"/>
+      <w:numFmt w:val="decimal"/>
+      <w:isLgl/>
+      <w:lvlText w:val="%1.%2.%3.%4.%5.%6.%7.%8.%9."/>
+      <w:lvlJc w:val="left"/>
+      <w:pPr>
+        <w:ind w:left="2160" w:hanging="1800"/>
+      </w:pPr>
+      <w:rPr>
+        <w:rFonts w:hint="default"/>
+      </w:rPr>
+    </w:lvl>
+  </w:abstractNum>
+  <w:abstractNum w:abstractNumId="32" w15:restartNumberingAfterBreak="0">
     <w:nsid w:val="61C50A81"/>
     <w:multiLevelType w:val="hybridMultilevel"/>
     <w:tmpl w:val="4C0005A6"/>
@@ -24522,7 +25956,93 @@
       </w:rPr>
     </w:lvl>
   </w:abstractNum>
-  <w:abstractNum w:abstractNumId="27" w15:restartNumberingAfterBreak="0">
+  <w:abstractNum w:abstractNumId="33" w15:restartNumberingAfterBreak="0">
+    <w:nsid w:val="6BB26A54"/>
+    <w:multiLevelType w:val="hybridMultilevel"/>
+    <w:tmpl w:val="ABF683EC"/>
+    <w:lvl w:ilvl="0" w:tplc="2000000F">
+      <w:start w:val="1"/>
+      <w:numFmt w:val="decimal"/>
+      <w:lvlText w:val="%1."/>
+      <w:lvlJc w:val="left"/>
+      <w:pPr>
+        <w:ind w:left="1440" w:hanging="360"/>
+      </w:pPr>
+    </w:lvl>
+    <w:lvl w:ilvl="1" w:tplc="20000019" w:tentative="1">
+      <w:start w:val="1"/>
+      <w:numFmt w:val="lowerLetter"/>
+      <w:lvlText w:val="%2."/>
+      <w:lvlJc w:val="left"/>
+      <w:pPr>
+        <w:ind w:left="2160" w:hanging="360"/>
+      </w:pPr>
+    </w:lvl>
+    <w:lvl w:ilvl="2" w:tplc="2000001B" w:tentative="1">
+      <w:start w:val="1"/>
+      <w:numFmt w:val="lowerRoman"/>
+      <w:lvlText w:val="%3."/>
+      <w:lvlJc w:val="right"/>
+      <w:pPr>
+        <w:ind w:left="2880" w:hanging="180"/>
+      </w:pPr>
+    </w:lvl>
+    <w:lvl w:ilvl="3" w:tplc="2000000F" w:tentative="1">
+      <w:start w:val="1"/>
+      <w:numFmt w:val="decimal"/>
+      <w:lvlText w:val="%4."/>
+      <w:lvlJc w:val="left"/>
+      <w:pPr>
+        <w:ind w:left="3600" w:hanging="360"/>
+      </w:pPr>
+    </w:lvl>
+    <w:lvl w:ilvl="4" w:tplc="20000019" w:tentative="1">
+      <w:start w:val="1"/>
+      <w:numFmt w:val="lowerLetter"/>
+      <w:lvlText w:val="%5."/>
+      <w:lvlJc w:val="left"/>
+      <w:pPr>
+        <w:ind w:left="4320" w:hanging="360"/>
+      </w:pPr>
+    </w:lvl>
+    <w:lvl w:ilvl="5" w:tplc="2000001B" w:tentative="1">
+      <w:start w:val="1"/>
+      <w:numFmt w:val="lowerRoman"/>
+      <w:lvlText w:val="%6."/>
+      <w:lvlJc w:val="right"/>
+      <w:pPr>
+        <w:ind w:left="5040" w:hanging="180"/>
+      </w:pPr>
+    </w:lvl>
+    <w:lvl w:ilvl="6" w:tplc="2000000F" w:tentative="1">
+      <w:start w:val="1"/>
+      <w:numFmt w:val="decimal"/>
+      <w:lvlText w:val="%7."/>
+      <w:lvlJc w:val="left"/>
+      <w:pPr>
+        <w:ind w:left="5760" w:hanging="360"/>
+      </w:pPr>
+    </w:lvl>
+    <w:lvl w:ilvl="7" w:tplc="20000019" w:tentative="1">
+      <w:start w:val="1"/>
+      <w:numFmt w:val="lowerLetter"/>
+      <w:lvlText w:val="%8."/>
+      <w:lvlJc w:val="left"/>
+      <w:pPr>
+        <w:ind w:left="6480" w:hanging="360"/>
+      </w:pPr>
+    </w:lvl>
+    <w:lvl w:ilvl="8" w:tplc="2000001B" w:tentative="1">
+      <w:start w:val="1"/>
+      <w:numFmt w:val="lowerRoman"/>
+      <w:lvlText w:val="%9."/>
+      <w:lvlJc w:val="right"/>
+      <w:pPr>
+        <w:ind w:left="7200" w:hanging="180"/>
+      </w:pPr>
+    </w:lvl>
+  </w:abstractNum>
+  <w:abstractNum w:abstractNumId="34" w15:restartNumberingAfterBreak="0">
     <w:nsid w:val="6F9862F9"/>
     <w:multiLevelType w:val="hybridMultilevel"/>
     <w:tmpl w:val="8780BF8E"/>
@@ -24743,7 +26263,7 @@
       </w:rPr>
     </w:lvl>
   </w:abstractNum>
-  <w:abstractNum w:abstractNumId="28" w15:restartNumberingAfterBreak="0">
+  <w:abstractNum w:abstractNumId="35" w15:restartNumberingAfterBreak="0">
     <w:nsid w:val="78D84EAB"/>
     <w:multiLevelType w:val="hybridMultilevel"/>
     <w:tmpl w:val="7826D6A0"/>
@@ -24832,121 +26352,137 @@
       </w:pPr>
     </w:lvl>
   </w:abstractNum>
-  <w:abstractNum w:abstractNumId="29" w15:restartNumberingAfterBreak="0">
+  <w:abstractNum w:abstractNumId="36" w15:restartNumberingAfterBreak="0">
     <w:nsid w:val="7AD928F9"/>
-    <w:multiLevelType w:val="hybridMultilevel"/>
-    <w:tmpl w:val="414A0668"/>
-    <w:lvl w:ilvl="0" w:tplc="04090001">
-      <w:start w:val="1"/>
-      <w:numFmt w:val="bullet"/>
-      <w:lvlText w:val=""/>
-      <w:lvlJc w:val="left"/>
-      <w:pPr>
-        <w:ind w:left="1562" w:hanging="360"/>
-      </w:pPr>
-      <w:rPr>
-        <w:rFonts w:ascii="Symbol" w:hAnsi="Symbol" w:hint="default"/>
-      </w:rPr>
-    </w:lvl>
-    <w:lvl w:ilvl="1" w:tplc="04090003" w:tentative="1">
-      <w:start w:val="1"/>
-      <w:numFmt w:val="bullet"/>
-      <w:lvlText w:val="o"/>
-      <w:lvlJc w:val="left"/>
-      <w:pPr>
-        <w:ind w:left="2282" w:hanging="360"/>
-      </w:pPr>
-      <w:rPr>
-        <w:rFonts w:ascii="Courier New" w:hAnsi="Courier New" w:cs="Courier New" w:hint="default"/>
-      </w:rPr>
-    </w:lvl>
-    <w:lvl w:ilvl="2" w:tplc="04090005" w:tentative="1">
-      <w:start w:val="1"/>
-      <w:numFmt w:val="bullet"/>
-      <w:lvlText w:val=""/>
-      <w:lvlJc w:val="left"/>
-      <w:pPr>
-        <w:ind w:left="3002" w:hanging="360"/>
-      </w:pPr>
-      <w:rPr>
-        <w:rFonts w:ascii="Wingdings" w:hAnsi="Wingdings" w:hint="default"/>
-      </w:rPr>
-    </w:lvl>
-    <w:lvl w:ilvl="3" w:tplc="04090001" w:tentative="1">
-      <w:start w:val="1"/>
-      <w:numFmt w:val="bullet"/>
-      <w:lvlText w:val=""/>
-      <w:lvlJc w:val="left"/>
-      <w:pPr>
-        <w:ind w:left="3722" w:hanging="360"/>
-      </w:pPr>
-      <w:rPr>
-        <w:rFonts w:ascii="Symbol" w:hAnsi="Symbol" w:hint="default"/>
-      </w:rPr>
-    </w:lvl>
-    <w:lvl w:ilvl="4" w:tplc="04090003" w:tentative="1">
-      <w:start w:val="1"/>
-      <w:numFmt w:val="bullet"/>
-      <w:lvlText w:val="o"/>
-      <w:lvlJc w:val="left"/>
-      <w:pPr>
-        <w:ind w:left="4442" w:hanging="360"/>
-      </w:pPr>
-      <w:rPr>
-        <w:rFonts w:ascii="Courier New" w:hAnsi="Courier New" w:cs="Courier New" w:hint="default"/>
-      </w:rPr>
-    </w:lvl>
-    <w:lvl w:ilvl="5" w:tplc="04090005" w:tentative="1">
-      <w:start w:val="1"/>
-      <w:numFmt w:val="bullet"/>
-      <w:lvlText w:val=""/>
-      <w:lvlJc w:val="left"/>
-      <w:pPr>
-        <w:ind w:left="5162" w:hanging="360"/>
-      </w:pPr>
-      <w:rPr>
-        <w:rFonts w:ascii="Wingdings" w:hAnsi="Wingdings" w:hint="default"/>
-      </w:rPr>
-    </w:lvl>
-    <w:lvl w:ilvl="6" w:tplc="04090001" w:tentative="1">
-      <w:start w:val="1"/>
-      <w:numFmt w:val="bullet"/>
-      <w:lvlText w:val=""/>
-      <w:lvlJc w:val="left"/>
-      <w:pPr>
-        <w:ind w:left="5882" w:hanging="360"/>
-      </w:pPr>
-      <w:rPr>
-        <w:rFonts w:ascii="Symbol" w:hAnsi="Symbol" w:hint="default"/>
-      </w:rPr>
-    </w:lvl>
-    <w:lvl w:ilvl="7" w:tplc="04090003" w:tentative="1">
-      <w:start w:val="1"/>
-      <w:numFmt w:val="bullet"/>
-      <w:lvlText w:val="o"/>
-      <w:lvlJc w:val="left"/>
-      <w:pPr>
-        <w:ind w:left="6602" w:hanging="360"/>
-      </w:pPr>
-      <w:rPr>
-        <w:rFonts w:ascii="Courier New" w:hAnsi="Courier New" w:cs="Courier New" w:hint="default"/>
-      </w:rPr>
-    </w:lvl>
-    <w:lvl w:ilvl="8" w:tplc="04090005" w:tentative="1">
-      <w:start w:val="1"/>
-      <w:numFmt w:val="bullet"/>
-      <w:lvlText w:val=""/>
-      <w:lvlJc w:val="left"/>
-      <w:pPr>
-        <w:ind w:left="7322" w:hanging="360"/>
-      </w:pPr>
-      <w:rPr>
-        <w:rFonts w:ascii="Wingdings" w:hAnsi="Wingdings" w:hint="default"/>
+    <w:multiLevelType w:val="multilevel"/>
+    <w:tmpl w:val="49E4174C"/>
+    <w:lvl w:ilvl="0">
+      <w:start w:val="1"/>
+      <w:numFmt w:val="decimal"/>
+      <w:lvlText w:val="%1."/>
+      <w:lvlJc w:val="left"/>
+      <w:pPr>
+        <w:ind w:left="720" w:hanging="360"/>
+      </w:pPr>
+      <w:rPr>
+        <w:rFonts w:eastAsia="Arial" w:hint="default"/>
+        <w:b/>
+        <w:bCs/>
+        <w:sz w:val="32"/>
+        <w:szCs w:val="32"/>
+      </w:rPr>
+    </w:lvl>
+    <w:lvl w:ilvl="1">
+      <w:start w:val="1"/>
+      <w:numFmt w:val="decimal"/>
+      <w:isLgl/>
+      <w:lvlText w:val="%1.%2."/>
+      <w:lvlJc w:val="left"/>
+      <w:pPr>
+        <w:ind w:left="927" w:hanging="360"/>
+      </w:pPr>
+      <w:rPr>
+        <w:rFonts w:hint="default"/>
+        <w:b/>
+        <w:bCs/>
+        <w:sz w:val="28"/>
+        <w:szCs w:val="28"/>
+      </w:rPr>
+    </w:lvl>
+    <w:lvl w:ilvl="2">
+      <w:start w:val="1"/>
+      <w:numFmt w:val="decimal"/>
+      <w:isLgl/>
+      <w:lvlText w:val="%1.%2.%3."/>
+      <w:lvlJc w:val="left"/>
+      <w:pPr>
+        <w:ind w:left="1712" w:hanging="720"/>
+      </w:pPr>
+      <w:rPr>
+        <w:rFonts w:hint="default"/>
+      </w:rPr>
+    </w:lvl>
+    <w:lvl w:ilvl="3">
+      <w:start w:val="1"/>
+      <w:numFmt w:val="decimal"/>
+      <w:isLgl/>
+      <w:lvlText w:val="%1.%2.%3.%4."/>
+      <w:lvlJc w:val="left"/>
+      <w:pPr>
+        <w:ind w:left="1080" w:hanging="720"/>
+      </w:pPr>
+      <w:rPr>
+        <w:rFonts w:hint="default"/>
+      </w:rPr>
+    </w:lvl>
+    <w:lvl w:ilvl="4">
+      <w:start w:val="1"/>
+      <w:numFmt w:val="decimal"/>
+      <w:isLgl/>
+      <w:lvlText w:val="%1.%2.%3.%4.%5."/>
+      <w:lvlJc w:val="left"/>
+      <w:pPr>
+        <w:ind w:left="1440" w:hanging="1080"/>
+      </w:pPr>
+      <w:rPr>
+        <w:rFonts w:hint="default"/>
+      </w:rPr>
+    </w:lvl>
+    <w:lvl w:ilvl="5">
+      <w:start w:val="1"/>
+      <w:numFmt w:val="decimal"/>
+      <w:isLgl/>
+      <w:lvlText w:val="%1.%2.%3.%4.%5.%6."/>
+      <w:lvlJc w:val="left"/>
+      <w:pPr>
+        <w:ind w:left="1440" w:hanging="1080"/>
+      </w:pPr>
+      <w:rPr>
+        <w:rFonts w:hint="default"/>
+      </w:rPr>
+    </w:lvl>
+    <w:lvl w:ilvl="6">
+      <w:start w:val="1"/>
+      <w:numFmt w:val="decimal"/>
+      <w:isLgl/>
+      <w:lvlText w:val="%1.%2.%3.%4.%5.%6.%7."/>
+      <w:lvlJc w:val="left"/>
+      <w:pPr>
+        <w:ind w:left="1800" w:hanging="1440"/>
+      </w:pPr>
+      <w:rPr>
+        <w:rFonts w:hint="default"/>
+      </w:rPr>
+    </w:lvl>
+    <w:lvl w:ilvl="7">
+      <w:start w:val="1"/>
+      <w:numFmt w:val="decimal"/>
+      <w:isLgl/>
+      <w:lvlText w:val="%1.%2.%3.%4.%5.%6.%7.%8."/>
+      <w:lvlJc w:val="left"/>
+      <w:pPr>
+        <w:ind w:left="1800" w:hanging="1440"/>
+      </w:pPr>
+      <w:rPr>
+        <w:rFonts w:hint="default"/>
+      </w:rPr>
+    </w:lvl>
+    <w:lvl w:ilvl="8">
+      <w:start w:val="1"/>
+      <w:numFmt w:val="decimal"/>
+      <w:isLgl/>
+      <w:lvlText w:val="%1.%2.%3.%4.%5.%6.%7.%8.%9."/>
+      <w:lvlJc w:val="left"/>
+      <w:pPr>
+        <w:ind w:left="2160" w:hanging="1800"/>
+      </w:pPr>
+      <w:rPr>
+        <w:rFonts w:hint="default"/>
       </w:rPr>
     </w:lvl>
   </w:abstractNum>
   <w:num w:numId="1" w16cid:durableId="19472982">
-    <w:abstractNumId w:val="27"/>
+    <w:abstractNumId w:val="34"/>
   </w:num>
   <w:num w:numId="2" w16cid:durableId="1782073229">
     <w:abstractNumId w:val="11"/>
@@ -24955,7 +26491,7 @@
     <w:abstractNumId w:val="12"/>
   </w:num>
   <w:num w:numId="4" w16cid:durableId="1170563498">
-    <w:abstractNumId w:val="18"/>
+    <w:abstractNumId w:val="21"/>
   </w:num>
   <w:num w:numId="5" w16cid:durableId="783229839">
     <w:abstractNumId w:val="2"/>
@@ -24964,7 +26500,7 @@
     <w:abstractNumId w:val="14"/>
   </w:num>
   <w:num w:numId="7" w16cid:durableId="784736065">
-    <w:abstractNumId w:val="17"/>
+    <w:abstractNumId w:val="20"/>
   </w:num>
   <w:num w:numId="8" w16cid:durableId="1663124299">
     <w:abstractNumId w:val="6"/>
@@ -24973,10 +26509,10 @@
     <w:abstractNumId w:val="9"/>
   </w:num>
   <w:num w:numId="10" w16cid:durableId="1972397202">
-    <w:abstractNumId w:val="24"/>
+    <w:abstractNumId w:val="29"/>
   </w:num>
   <w:num w:numId="11" w16cid:durableId="1353149585">
-    <w:abstractNumId w:val="21"/>
+    <w:abstractNumId w:val="26"/>
   </w:num>
   <w:num w:numId="12" w16cid:durableId="2027166945">
     <w:abstractNumId w:val="7"/>
@@ -24985,28 +26521,28 @@
     <w:abstractNumId w:val="0"/>
   </w:num>
   <w:num w:numId="14" w16cid:durableId="1774860813">
-    <w:abstractNumId w:val="26"/>
+    <w:abstractNumId w:val="32"/>
   </w:num>
   <w:num w:numId="15" w16cid:durableId="1145389738">
-    <w:abstractNumId w:val="22"/>
+    <w:abstractNumId w:val="27"/>
   </w:num>
   <w:num w:numId="16" w16cid:durableId="1537351388">
     <w:abstractNumId w:val="13"/>
   </w:num>
   <w:num w:numId="17" w16cid:durableId="1274242980">
-    <w:abstractNumId w:val="20"/>
+    <w:abstractNumId w:val="25"/>
   </w:num>
   <w:num w:numId="18" w16cid:durableId="2068722355">
     <w:abstractNumId w:val="3"/>
   </w:num>
   <w:num w:numId="19" w16cid:durableId="1364666924">
-    <w:abstractNumId w:val="28"/>
+    <w:abstractNumId w:val="35"/>
   </w:num>
   <w:num w:numId="20" w16cid:durableId="1421871498">
-    <w:abstractNumId w:val="25"/>
+    <w:abstractNumId w:val="30"/>
   </w:num>
   <w:num w:numId="21" w16cid:durableId="1328896852">
-    <w:abstractNumId w:val="29"/>
+    <w:abstractNumId w:val="36"/>
   </w:num>
   <w:num w:numId="22" w16cid:durableId="218830861">
     <w:abstractNumId w:val="4"/>
@@ -25015,16 +26551,16 @@
     <w:abstractNumId w:val="8"/>
   </w:num>
   <w:num w:numId="24" w16cid:durableId="1500383223">
-    <w:abstractNumId w:val="23"/>
+    <w:abstractNumId w:val="28"/>
   </w:num>
   <w:num w:numId="25" w16cid:durableId="256443393">
-    <w:abstractNumId w:val="16"/>
+    <w:abstractNumId w:val="18"/>
   </w:num>
   <w:num w:numId="26" w16cid:durableId="1514877605">
     <w:abstractNumId w:val="15"/>
   </w:num>
   <w:num w:numId="27" w16cid:durableId="136922671">
-    <w:abstractNumId w:val="19"/>
+    <w:abstractNumId w:val="23"/>
   </w:num>
   <w:num w:numId="28" w16cid:durableId="1517886568">
     <w:abstractNumId w:val="5"/>
@@ -25034,6 +26570,27 @@
   </w:num>
   <w:num w:numId="30" w16cid:durableId="1489248040">
     <w:abstractNumId w:val="1"/>
+  </w:num>
+  <w:num w:numId="31" w16cid:durableId="1200899737">
+    <w:abstractNumId w:val="24"/>
+  </w:num>
+  <w:num w:numId="32" w16cid:durableId="1624993853">
+    <w:abstractNumId w:val="19"/>
+  </w:num>
+  <w:num w:numId="33" w16cid:durableId="1836143091">
+    <w:abstractNumId w:val="17"/>
+  </w:num>
+  <w:num w:numId="34" w16cid:durableId="231745685">
+    <w:abstractNumId w:val="16"/>
+  </w:num>
+  <w:num w:numId="35" w16cid:durableId="305668660">
+    <w:abstractNumId w:val="31"/>
+  </w:num>
+  <w:num w:numId="36" w16cid:durableId="2103641312">
+    <w:abstractNumId w:val="22"/>
+  </w:num>
+  <w:num w:numId="37" w16cid:durableId="1732459379">
+    <w:abstractNumId w:val="33"/>
   </w:num>
 </w:numbering>
 </file>

--- a/הצעת פרויקט.docx
+++ b/הצעת פרויקט.docx
@@ -18,19 +18,16 @@
           <w:szCs w:val="24"/>
           <w:rtl/>
         </w:rPr>
-        <w:t xml:space="preserve">חוזר מנהל </w:t>
-      </w:r>
-      <w:proofErr w:type="spellStart"/>
+        <w:t xml:space="preserve">חוזר מנהל מה"ט </w:t>
+      </w:r>
       <w:r>
         <w:rPr>
           <w:rFonts w:ascii="David" w:eastAsia="David" w:hAnsi="David" w:cs="David"/>
           <w:sz w:val="24"/>
           <w:szCs w:val="24"/>
-          <w:rtl/>
-        </w:rPr>
-        <w:t>מה"ט</w:t>
-      </w:r>
-      <w:proofErr w:type="spellEnd"/>
+        </w:rPr>
+        <w:t>51</w:t>
+      </w:r>
       <w:r>
         <w:rPr>
           <w:rFonts w:ascii="David" w:eastAsia="David" w:hAnsi="David" w:cs="David"/>
@@ -38,7 +35,7 @@
           <w:szCs w:val="24"/>
           <w:rtl/>
         </w:rPr>
-        <w:t xml:space="preserve"> </w:t>
+        <w:t>-</w:t>
       </w:r>
       <w:r>
         <w:rPr>
@@ -46,7 +43,7 @@
           <w:sz w:val="24"/>
           <w:szCs w:val="24"/>
         </w:rPr>
-        <w:t>51</w:t>
+        <w:t>4</w:t>
       </w:r>
       <w:r>
         <w:rPr>
@@ -63,7 +60,7 @@
           <w:sz w:val="24"/>
           <w:szCs w:val="24"/>
         </w:rPr>
-        <w:t>4</w:t>
+        <w:t>11</w:t>
       </w:r>
       <w:r>
         <w:rPr>
@@ -72,7 +69,7 @@
           <w:szCs w:val="24"/>
           <w:rtl/>
         </w:rPr>
-        <w:t>-</w:t>
+        <w:t xml:space="preserve"> – נספח מס '</w:t>
       </w:r>
       <w:r>
         <w:rPr>
@@ -80,7 +77,7 @@
           <w:sz w:val="24"/>
           <w:szCs w:val="24"/>
         </w:rPr>
-        <w:t>11</w:t>
+        <w:t>1</w:t>
       </w:r>
       <w:r>
         <w:rPr>
@@ -89,24 +86,25 @@
           <w:szCs w:val="24"/>
           <w:rtl/>
         </w:rPr>
-        <w:t xml:space="preserve"> – נספח מס '</w:t>
+        <w:t xml:space="preserve"> </w:t>
+      </w:r>
+      <w:r>
+        <w:rPr>
+          <w:rFonts w:ascii="David" w:eastAsia="David" w:hAnsi="David" w:cs="David" w:hint="cs"/>
+          <w:sz w:val="24"/>
+          <w:szCs w:val="24"/>
+          <w:rtl/>
+        </w:rPr>
+        <w:t>(</w:t>
       </w:r>
       <w:r>
         <w:rPr>
           <w:rFonts w:ascii="David" w:eastAsia="David" w:hAnsi="David" w:cs="David"/>
           <w:sz w:val="24"/>
           <w:szCs w:val="24"/>
-        </w:rPr>
-        <w:t>1</w:t>
-      </w:r>
-      <w:r>
-        <w:rPr>
-          <w:rFonts w:ascii="David" w:eastAsia="David" w:hAnsi="David" w:cs="David"/>
-          <w:sz w:val="24"/>
-          <w:szCs w:val="24"/>
-          <w:rtl/>
-        </w:rPr>
-        <w:t xml:space="preserve"> </w:t>
+          <w:rtl/>
+        </w:rPr>
+        <w:t>הצעה לפרויקט גמר</w:t>
       </w:r>
       <w:r>
         <w:rPr>
@@ -115,24 +113,6 @@
           <w:szCs w:val="24"/>
           <w:rtl/>
         </w:rPr>
-        <w:t>(</w:t>
-      </w:r>
-      <w:r>
-        <w:rPr>
-          <w:rFonts w:ascii="David" w:eastAsia="David" w:hAnsi="David" w:cs="David"/>
-          <w:sz w:val="24"/>
-          <w:szCs w:val="24"/>
-          <w:rtl/>
-        </w:rPr>
-        <w:t>הצעה לפרויקט גמר</w:t>
-      </w:r>
-      <w:r>
-        <w:rPr>
-          <w:rFonts w:ascii="David" w:eastAsia="David" w:hAnsi="David" w:cs="David" w:hint="cs"/>
-          <w:sz w:val="24"/>
-          <w:szCs w:val="24"/>
-          <w:rtl/>
-        </w:rPr>
         <w:t>)</w:t>
       </w:r>
       <w:r>
@@ -204,32 +184,56 @@
           <w:sz w:val="26"/>
           <w:szCs w:val="26"/>
         </w:rPr>
-        <w:t>16.04.2022</w:t>
+        <w:t>0</w:t>
       </w:r>
       <w:r>
         <w:rPr>
           <w:rFonts w:ascii="David" w:eastAsia="Arial" w:hAnsi="David" w:cs="David"/>
           <w:sz w:val="26"/>
           <w:szCs w:val="26"/>
-          <w:rtl/>
-        </w:rPr>
-        <w:t xml:space="preserve"> </w:t>
-      </w:r>
-    </w:p>
-    <w:p>
-      <w:pPr>
-        <w:spacing w:after="0"/>
-        <w:ind w:left="15" w:hanging="10"/>
-        <w:jc w:val="left"/>
-        <w:rPr>
-          <w:rFonts w:ascii="David" w:hAnsi="David" w:cs="David"/>
-        </w:rPr>
-      </w:pPr>
+        </w:rPr>
+        <w:t>1.0</w:t>
+      </w:r>
       <w:r>
         <w:rPr>
           <w:rFonts w:ascii="David" w:eastAsia="Arial" w:hAnsi="David" w:cs="David"/>
           <w:sz w:val="26"/>
           <w:szCs w:val="26"/>
+        </w:rPr>
+        <w:t>5</w:t>
+      </w:r>
+      <w:r>
+        <w:rPr>
+          <w:rFonts w:ascii="David" w:eastAsia="Arial" w:hAnsi="David" w:cs="David"/>
+          <w:sz w:val="26"/>
+          <w:szCs w:val="26"/>
+        </w:rPr>
+        <w:t>.2022</w:t>
+      </w:r>
+      <w:r>
+        <w:rPr>
+          <w:rFonts w:ascii="David" w:eastAsia="Arial" w:hAnsi="David" w:cs="David"/>
+          <w:sz w:val="26"/>
+          <w:szCs w:val="26"/>
+          <w:rtl/>
+        </w:rPr>
+        <w:t xml:space="preserve"> </w:t>
+      </w:r>
+    </w:p>
+    <w:p>
+      <w:pPr>
+        <w:spacing w:after="0"/>
+        <w:ind w:left="15" w:hanging="10"/>
+        <w:jc w:val="left"/>
+        <w:rPr>
+          <w:rFonts w:ascii="David" w:hAnsi="David" w:cs="David"/>
+        </w:rPr>
+      </w:pPr>
+      <w:r>
+        <w:rPr>
+          <w:rFonts w:ascii="David" w:eastAsia="Arial" w:hAnsi="David" w:cs="David"/>
+          <w:sz w:val="26"/>
+          <w:szCs w:val="26"/>
           <w:rtl/>
         </w:rPr>
         <w:t xml:space="preserve">לכבוד  </w:t>
@@ -250,27 +254,7 @@
           <w:szCs w:val="26"/>
           <w:rtl/>
         </w:rPr>
-        <w:t xml:space="preserve">יחידת הפרויקטים </w:t>
-      </w:r>
-      <w:proofErr w:type="spellStart"/>
-      <w:r>
-        <w:rPr>
-          <w:rFonts w:ascii="David" w:eastAsia="Arial" w:hAnsi="David" w:cs="David"/>
-          <w:sz w:val="26"/>
-          <w:szCs w:val="26"/>
-          <w:rtl/>
-        </w:rPr>
-        <w:t>מה"ט</w:t>
-      </w:r>
-      <w:proofErr w:type="spellEnd"/>
-      <w:r>
-        <w:rPr>
-          <w:rFonts w:ascii="David" w:eastAsia="Arial" w:hAnsi="David" w:cs="David"/>
-          <w:sz w:val="26"/>
-          <w:szCs w:val="26"/>
-          <w:rtl/>
-        </w:rPr>
-        <w:t xml:space="preserve"> </w:t>
+        <w:t xml:space="preserve">יחידת הפרויקטים מה"ט </w:t>
       </w:r>
     </w:p>
     <w:p>
@@ -925,21 +909,12 @@
                 <w:rFonts w:ascii="David" w:hAnsi="David" w:cs="David"/>
               </w:rPr>
             </w:pPr>
-            <w:proofErr w:type="spellStart"/>
             <w:r>
               <w:rPr>
                 <w:rFonts w:ascii="David" w:hAnsi="David" w:cs="David" w:hint="cs"/>
                 <w:rtl/>
               </w:rPr>
-              <w:t>העליה</w:t>
-            </w:r>
-            <w:proofErr w:type="spellEnd"/>
-            <w:r>
-              <w:rPr>
-                <w:rFonts w:ascii="David" w:hAnsi="David" w:cs="David" w:hint="cs"/>
-                <w:rtl/>
-              </w:rPr>
-              <w:t xml:space="preserve"> 28</w:t>
+              <w:t>העליה 28</w:t>
             </w:r>
           </w:p>
         </w:tc>
@@ -1517,47 +1492,7 @@
                 <w:szCs w:val="26"/>
                 <w:rtl/>
               </w:rPr>
-              <w:t xml:space="preserve"> </w:t>
-            </w:r>
-            <w:proofErr w:type="spellStart"/>
-            <w:r>
-              <w:rPr>
-                <w:rFonts w:ascii="David" w:eastAsia="Arial" w:hAnsi="David" w:cs="David"/>
-                <w:sz w:val="26"/>
-                <w:szCs w:val="26"/>
-                <w:rtl/>
-              </w:rPr>
-              <w:t>דריו</w:t>
-            </w:r>
-            <w:proofErr w:type="spellEnd"/>
-            <w:r>
-              <w:rPr>
-                <w:rFonts w:ascii="David" w:eastAsia="Arial" w:hAnsi="David" w:cs="David"/>
-                <w:sz w:val="26"/>
-                <w:szCs w:val="26"/>
-                <w:rtl/>
-              </w:rPr>
-              <w:t xml:space="preserve"> </w:t>
-            </w:r>
-            <w:proofErr w:type="spellStart"/>
-            <w:r>
-              <w:rPr>
-                <w:rFonts w:ascii="David" w:eastAsia="Arial" w:hAnsi="David" w:cs="David"/>
-                <w:sz w:val="26"/>
-                <w:szCs w:val="26"/>
-                <w:rtl/>
-              </w:rPr>
-              <w:t>בוג'יו</w:t>
-            </w:r>
-            <w:proofErr w:type="spellEnd"/>
-            <w:r>
-              <w:rPr>
-                <w:rFonts w:ascii="David" w:eastAsia="Arial" w:hAnsi="David" w:cs="David"/>
-                <w:sz w:val="26"/>
-                <w:szCs w:val="26"/>
-                <w:rtl/>
-              </w:rPr>
-              <w:t xml:space="preserve"> </w:t>
+              <w:t xml:space="preserve"> דריו בוג'יו </w:t>
             </w:r>
           </w:p>
         </w:tc>
@@ -1592,34 +1527,17 @@
       </w:pPr>
       <w:r>
         <w:rPr>
-          <w:rFonts w:ascii="David" w:eastAsia="Arial" w:hAnsi="David" w:cs="David"/>
-          <w:b/>
-          <w:sz w:val="26"/>
-        </w:rPr>
-        <w:t xml:space="preserve"> </w:t>
-      </w:r>
-    </w:p>
-    <w:p>
-      <w:pPr>
-        <w:bidi w:val="0"/>
-        <w:spacing w:after="0"/>
-        <w:ind w:right="415"/>
-        <w:rPr>
-          <w:rFonts w:ascii="David" w:hAnsi="David" w:cs="David"/>
-        </w:rPr>
-      </w:pPr>
-      <w:r>
-        <w:rPr>
-          <w:rFonts w:ascii="David" w:hAnsi="David" w:cs="David"/>
+          <w:rFonts w:ascii="David" w:hAnsi="David" w:cs="David"/>
+          <w:noProof/>
         </w:rPr>
         <w:drawing>
-          <wp:anchor distT="0" distB="0" distL="114300" distR="114300" simplePos="0" relativeHeight="251671552" behindDoc="0" locked="0" layoutInCell="1" allowOverlap="1" wp14:anchorId="0E75B52A" wp14:editId="4DF8CD66">
+          <wp:anchor distT="0" distB="0" distL="114300" distR="114300" simplePos="0" relativeHeight="251671552" behindDoc="0" locked="0" layoutInCell="1" allowOverlap="1" wp14:anchorId="0E75B52A" wp14:editId="4CE48C06">
             <wp:simplePos x="0" y="0"/>
             <wp:positionH relativeFrom="column">
-              <wp:posOffset>5542915</wp:posOffset>
+              <wp:posOffset>5714365</wp:posOffset>
             </wp:positionH>
             <wp:positionV relativeFrom="paragraph">
-              <wp:posOffset>8255</wp:posOffset>
+              <wp:posOffset>41910</wp:posOffset>
             </wp:positionV>
             <wp:extent cx="937260" cy="580390"/>
             <wp:effectExtent l="0" t="0" r="0" b="0"/>
@@ -1671,6 +1589,7 @@
       <w:r>
         <w:rPr>
           <w:rFonts w:ascii="David" w:eastAsia="Arial" w:hAnsi="David" w:cs="David"/>
+          <w:b/>
           <w:sz w:val="26"/>
         </w:rPr>
         <w:t xml:space="preserve"> </w:t>
@@ -1680,11 +1599,101 @@
       <w:pPr>
         <w:bidi w:val="0"/>
         <w:spacing w:after="0"/>
+        <w:ind w:right="415"/>
+        <w:rPr>
+          <w:rFonts w:ascii="David" w:hAnsi="David" w:cs="David"/>
+        </w:rPr>
+      </w:pPr>
+      <w:r>
+        <w:rPr>
+          <w:rFonts w:ascii="David" w:eastAsia="Arial" w:hAnsi="David" w:cs="David"/>
+          <w:sz w:val="26"/>
+        </w:rPr>
+        <w:t xml:space="preserve"> </w:t>
+      </w:r>
+    </w:p>
+    <w:p>
+      <w:pPr>
+        <w:bidi w:val="0"/>
+        <w:spacing w:after="0"/>
         <w:ind w:right="4"/>
         <w:rPr>
           <w:rFonts w:ascii="David" w:hAnsi="David" w:cs="David"/>
         </w:rPr>
       </w:pPr>
+      <w:r>
+        <w:rPr>
+          <w:rFonts w:ascii="David" w:eastAsia="Arial" w:hAnsi="David" w:cs="David"/>
+          <w:noProof/>
+          <w:sz w:val="26"/>
+        </w:rPr>
+        <mc:AlternateContent>
+          <mc:Choice Requires="wpi">
+            <w:drawing>
+              <wp:anchor distT="0" distB="0" distL="114300" distR="114300" simplePos="0" relativeHeight="251684864" behindDoc="0" locked="0" layoutInCell="1" allowOverlap="1" wp14:anchorId="7AB13743" wp14:editId="1512BD49">
+                <wp:simplePos x="0" y="0"/>
+                <wp:positionH relativeFrom="column">
+                  <wp:posOffset>4531360</wp:posOffset>
+                </wp:positionH>
+                <wp:positionV relativeFrom="paragraph">
+                  <wp:posOffset>-264160</wp:posOffset>
+                </wp:positionV>
+                <wp:extent cx="795020" cy="577850"/>
+                <wp:effectExtent l="38100" t="38100" r="43180" b="31750"/>
+                <wp:wrapNone/>
+                <wp:docPr id="49" name="Ink 49"/>
+                <wp:cNvGraphicFramePr/>
+                <a:graphic xmlns:a="http://schemas.openxmlformats.org/drawingml/2006/main">
+                  <a:graphicData uri="http://schemas.microsoft.com/office/word/2010/wordprocessingInk">
+                    <w14:contentPart bwMode="auto" r:id="rId9">
+                      <w14:nvContentPartPr>
+                        <w14:cNvContentPartPr/>
+                      </w14:nvContentPartPr>
+                      <w14:xfrm>
+                        <a:off x="0" y="0"/>
+                        <a:ext cx="795020" cy="577850"/>
+                      </w14:xfrm>
+                    </w14:contentPart>
+                  </a:graphicData>
+                </a:graphic>
+              </wp:anchor>
+            </w:drawing>
+          </mc:Choice>
+          <mc:Fallback>
+            <w:pict>
+              <v:shapetype w14:anchorId="3B6BC25A" id="_x0000_t75" coordsize="21600,21600" o:spt="75" o:preferrelative="t" path="m@4@5l@4@11@9@11@9@5xe" filled="f" stroked="f">
+                <v:stroke joinstyle="miter"/>
+                <v:formulas>
+                  <v:f eqn="if lineDrawn pixelLineWidth 0"/>
+                  <v:f eqn="sum @0 1 0"/>
+                  <v:f eqn="sum 0 0 @1"/>
+                  <v:f eqn="prod @2 1 2"/>
+                  <v:f eqn="prod @3 21600 pixelWidth"/>
+                  <v:f eqn="prod @3 21600 pixelHeight"/>
+                  <v:f eqn="sum @0 0 1"/>
+                  <v:f eqn="prod @6 1 2"/>
+                  <v:f eqn="prod @7 21600 pixelWidth"/>
+                  <v:f eqn="sum @8 21600 0"/>
+                  <v:f eqn="prod @7 21600 pixelHeight"/>
+                  <v:f eqn="sum @10 21600 0"/>
+                </v:formulas>
+                <v:path o:extrusionok="f" gradientshapeok="t" o:connecttype="rect"/>
+                <o:lock v:ext="edit" aspectratio="t"/>
+              </v:shapetype>
+              <v:shape id="Ink 49" o:spid="_x0000_s1026" type="#_x0000_t75" style="position:absolute;margin-left:356.45pt;margin-top:-21.15pt;width:63.3pt;height:46.2pt;z-index:251684864;visibility:visible;mso-wrap-style:square;mso-wrap-distance-left:9pt;mso-wrap-distance-top:0;mso-wrap-distance-right:9pt;mso-wrap-distance-bottom:0;mso-position-horizontal:absolute;mso-position-horizontal-relative:text;mso-position-vertical:absolute;mso-position-vertical-relative:text" o:gfxdata="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">
+                <v:imagedata r:id="rId10" o:title=""/>
+              </v:shape>
+            </w:pict>
+          </mc:Fallback>
+        </mc:AlternateContent>
+      </w:r>
+      <w:r>
+        <w:rPr>
+          <w:rFonts w:ascii="David" w:eastAsia="Arial" w:hAnsi="David" w:cs="David"/>
+          <w:sz w:val="26"/>
+        </w:rPr>
+        <w:t>+</w:t>
+      </w:r>
       <w:r>
         <w:rPr>
           <w:rFonts w:ascii="David" w:eastAsia="Arial" w:hAnsi="David" w:cs="David"/>
@@ -1736,27 +1745,7 @@
           <w:rtl/>
         </w:rPr>
         <w:tab/>
-        <w:t xml:space="preserve">           חתימת הגורם המקצועי מטעם </w:t>
-      </w:r>
-      <w:proofErr w:type="spellStart"/>
-      <w:r>
-        <w:rPr>
-          <w:rFonts w:ascii="David" w:eastAsia="Arial" w:hAnsi="David" w:cs="David"/>
-          <w:sz w:val="26"/>
-          <w:szCs w:val="26"/>
-          <w:rtl/>
-        </w:rPr>
-        <w:t>מה"ט</w:t>
-      </w:r>
-      <w:proofErr w:type="spellEnd"/>
-      <w:r>
-        <w:rPr>
-          <w:rFonts w:ascii="David" w:eastAsia="Arial" w:hAnsi="David" w:cs="David"/>
-          <w:sz w:val="26"/>
-          <w:szCs w:val="26"/>
-          <w:rtl/>
-        </w:rPr>
-        <w:t xml:space="preserve">  </w:t>
+        <w:t xml:space="preserve">           חתימת הגורם המקצועי מטעם מה"ט  </w:t>
       </w:r>
     </w:p>
     <w:p>
@@ -2182,7 +2171,7 @@
     </w:p>
     <w:p>
       <w:pPr>
-        <w:pStyle w:val="a3"/>
+        <w:pStyle w:val="ListParagraph"/>
         <w:numPr>
           <w:ilvl w:val="1"/>
           <w:numId w:val="7"/>
@@ -2340,7 +2329,7 @@
     </w:p>
     <w:p>
       <w:pPr>
-        <w:pStyle w:val="a3"/>
+        <w:pStyle w:val="ListParagraph"/>
         <w:numPr>
           <w:ilvl w:val="1"/>
           <w:numId w:val="7"/>
@@ -2380,7 +2369,7 @@
     </w:p>
     <w:p>
       <w:pPr>
-        <w:pStyle w:val="a3"/>
+        <w:pStyle w:val="ListParagraph"/>
         <w:numPr>
           <w:ilvl w:val="0"/>
           <w:numId w:val="4"/>
@@ -2399,7 +2388,7 @@
     </w:p>
     <w:p>
       <w:pPr>
-        <w:pStyle w:val="a3"/>
+        <w:pStyle w:val="ListParagraph"/>
         <w:numPr>
           <w:ilvl w:val="0"/>
           <w:numId w:val="4"/>
@@ -2418,7 +2407,7 @@
     </w:p>
     <w:p>
       <w:pPr>
-        <w:pStyle w:val="a3"/>
+        <w:pStyle w:val="ListParagraph"/>
         <w:numPr>
           <w:ilvl w:val="1"/>
           <w:numId w:val="4"/>
@@ -2437,7 +2426,7 @@
     </w:p>
     <w:p>
       <w:pPr>
-        <w:pStyle w:val="a3"/>
+        <w:pStyle w:val="ListParagraph"/>
         <w:numPr>
           <w:ilvl w:val="1"/>
           <w:numId w:val="4"/>
@@ -2456,7 +2445,7 @@
     </w:p>
     <w:p>
       <w:pPr>
-        <w:pStyle w:val="a3"/>
+        <w:pStyle w:val="ListParagraph"/>
         <w:numPr>
           <w:ilvl w:val="2"/>
           <w:numId w:val="4"/>
@@ -2518,7 +2507,7 @@
     </w:p>
     <w:p>
       <w:pPr>
-        <w:pStyle w:val="a3"/>
+        <w:pStyle w:val="ListParagraph"/>
         <w:numPr>
           <w:ilvl w:val="2"/>
           <w:numId w:val="4"/>
@@ -2544,7 +2533,7 @@
     </w:p>
     <w:p>
       <w:pPr>
-        <w:pStyle w:val="a3"/>
+        <w:pStyle w:val="ListParagraph"/>
         <w:numPr>
           <w:ilvl w:val="2"/>
           <w:numId w:val="4"/>
@@ -2596,7 +2585,7 @@
     </w:p>
     <w:p>
       <w:pPr>
-        <w:pStyle w:val="a3"/>
+        <w:pStyle w:val="ListParagraph"/>
         <w:numPr>
           <w:ilvl w:val="2"/>
           <w:numId w:val="4"/>
@@ -2631,7 +2620,7 @@
     </w:p>
     <w:p>
       <w:pPr>
-        <w:pStyle w:val="a3"/>
+        <w:pStyle w:val="ListParagraph"/>
         <w:numPr>
           <w:ilvl w:val="2"/>
           <w:numId w:val="4"/>
@@ -2988,7 +2977,7 @@
     </w:p>
     <w:p>
       <w:pPr>
-        <w:pStyle w:val="a3"/>
+        <w:pStyle w:val="ListParagraph"/>
         <w:numPr>
           <w:ilvl w:val="0"/>
           <w:numId w:val="4"/>
@@ -3009,7 +2998,7 @@
     </w:p>
     <w:p>
       <w:pPr>
-        <w:pStyle w:val="a3"/>
+        <w:pStyle w:val="ListParagraph"/>
         <w:numPr>
           <w:ilvl w:val="0"/>
           <w:numId w:val="4"/>
@@ -3030,7 +3019,7 @@
     </w:p>
     <w:p>
       <w:pPr>
-        <w:pStyle w:val="a3"/>
+        <w:pStyle w:val="ListParagraph"/>
         <w:numPr>
           <w:ilvl w:val="0"/>
           <w:numId w:val="4"/>
@@ -3051,7 +3040,7 @@
     </w:p>
     <w:p>
       <w:pPr>
-        <w:pStyle w:val="a3"/>
+        <w:pStyle w:val="ListParagraph"/>
         <w:numPr>
           <w:ilvl w:val="1"/>
           <w:numId w:val="4"/>
@@ -3093,7 +3082,7 @@
     </w:p>
     <w:p>
       <w:pPr>
-        <w:pStyle w:val="a3"/>
+        <w:pStyle w:val="ListParagraph"/>
         <w:spacing w:after="5" w:line="250" w:lineRule="auto"/>
         <w:ind w:left="927" w:right="687"/>
         <w:jc w:val="left"/>
@@ -3108,7 +3097,7 @@
     </w:p>
     <w:p>
       <w:pPr>
-        <w:pStyle w:val="a3"/>
+        <w:pStyle w:val="ListParagraph"/>
         <w:numPr>
           <w:ilvl w:val="2"/>
           <w:numId w:val="4"/>
@@ -3159,7 +3148,7 @@
     </w:p>
     <w:p>
       <w:pPr>
-        <w:pStyle w:val="a3"/>
+        <w:pStyle w:val="ListParagraph"/>
         <w:numPr>
           <w:ilvl w:val="2"/>
           <w:numId w:val="4"/>
@@ -3220,7 +3209,7 @@
     </w:p>
     <w:p>
       <w:pPr>
-        <w:pStyle w:val="a3"/>
+        <w:pStyle w:val="ListParagraph"/>
         <w:numPr>
           <w:ilvl w:val="2"/>
           <w:numId w:val="4"/>
@@ -3375,7 +3364,7 @@
     </w:p>
     <w:p>
       <w:pPr>
-        <w:pStyle w:val="a3"/>
+        <w:pStyle w:val="ListParagraph"/>
         <w:numPr>
           <w:ilvl w:val="1"/>
           <w:numId w:val="4"/>
@@ -3446,7 +3435,7 @@
     </w:p>
     <w:p>
       <w:pPr>
-        <w:pStyle w:val="a3"/>
+        <w:pStyle w:val="ListParagraph"/>
         <w:numPr>
           <w:ilvl w:val="2"/>
           <w:numId w:val="4"/>
@@ -3467,27 +3456,7 @@
           <w:szCs w:val="28"/>
           <w:rtl/>
         </w:rPr>
-        <w:t xml:space="preserve">במקרה והמערכת קורסת, יישלח </w:t>
-      </w:r>
-      <w:proofErr w:type="spellStart"/>
-      <w:r>
-        <w:rPr>
-          <w:rFonts w:ascii="David" w:hAnsi="David" w:cs="David"/>
-          <w:sz w:val="28"/>
-          <w:szCs w:val="28"/>
-          <w:rtl/>
-        </w:rPr>
-        <w:t>דו''ח</w:t>
-      </w:r>
-      <w:proofErr w:type="spellEnd"/>
-      <w:r>
-        <w:rPr>
-          <w:rFonts w:ascii="David" w:hAnsi="David" w:cs="David"/>
-          <w:sz w:val="28"/>
-          <w:szCs w:val="28"/>
-          <w:rtl/>
-        </w:rPr>
-        <w:t xml:space="preserve"> לשרת עם פרטים הקשורים לקריסה</w:t>
+        <w:t>במקרה והמערכת קורסת, יישלח דו''ח לשרת עם פרטים הקשורים לקריסה</w:t>
       </w:r>
       <w:r>
         <w:rPr>
@@ -3501,7 +3470,7 @@
     </w:p>
     <w:p>
       <w:pPr>
-        <w:pStyle w:val="a3"/>
+        <w:pStyle w:val="ListParagraph"/>
         <w:numPr>
           <w:ilvl w:val="2"/>
           <w:numId w:val="4"/>
@@ -3522,27 +3491,7 @@
           <w:szCs w:val="28"/>
           <w:rtl/>
         </w:rPr>
-        <w:t xml:space="preserve">המערכת תשלח </w:t>
-      </w:r>
-      <w:proofErr w:type="spellStart"/>
-      <w:r>
-        <w:rPr>
-          <w:rFonts w:ascii="David" w:hAnsi="David" w:cs="David"/>
-          <w:sz w:val="28"/>
-          <w:szCs w:val="28"/>
-          <w:rtl/>
-        </w:rPr>
-        <w:t>דו''ח</w:t>
-      </w:r>
-      <w:proofErr w:type="spellEnd"/>
-      <w:r>
-        <w:rPr>
-          <w:rFonts w:ascii="David" w:hAnsi="David" w:cs="David"/>
-          <w:sz w:val="28"/>
-          <w:szCs w:val="28"/>
-          <w:rtl/>
-        </w:rPr>
-        <w:t xml:space="preserve"> לשרת עם נתוני שימוש אחרי יציאה מהאפליקצ</w:t>
+        <w:t>המערכת תשלח דו''ח לשרת עם נתוני שימוש אחרי יציאה מהאפליקצ</w:t>
       </w:r>
       <w:r>
         <w:rPr>
@@ -3574,7 +3523,7 @@
     </w:p>
     <w:p>
       <w:pPr>
-        <w:pStyle w:val="a3"/>
+        <w:pStyle w:val="ListParagraph"/>
         <w:numPr>
           <w:ilvl w:val="2"/>
           <w:numId w:val="4"/>
@@ -3634,7 +3583,7 @@
     </w:p>
     <w:p>
       <w:pPr>
-        <w:pStyle w:val="a3"/>
+        <w:pStyle w:val="ListParagraph"/>
         <w:numPr>
           <w:ilvl w:val="2"/>
           <w:numId w:val="4"/>
@@ -3669,7 +3618,7 @@
     </w:p>
     <w:p>
       <w:pPr>
-        <w:pStyle w:val="a3"/>
+        <w:pStyle w:val="ListParagraph"/>
         <w:numPr>
           <w:ilvl w:val="2"/>
           <w:numId w:val="4"/>
@@ -3755,7 +3704,7 @@
     </w:p>
     <w:p>
       <w:pPr>
-        <w:pStyle w:val="a3"/>
+        <w:pStyle w:val="ListParagraph"/>
         <w:numPr>
           <w:ilvl w:val="2"/>
           <w:numId w:val="4"/>
@@ -3790,7 +3739,7 @@
     </w:p>
     <w:p>
       <w:pPr>
-        <w:pStyle w:val="a3"/>
+        <w:pStyle w:val="ListParagraph"/>
         <w:numPr>
           <w:ilvl w:val="2"/>
           <w:numId w:val="4"/>
@@ -3850,7 +3799,7 @@
     </w:p>
     <w:p>
       <w:pPr>
-        <w:pStyle w:val="a3"/>
+        <w:pStyle w:val="ListParagraph"/>
         <w:numPr>
           <w:ilvl w:val="2"/>
           <w:numId w:val="4"/>
@@ -3902,7 +3851,7 @@
     </w:p>
     <w:p>
       <w:pPr>
-        <w:pStyle w:val="a3"/>
+        <w:pStyle w:val="ListParagraph"/>
         <w:numPr>
           <w:ilvl w:val="2"/>
           <w:numId w:val="4"/>
@@ -3954,7 +3903,7 @@
     </w:p>
     <w:p>
       <w:pPr>
-        <w:pStyle w:val="a3"/>
+        <w:pStyle w:val="ListParagraph"/>
         <w:numPr>
           <w:ilvl w:val="2"/>
           <w:numId w:val="4"/>
@@ -3998,7 +3947,7 @@
     </w:p>
     <w:p>
       <w:pPr>
-        <w:pStyle w:val="a3"/>
+        <w:pStyle w:val="ListParagraph"/>
         <w:numPr>
           <w:ilvl w:val="2"/>
           <w:numId w:val="4"/>
@@ -4024,7 +3973,7 @@
     </w:p>
     <w:p>
       <w:pPr>
-        <w:pStyle w:val="a3"/>
+        <w:pStyle w:val="ListParagraph"/>
         <w:numPr>
           <w:ilvl w:val="2"/>
           <w:numId w:val="4"/>
@@ -4059,7 +4008,7 @@
     </w:p>
     <w:p>
       <w:pPr>
-        <w:pStyle w:val="a3"/>
+        <w:pStyle w:val="ListParagraph"/>
         <w:numPr>
           <w:ilvl w:val="2"/>
           <w:numId w:val="4"/>
@@ -4103,7 +4052,7 @@
     </w:p>
     <w:p>
       <w:pPr>
-        <w:pStyle w:val="a3"/>
+        <w:pStyle w:val="ListParagraph"/>
         <w:numPr>
           <w:ilvl w:val="2"/>
           <w:numId w:val="4"/>
@@ -4138,7 +4087,7 @@
     </w:p>
     <w:p>
       <w:pPr>
-        <w:pStyle w:val="a3"/>
+        <w:pStyle w:val="ListParagraph"/>
         <w:numPr>
           <w:ilvl w:val="2"/>
           <w:numId w:val="4"/>
@@ -4173,7 +4122,7 @@
     </w:p>
     <w:p>
       <w:pPr>
-        <w:pStyle w:val="a3"/>
+        <w:pStyle w:val="ListParagraph"/>
         <w:numPr>
           <w:ilvl w:val="2"/>
           <w:numId w:val="4"/>
@@ -4254,7 +4203,7 @@
     </w:p>
     <w:p>
       <w:pPr>
-        <w:pStyle w:val="a3"/>
+        <w:pStyle w:val="ListParagraph"/>
         <w:numPr>
           <w:ilvl w:val="2"/>
           <w:numId w:val="4"/>
@@ -4344,7 +4293,7 @@
     </w:p>
     <w:p>
       <w:pPr>
-        <w:pStyle w:val="a3"/>
+        <w:pStyle w:val="ListParagraph"/>
         <w:numPr>
           <w:ilvl w:val="2"/>
           <w:numId w:val="4"/>
@@ -4417,7 +4366,7 @@
     </w:p>
     <w:p>
       <w:pPr>
-        <w:pStyle w:val="a3"/>
+        <w:pStyle w:val="ListParagraph"/>
         <w:numPr>
           <w:ilvl w:val="2"/>
           <w:numId w:val="4"/>
@@ -4490,7 +4439,7 @@
     </w:p>
     <w:p>
       <w:pPr>
-        <w:pStyle w:val="a3"/>
+        <w:pStyle w:val="ListParagraph"/>
         <w:numPr>
           <w:ilvl w:val="2"/>
           <w:numId w:val="4"/>
@@ -4563,7 +4512,7 @@
     </w:p>
     <w:p>
       <w:pPr>
-        <w:pStyle w:val="a3"/>
+        <w:pStyle w:val="ListParagraph"/>
         <w:numPr>
           <w:ilvl w:val="2"/>
           <w:numId w:val="4"/>
@@ -4636,7 +4585,7 @@
     </w:p>
     <w:p>
       <w:pPr>
-        <w:pStyle w:val="a3"/>
+        <w:pStyle w:val="ListParagraph"/>
         <w:numPr>
           <w:ilvl w:val="2"/>
           <w:numId w:val="4"/>
@@ -4709,7 +4658,7 @@
     </w:p>
     <w:p>
       <w:pPr>
-        <w:pStyle w:val="a3"/>
+        <w:pStyle w:val="ListParagraph"/>
         <w:numPr>
           <w:ilvl w:val="2"/>
           <w:numId w:val="4"/>
@@ -4782,7 +4731,7 @@
     </w:p>
     <w:p>
       <w:pPr>
-        <w:pStyle w:val="a3"/>
+        <w:pStyle w:val="ListParagraph"/>
         <w:numPr>
           <w:ilvl w:val="2"/>
           <w:numId w:val="4"/>
@@ -4817,7 +4766,7 @@
     </w:p>
     <w:p>
       <w:pPr>
-        <w:pStyle w:val="a3"/>
+        <w:pStyle w:val="ListParagraph"/>
         <w:numPr>
           <w:ilvl w:val="2"/>
           <w:numId w:val="4"/>
@@ -4852,7 +4801,7 @@
     </w:p>
     <w:p>
       <w:pPr>
-        <w:pStyle w:val="a3"/>
+        <w:pStyle w:val="ListParagraph"/>
         <w:numPr>
           <w:ilvl w:val="2"/>
           <w:numId w:val="4"/>
@@ -4887,7 +4836,7 @@
     </w:p>
     <w:p>
       <w:pPr>
-        <w:pStyle w:val="a3"/>
+        <w:pStyle w:val="ListParagraph"/>
         <w:numPr>
           <w:ilvl w:val="2"/>
           <w:numId w:val="4"/>
@@ -4922,7 +4871,7 @@
     </w:p>
     <w:p>
       <w:pPr>
-        <w:pStyle w:val="a3"/>
+        <w:pStyle w:val="ListParagraph"/>
         <w:numPr>
           <w:ilvl w:val="2"/>
           <w:numId w:val="4"/>
@@ -4957,7 +4906,7 @@
     </w:p>
     <w:p>
       <w:pPr>
-        <w:pStyle w:val="a3"/>
+        <w:pStyle w:val="ListParagraph"/>
         <w:numPr>
           <w:ilvl w:val="2"/>
           <w:numId w:val="4"/>
@@ -4992,7 +4941,7 @@
     </w:p>
     <w:p>
       <w:pPr>
-        <w:pStyle w:val="a3"/>
+        <w:pStyle w:val="ListParagraph"/>
         <w:numPr>
           <w:ilvl w:val="2"/>
           <w:numId w:val="4"/>
@@ -5080,7 +5029,7 @@
     </w:p>
     <w:p>
       <w:pPr>
-        <w:pStyle w:val="a3"/>
+        <w:pStyle w:val="ListParagraph"/>
         <w:numPr>
           <w:ilvl w:val="1"/>
           <w:numId w:val="4"/>
@@ -5151,7 +5100,7 @@
     </w:p>
     <w:p>
       <w:pPr>
-        <w:pStyle w:val="a3"/>
+        <w:pStyle w:val="ListParagraph"/>
         <w:spacing w:after="0"/>
         <w:ind w:left="927" w:right="343"/>
         <w:jc w:val="left"/>
@@ -5165,7 +5114,7 @@
     </w:p>
     <w:p>
       <w:pPr>
-        <w:pStyle w:val="a3"/>
+        <w:pStyle w:val="ListParagraph"/>
         <w:numPr>
           <w:ilvl w:val="2"/>
           <w:numId w:val="4"/>
@@ -5217,7 +5166,7 @@
     </w:p>
     <w:p>
       <w:pPr>
-        <w:pStyle w:val="a3"/>
+        <w:pStyle w:val="ListParagraph"/>
         <w:numPr>
           <w:ilvl w:val="2"/>
           <w:numId w:val="4"/>
@@ -5238,27 +5187,7 @@
           <w:szCs w:val="28"/>
           <w:rtl/>
         </w:rPr>
-        <w:t>המערכת תבטיח שליחת דו''</w:t>
-      </w:r>
-      <w:proofErr w:type="spellStart"/>
-      <w:r>
-        <w:rPr>
-          <w:rFonts w:ascii="David" w:hAnsi="David" w:cs="David"/>
-          <w:sz w:val="28"/>
-          <w:szCs w:val="28"/>
-          <w:rtl/>
-        </w:rPr>
-        <w:t>חות</w:t>
-      </w:r>
-      <w:proofErr w:type="spellEnd"/>
-      <w:r>
-        <w:rPr>
-          <w:rFonts w:ascii="David" w:hAnsi="David" w:cs="David"/>
-          <w:sz w:val="28"/>
-          <w:szCs w:val="28"/>
-          <w:rtl/>
-        </w:rPr>
-        <w:t xml:space="preserve"> לשרת</w:t>
+        <w:t>המערכת תבטיח שליחת דו''חות לשרת</w:t>
       </w:r>
       <w:r>
         <w:rPr>
@@ -5272,7 +5201,7 @@
     </w:p>
     <w:p>
       <w:pPr>
-        <w:pStyle w:val="a3"/>
+        <w:pStyle w:val="ListParagraph"/>
         <w:numPr>
           <w:ilvl w:val="2"/>
           <w:numId w:val="4"/>
@@ -5315,7 +5244,7 @@
     </w:p>
     <w:p>
       <w:pPr>
-        <w:pStyle w:val="a3"/>
+        <w:pStyle w:val="ListParagraph"/>
         <w:numPr>
           <w:ilvl w:val="2"/>
           <w:numId w:val="4"/>
@@ -5367,7 +5296,7 @@
     </w:p>
     <w:p>
       <w:pPr>
-        <w:pStyle w:val="a3"/>
+        <w:pStyle w:val="ListParagraph"/>
         <w:numPr>
           <w:ilvl w:val="2"/>
           <w:numId w:val="4"/>
@@ -5436,7 +5365,7 @@
     </w:p>
     <w:p>
       <w:pPr>
-        <w:pStyle w:val="a3"/>
+        <w:pStyle w:val="ListParagraph"/>
         <w:numPr>
           <w:ilvl w:val="2"/>
           <w:numId w:val="4"/>
@@ -5497,7 +5426,7 @@
     </w:p>
     <w:p>
       <w:pPr>
-        <w:pStyle w:val="a3"/>
+        <w:pStyle w:val="ListParagraph"/>
         <w:numPr>
           <w:ilvl w:val="2"/>
           <w:numId w:val="4"/>
@@ -5567,7 +5496,7 @@
     </w:p>
     <w:p>
       <w:pPr>
-        <w:pStyle w:val="a3"/>
+        <w:pStyle w:val="ListParagraph"/>
         <w:numPr>
           <w:ilvl w:val="2"/>
           <w:numId w:val="4"/>
@@ -5637,7 +5566,7 @@
     </w:p>
     <w:p>
       <w:pPr>
-        <w:pStyle w:val="a3"/>
+        <w:pStyle w:val="ListParagraph"/>
         <w:numPr>
           <w:ilvl w:val="2"/>
           <w:numId w:val="4"/>
@@ -5697,7 +5626,7 @@
     </w:p>
     <w:p>
       <w:pPr>
-        <w:pStyle w:val="a3"/>
+        <w:pStyle w:val="ListParagraph"/>
         <w:numPr>
           <w:ilvl w:val="2"/>
           <w:numId w:val="4"/>
@@ -5749,7 +5678,7 @@
     </w:p>
     <w:p>
       <w:pPr>
-        <w:pStyle w:val="a3"/>
+        <w:pStyle w:val="ListParagraph"/>
         <w:numPr>
           <w:ilvl w:val="2"/>
           <w:numId w:val="4"/>
@@ -5801,7 +5730,7 @@
     </w:p>
     <w:p>
       <w:pPr>
-        <w:pStyle w:val="a3"/>
+        <w:pStyle w:val="ListParagraph"/>
         <w:numPr>
           <w:ilvl w:val="2"/>
           <w:numId w:val="4"/>
@@ -5853,7 +5782,7 @@
     </w:p>
     <w:p>
       <w:pPr>
-        <w:pStyle w:val="a3"/>
+        <w:pStyle w:val="ListParagraph"/>
         <w:numPr>
           <w:ilvl w:val="2"/>
           <w:numId w:val="4"/>
@@ -5905,7 +5834,7 @@
     </w:p>
     <w:p>
       <w:pPr>
-        <w:pStyle w:val="a3"/>
+        <w:pStyle w:val="ListParagraph"/>
         <w:numPr>
           <w:ilvl w:val="2"/>
           <w:numId w:val="4"/>
@@ -5957,7 +5886,7 @@
     </w:p>
     <w:p>
       <w:pPr>
-        <w:pStyle w:val="a3"/>
+        <w:pStyle w:val="ListParagraph"/>
         <w:numPr>
           <w:ilvl w:val="2"/>
           <w:numId w:val="4"/>
@@ -6010,7 +5939,7 @@
     </w:p>
     <w:p>
       <w:pPr>
-        <w:pStyle w:val="a3"/>
+        <w:pStyle w:val="ListParagraph"/>
         <w:numPr>
           <w:ilvl w:val="2"/>
           <w:numId w:val="4"/>
@@ -6108,7 +6037,7 @@
     </w:p>
     <w:p>
       <w:pPr>
-        <w:pStyle w:val="a3"/>
+        <w:pStyle w:val="ListParagraph"/>
         <w:numPr>
           <w:ilvl w:val="2"/>
           <w:numId w:val="4"/>
@@ -6143,7 +6072,7 @@
     </w:p>
     <w:p>
       <w:pPr>
-        <w:pStyle w:val="a3"/>
+        <w:pStyle w:val="ListParagraph"/>
         <w:numPr>
           <w:ilvl w:val="2"/>
           <w:numId w:val="4"/>
@@ -6195,7 +6124,7 @@
     </w:p>
     <w:p>
       <w:pPr>
-        <w:pStyle w:val="a3"/>
+        <w:pStyle w:val="ListParagraph"/>
         <w:numPr>
           <w:ilvl w:val="2"/>
           <w:numId w:val="4"/>
@@ -6230,7 +6159,7 @@
     </w:p>
     <w:p>
       <w:pPr>
-        <w:pStyle w:val="a3"/>
+        <w:pStyle w:val="ListParagraph"/>
         <w:numPr>
           <w:ilvl w:val="2"/>
           <w:numId w:val="4"/>
@@ -6265,7 +6194,7 @@
     </w:p>
     <w:p>
       <w:pPr>
-        <w:pStyle w:val="a3"/>
+        <w:pStyle w:val="ListParagraph"/>
         <w:numPr>
           <w:ilvl w:val="2"/>
           <w:numId w:val="4"/>
@@ -6300,7 +6229,7 @@
     </w:p>
     <w:p>
       <w:pPr>
-        <w:pStyle w:val="a3"/>
+        <w:pStyle w:val="ListParagraph"/>
         <w:numPr>
           <w:ilvl w:val="2"/>
           <w:numId w:val="4"/>
@@ -6387,7 +6316,7 @@
     </w:p>
     <w:p>
       <w:pPr>
-        <w:pStyle w:val="a3"/>
+        <w:pStyle w:val="ListParagraph"/>
         <w:numPr>
           <w:ilvl w:val="2"/>
           <w:numId w:val="4"/>
@@ -6422,7 +6351,7 @@
     </w:p>
     <w:p>
       <w:pPr>
-        <w:pStyle w:val="a3"/>
+        <w:pStyle w:val="ListParagraph"/>
         <w:numPr>
           <w:ilvl w:val="2"/>
           <w:numId w:val="4"/>
@@ -6457,7 +6386,7 @@
     </w:p>
     <w:p>
       <w:pPr>
-        <w:pStyle w:val="a3"/>
+        <w:pStyle w:val="ListParagraph"/>
         <w:numPr>
           <w:ilvl w:val="2"/>
           <w:numId w:val="4"/>
@@ -6492,7 +6421,7 @@
     </w:p>
     <w:p>
       <w:pPr>
-        <w:pStyle w:val="a3"/>
+        <w:pStyle w:val="ListParagraph"/>
         <w:numPr>
           <w:ilvl w:val="2"/>
           <w:numId w:val="4"/>
@@ -6545,7 +6474,7 @@
     </w:p>
     <w:p>
       <w:pPr>
-        <w:pStyle w:val="a3"/>
+        <w:pStyle w:val="ListParagraph"/>
         <w:numPr>
           <w:ilvl w:val="2"/>
           <w:numId w:val="4"/>
@@ -6580,7 +6509,7 @@
     </w:p>
     <w:p>
       <w:pPr>
-        <w:pStyle w:val="a3"/>
+        <w:pStyle w:val="ListParagraph"/>
         <w:spacing w:after="0"/>
         <w:ind w:left="1712" w:right="343"/>
         <w:jc w:val="left"/>
@@ -6614,7 +6543,7 @@
     </w:p>
     <w:p>
       <w:pPr>
-        <w:pStyle w:val="a3"/>
+        <w:pStyle w:val="ListParagraph"/>
         <w:spacing w:after="0"/>
         <w:ind w:left="1712" w:right="343"/>
         <w:jc w:val="left"/>
@@ -6627,7 +6556,7 @@
     </w:p>
     <w:p>
       <w:pPr>
-        <w:pStyle w:val="a3"/>
+        <w:pStyle w:val="ListParagraph"/>
         <w:numPr>
           <w:ilvl w:val="0"/>
           <w:numId w:val="4"/>
@@ -6667,7 +6596,7 @@
     </w:p>
     <w:p>
       <w:pPr>
-        <w:pStyle w:val="a3"/>
+        <w:pStyle w:val="ListParagraph"/>
         <w:numPr>
           <w:ilvl w:val="1"/>
           <w:numId w:val="4"/>
@@ -6711,7 +6640,7 @@
     </w:p>
     <w:p>
       <w:pPr>
-        <w:pStyle w:val="a3"/>
+        <w:pStyle w:val="ListParagraph"/>
         <w:numPr>
           <w:ilvl w:val="2"/>
           <w:numId w:val="4"/>
@@ -6800,7 +6729,7 @@
     </w:p>
     <w:p>
       <w:pPr>
-        <w:pStyle w:val="a3"/>
+        <w:pStyle w:val="ListParagraph"/>
         <w:spacing w:after="0"/>
         <w:ind w:left="927" w:right="71"/>
         <w:jc w:val="left"/>
@@ -6814,7 +6743,7 @@
     </w:p>
     <w:p>
       <w:pPr>
-        <w:pStyle w:val="a3"/>
+        <w:pStyle w:val="ListParagraph"/>
         <w:numPr>
           <w:ilvl w:val="1"/>
           <w:numId w:val="4"/>
@@ -6840,7 +6769,7 @@
     </w:p>
     <w:p>
       <w:pPr>
-        <w:pStyle w:val="a3"/>
+        <w:pStyle w:val="ListParagraph"/>
         <w:numPr>
           <w:ilvl w:val="2"/>
           <w:numId w:val="4"/>
@@ -6867,7 +6796,7 @@
     </w:p>
     <w:p>
       <w:pPr>
-        <w:pStyle w:val="a3"/>
+        <w:pStyle w:val="ListParagraph"/>
         <w:spacing w:after="0"/>
         <w:ind w:left="927" w:right="71"/>
         <w:jc w:val="left"/>
@@ -6915,7 +6844,7 @@
     </w:p>
     <w:p>
       <w:pPr>
-        <w:pStyle w:val="a3"/>
+        <w:pStyle w:val="ListParagraph"/>
         <w:spacing w:after="0"/>
         <w:ind w:left="927" w:right="71"/>
         <w:jc w:val="left"/>
@@ -6929,7 +6858,7 @@
     </w:p>
     <w:p>
       <w:pPr>
-        <w:pStyle w:val="a3"/>
+        <w:pStyle w:val="ListParagraph"/>
         <w:numPr>
           <w:ilvl w:val="1"/>
           <w:numId w:val="4"/>
@@ -6955,7 +6884,7 @@
     </w:p>
     <w:p>
       <w:pPr>
-        <w:pStyle w:val="a3"/>
+        <w:pStyle w:val="ListParagraph"/>
         <w:numPr>
           <w:ilvl w:val="2"/>
           <w:numId w:val="4"/>
@@ -7056,7 +6985,7 @@
     </w:p>
     <w:p>
       <w:pPr>
-        <w:pStyle w:val="a3"/>
+        <w:pStyle w:val="ListParagraph"/>
         <w:numPr>
           <w:ilvl w:val="0"/>
           <w:numId w:val="4"/>
@@ -7085,7 +7014,7 @@
     </w:p>
     <w:p>
       <w:pPr>
-        <w:pStyle w:val="a3"/>
+        <w:pStyle w:val="ListParagraph"/>
         <w:spacing w:after="103"/>
         <w:jc w:val="left"/>
         <w:rPr>
@@ -7100,7 +7029,7 @@
     </w:p>
     <w:p>
       <w:pPr>
-        <w:pStyle w:val="a3"/>
+        <w:pStyle w:val="ListParagraph"/>
         <w:numPr>
           <w:ilvl w:val="1"/>
           <w:numId w:val="4"/>
@@ -7131,7 +7060,7 @@
     </w:p>
     <w:p>
       <w:pPr>
-        <w:pStyle w:val="a3"/>
+        <w:pStyle w:val="ListParagraph"/>
         <w:spacing w:after="103"/>
         <w:ind w:left="927"/>
         <w:jc w:val="left"/>
@@ -7145,7 +7074,7 @@
     </w:p>
     <w:p>
       <w:pPr>
-        <w:pStyle w:val="a3"/>
+        <w:pStyle w:val="ListParagraph"/>
         <w:spacing w:after="103"/>
         <w:ind w:left="927"/>
         <w:jc w:val="left"/>
@@ -7222,7 +7151,7 @@
                     </pic:cNvPicPr>
                   </pic:nvPicPr>
                   <pic:blipFill>
-                    <a:blip r:embed="rId9" cstate="print">
+                    <a:blip r:embed="rId11" cstate="print">
                       <a:extLst>
                         <a:ext uri="{28A0092B-C50C-407E-A947-70E740481C1C}">
                           <a14:useLocalDpi xmlns:a14="http://schemas.microsoft.com/office/drawing/2010/main" val="0"/>
@@ -7604,7 +7533,7 @@
     </w:p>
     <w:p>
       <w:pPr>
-        <w:pStyle w:val="a3"/>
+        <w:pStyle w:val="ListParagraph"/>
         <w:numPr>
           <w:ilvl w:val="1"/>
           <w:numId w:val="4"/>
@@ -7646,7 +7575,7 @@
     </w:p>
     <w:p>
       <w:pPr>
-        <w:pStyle w:val="a3"/>
+        <w:pStyle w:val="ListParagraph"/>
         <w:numPr>
           <w:ilvl w:val="0"/>
           <w:numId w:val="5"/>
@@ -7663,7 +7592,7 @@
     </w:p>
     <w:p>
       <w:pPr>
-        <w:pStyle w:val="a3"/>
+        <w:pStyle w:val="ListParagraph"/>
         <w:numPr>
           <w:ilvl w:val="0"/>
           <w:numId w:val="5"/>
@@ -7680,7 +7609,7 @@
     </w:p>
     <w:p>
       <w:pPr>
-        <w:pStyle w:val="a3"/>
+        <w:pStyle w:val="ListParagraph"/>
         <w:numPr>
           <w:ilvl w:val="0"/>
           <w:numId w:val="5"/>
@@ -7697,7 +7626,7 @@
     </w:p>
     <w:p>
       <w:pPr>
-        <w:pStyle w:val="a3"/>
+        <w:pStyle w:val="ListParagraph"/>
         <w:numPr>
           <w:ilvl w:val="0"/>
           <w:numId w:val="5"/>
@@ -7714,7 +7643,7 @@
     </w:p>
     <w:p>
       <w:pPr>
-        <w:pStyle w:val="a3"/>
+        <w:pStyle w:val="ListParagraph"/>
         <w:numPr>
           <w:ilvl w:val="0"/>
           <w:numId w:val="5"/>
@@ -7731,7 +7660,7 @@
     </w:p>
     <w:p>
       <w:pPr>
-        <w:pStyle w:val="a3"/>
+        <w:pStyle w:val="ListParagraph"/>
         <w:numPr>
           <w:ilvl w:val="0"/>
           <w:numId w:val="5"/>
@@ -7748,7 +7677,7 @@
     </w:p>
     <w:p>
       <w:pPr>
-        <w:pStyle w:val="a3"/>
+        <w:pStyle w:val="ListParagraph"/>
         <w:numPr>
           <w:ilvl w:val="0"/>
           <w:numId w:val="5"/>
@@ -7765,7 +7694,7 @@
     </w:p>
     <w:p>
       <w:pPr>
-        <w:pStyle w:val="a3"/>
+        <w:pStyle w:val="ListParagraph"/>
         <w:numPr>
           <w:ilvl w:val="1"/>
           <w:numId w:val="5"/>
@@ -7782,7 +7711,7 @@
     </w:p>
     <w:p>
       <w:pPr>
-        <w:pStyle w:val="a3"/>
+        <w:pStyle w:val="ListParagraph"/>
         <w:numPr>
           <w:ilvl w:val="1"/>
           <w:numId w:val="5"/>
@@ -7799,7 +7728,7 @@
     </w:p>
     <w:p>
       <w:pPr>
-        <w:pStyle w:val="a3"/>
+        <w:pStyle w:val="ListParagraph"/>
         <w:numPr>
           <w:ilvl w:val="2"/>
           <w:numId w:val="5"/>
@@ -7849,7 +7778,7 @@
     </w:p>
     <w:p>
       <w:pPr>
-        <w:pStyle w:val="a3"/>
+        <w:pStyle w:val="ListParagraph"/>
         <w:numPr>
           <w:ilvl w:val="2"/>
           <w:numId w:val="5"/>
@@ -7911,7 +7840,7 @@
     </w:p>
     <w:p>
       <w:pPr>
-        <w:pStyle w:val="a3"/>
+        <w:pStyle w:val="ListParagraph"/>
         <w:numPr>
           <w:ilvl w:val="1"/>
           <w:numId w:val="4"/>
@@ -7944,7 +7873,7 @@
     </w:p>
     <w:p>
       <w:pPr>
-        <w:pStyle w:val="a3"/>
+        <w:pStyle w:val="ListParagraph"/>
         <w:numPr>
           <w:ilvl w:val="0"/>
           <w:numId w:val="6"/>
@@ -7962,7 +7891,7 @@
     </w:p>
     <w:p>
       <w:pPr>
-        <w:pStyle w:val="a3"/>
+        <w:pStyle w:val="ListParagraph"/>
         <w:numPr>
           <w:ilvl w:val="0"/>
           <w:numId w:val="6"/>
@@ -7980,7 +7909,7 @@
     </w:p>
     <w:p>
       <w:pPr>
-        <w:pStyle w:val="a3"/>
+        <w:pStyle w:val="ListParagraph"/>
         <w:numPr>
           <w:ilvl w:val="0"/>
           <w:numId w:val="6"/>
@@ -7998,7 +7927,7 @@
     </w:p>
     <w:p>
       <w:pPr>
-        <w:pStyle w:val="a3"/>
+        <w:pStyle w:val="ListParagraph"/>
         <w:numPr>
           <w:ilvl w:val="0"/>
           <w:numId w:val="6"/>
@@ -8016,7 +7945,7 @@
     </w:p>
     <w:p>
       <w:pPr>
-        <w:pStyle w:val="a3"/>
+        <w:pStyle w:val="ListParagraph"/>
         <w:numPr>
           <w:ilvl w:val="0"/>
           <w:numId w:val="6"/>
@@ -8034,7 +7963,7 @@
     </w:p>
     <w:p>
       <w:pPr>
-        <w:pStyle w:val="a3"/>
+        <w:pStyle w:val="ListParagraph"/>
         <w:numPr>
           <w:ilvl w:val="0"/>
           <w:numId w:val="6"/>
@@ -8052,7 +7981,7 @@
     </w:p>
     <w:p>
       <w:pPr>
-        <w:pStyle w:val="a3"/>
+        <w:pStyle w:val="ListParagraph"/>
         <w:numPr>
           <w:ilvl w:val="0"/>
           <w:numId w:val="6"/>
@@ -8070,7 +7999,7 @@
     </w:p>
     <w:p>
       <w:pPr>
-        <w:pStyle w:val="a3"/>
+        <w:pStyle w:val="ListParagraph"/>
         <w:numPr>
           <w:ilvl w:val="1"/>
           <w:numId w:val="6"/>
@@ -8088,7 +8017,7 @@
     </w:p>
     <w:p>
       <w:pPr>
-        <w:pStyle w:val="a3"/>
+        <w:pStyle w:val="ListParagraph"/>
         <w:numPr>
           <w:ilvl w:val="1"/>
           <w:numId w:val="6"/>
@@ -8106,7 +8035,7 @@
     </w:p>
     <w:p>
       <w:pPr>
-        <w:pStyle w:val="a3"/>
+        <w:pStyle w:val="ListParagraph"/>
         <w:numPr>
           <w:ilvl w:val="1"/>
           <w:numId w:val="6"/>
@@ -8124,7 +8053,7 @@
     </w:p>
     <w:p>
       <w:pPr>
-        <w:pStyle w:val="a3"/>
+        <w:pStyle w:val="ListParagraph"/>
         <w:numPr>
           <w:ilvl w:val="2"/>
           <w:numId w:val="6"/>
@@ -8196,7 +8125,7 @@
     </w:p>
     <w:p>
       <w:pPr>
-        <w:pStyle w:val="a3"/>
+        <w:pStyle w:val="ListParagraph"/>
         <w:spacing w:after="22"/>
         <w:ind w:left="1647" w:right="52"/>
         <w:jc w:val="left"/>
@@ -8221,7 +8150,7 @@
     </w:p>
     <w:p>
       <w:pPr>
-        <w:pStyle w:val="a3"/>
+        <w:pStyle w:val="ListParagraph"/>
         <w:numPr>
           <w:ilvl w:val="1"/>
           <w:numId w:val="4"/>
@@ -8337,7 +8266,7 @@
     </w:p>
     <w:p>
       <w:pPr>
-        <w:pStyle w:val="a3"/>
+        <w:pStyle w:val="ListParagraph"/>
         <w:spacing w:after="22"/>
         <w:ind w:left="1647" w:right="52"/>
         <w:jc w:val="left"/>
@@ -8353,7 +8282,7 @@
     </w:p>
     <w:p>
       <w:pPr>
-        <w:pStyle w:val="a3"/>
+        <w:pStyle w:val="ListParagraph"/>
         <w:numPr>
           <w:ilvl w:val="1"/>
           <w:numId w:val="4"/>
@@ -8396,7 +8325,7 @@
     </w:p>
     <w:p>
       <w:pPr>
-        <w:pStyle w:val="a3"/>
+        <w:pStyle w:val="ListParagraph"/>
         <w:spacing w:after="22"/>
         <w:ind w:left="927" w:right="52"/>
         <w:jc w:val="left"/>
@@ -8413,7 +8342,7 @@
     </w:p>
     <w:p>
       <w:pPr>
-        <w:pStyle w:val="a3"/>
+        <w:pStyle w:val="ListParagraph"/>
         <w:spacing w:after="22"/>
         <w:ind w:left="927" w:right="52"/>
         <w:jc w:val="left"/>
@@ -8516,7 +8445,7 @@
                     </pic:cNvPicPr>
                   </pic:nvPicPr>
                   <pic:blipFill>
-                    <a:blip r:embed="rId10" cstate="print">
+                    <a:blip r:embed="rId12" cstate="print">
                       <a:extLst>
                         <a:ext uri="{28A0092B-C50C-407E-A947-70E740481C1C}">
                           <a14:useLocalDpi xmlns:a14="http://schemas.microsoft.com/office/drawing/2010/main" val="0"/>
@@ -8556,7 +8485,7 @@
     </w:p>
     <w:p>
       <w:pPr>
-        <w:pStyle w:val="a3"/>
+        <w:pStyle w:val="ListParagraph"/>
         <w:spacing w:after="22"/>
         <w:ind w:left="927" w:right="52"/>
         <w:jc w:val="left"/>
@@ -8907,7 +8836,7 @@
     </w:p>
     <w:p>
       <w:pPr>
-        <w:pStyle w:val="a3"/>
+        <w:pStyle w:val="ListParagraph"/>
         <w:spacing w:after="22"/>
         <w:ind w:left="927" w:right="52"/>
         <w:jc w:val="left"/>
@@ -8924,7 +8853,7 @@
     </w:p>
     <w:p>
       <w:pPr>
-        <w:pStyle w:val="a3"/>
+        <w:pStyle w:val="ListParagraph"/>
         <w:spacing w:after="22"/>
         <w:ind w:left="927" w:right="52"/>
         <w:jc w:val="left"/>
@@ -8940,7 +8869,7 @@
     </w:p>
     <w:p>
       <w:pPr>
-        <w:pStyle w:val="a3"/>
+        <w:pStyle w:val="ListParagraph"/>
         <w:spacing w:after="22"/>
         <w:ind w:left="927" w:right="52"/>
         <w:jc w:val="left"/>
@@ -8956,7 +8885,7 @@
     </w:p>
     <w:p>
       <w:pPr>
-        <w:pStyle w:val="a3"/>
+        <w:pStyle w:val="ListParagraph"/>
         <w:numPr>
           <w:ilvl w:val="1"/>
           <w:numId w:val="4"/>
@@ -8988,7 +8917,7 @@
     </w:p>
     <w:p>
       <w:pPr>
-        <w:pStyle w:val="a3"/>
+        <w:pStyle w:val="ListParagraph"/>
         <w:numPr>
           <w:ilvl w:val="2"/>
           <w:numId w:val="4"/>
@@ -9031,7 +8960,7 @@
     </w:p>
     <w:p>
       <w:pPr>
-        <w:pStyle w:val="a3"/>
+        <w:pStyle w:val="ListParagraph"/>
         <w:spacing w:after="5" w:line="250" w:lineRule="auto"/>
         <w:ind w:left="1647" w:right="687"/>
         <w:jc w:val="left"/>
@@ -9045,7 +8974,7 @@
     </w:p>
     <w:p>
       <w:pPr>
-        <w:pStyle w:val="a3"/>
+        <w:pStyle w:val="ListParagraph"/>
         <w:numPr>
           <w:ilvl w:val="1"/>
           <w:numId w:val="4"/>
@@ -9117,7 +9046,7 @@
     </w:p>
     <w:p>
       <w:pPr>
-        <w:pStyle w:val="a3"/>
+        <w:pStyle w:val="ListParagraph"/>
         <w:numPr>
           <w:ilvl w:val="1"/>
           <w:numId w:val="6"/>
@@ -9136,7 +9065,7 @@
     </w:p>
     <w:p>
       <w:pPr>
-        <w:pStyle w:val="a3"/>
+        <w:pStyle w:val="ListParagraph"/>
         <w:numPr>
           <w:ilvl w:val="1"/>
           <w:numId w:val="6"/>
@@ -9155,7 +9084,7 @@
     </w:p>
     <w:p>
       <w:pPr>
-        <w:pStyle w:val="a3"/>
+        <w:pStyle w:val="ListParagraph"/>
         <w:numPr>
           <w:ilvl w:val="1"/>
           <w:numId w:val="6"/>
@@ -9174,7 +9103,7 @@
     </w:p>
     <w:p>
       <w:pPr>
-        <w:pStyle w:val="a3"/>
+        <w:pStyle w:val="ListParagraph"/>
         <w:numPr>
           <w:ilvl w:val="1"/>
           <w:numId w:val="6"/>
@@ -9193,7 +9122,7 @@
     </w:p>
     <w:p>
       <w:pPr>
-        <w:pStyle w:val="a3"/>
+        <w:pStyle w:val="ListParagraph"/>
         <w:numPr>
           <w:ilvl w:val="2"/>
           <w:numId w:val="6"/>
@@ -9219,7 +9148,7 @@
     </w:p>
     <w:p>
       <w:pPr>
-        <w:pStyle w:val="a3"/>
+        <w:pStyle w:val="ListParagraph"/>
         <w:numPr>
           <w:ilvl w:val="2"/>
           <w:numId w:val="6"/>
@@ -9279,7 +9208,7 @@
     </w:p>
     <w:p>
       <w:pPr>
-        <w:pStyle w:val="a3"/>
+        <w:pStyle w:val="ListParagraph"/>
         <w:numPr>
           <w:ilvl w:val="2"/>
           <w:numId w:val="6"/>
@@ -9305,7 +9234,7 @@
     </w:p>
     <w:p>
       <w:pPr>
-        <w:pStyle w:val="a3"/>
+        <w:pStyle w:val="ListParagraph"/>
         <w:spacing w:after="5" w:line="238" w:lineRule="auto"/>
         <w:ind w:left="1647"/>
         <w:jc w:val="left"/>
@@ -9328,7 +9257,7 @@
           <w:rtl/>
         </w:rPr>
       </w:pPr>
-      <w:hyperlink r:id="rId11" w:history="1">
+      <w:hyperlink r:id="rId13" w:history="1">
         <w:r>
           <w:rPr>
             <w:rStyle w:val="Hyperlink"/>
@@ -9387,7 +9316,7 @@
                     <pic:cNvPicPr/>
                   </pic:nvPicPr>
                   <pic:blipFill>
-                    <a:blip r:embed="rId12"/>
+                    <a:blip r:embed="rId14"/>
                     <a:stretch>
                       <a:fillRect/>
                     </a:stretch>
@@ -9434,7 +9363,7 @@
     </w:p>
     <w:p>
       <w:pPr>
-        <w:pStyle w:val="a3"/>
+        <w:pStyle w:val="ListParagraph"/>
         <w:numPr>
           <w:ilvl w:val="1"/>
           <w:numId w:val="4"/>
@@ -9465,7 +9394,7 @@
     </w:p>
     <w:p>
       <w:pPr>
-        <w:pStyle w:val="a3"/>
+        <w:pStyle w:val="ListParagraph"/>
         <w:numPr>
           <w:ilvl w:val="2"/>
           <w:numId w:val="4"/>
@@ -9492,7 +9421,7 @@
     </w:p>
     <w:p>
       <w:pPr>
-        <w:pStyle w:val="a3"/>
+        <w:pStyle w:val="ListParagraph"/>
         <w:numPr>
           <w:ilvl w:val="2"/>
           <w:numId w:val="4"/>
@@ -9561,7 +9490,7 @@
     </w:p>
     <w:p>
       <w:pPr>
-        <w:pStyle w:val="a3"/>
+        <w:pStyle w:val="ListParagraph"/>
         <w:numPr>
           <w:ilvl w:val="0"/>
           <w:numId w:val="4"/>
@@ -9589,7 +9518,7 @@
     </w:p>
     <w:p>
       <w:pPr>
-        <w:pStyle w:val="a3"/>
+        <w:pStyle w:val="ListParagraph"/>
         <w:numPr>
           <w:ilvl w:val="1"/>
           <w:numId w:val="4"/>
@@ -9648,7 +9577,7 @@
                     </pic:cNvPicPr>
                   </pic:nvPicPr>
                   <pic:blipFill>
-                    <a:blip r:embed="rId13" cstate="print">
+                    <a:blip r:embed="rId15" cstate="print">
                       <a:extLst>
                         <a:ext uri="{28A0092B-C50C-407E-A947-70E740481C1C}">
                           <a14:useLocalDpi xmlns:a14="http://schemas.microsoft.com/office/drawing/2010/main" val="0"/>
@@ -9713,7 +9642,7 @@
                     </pic:cNvPicPr>
                   </pic:nvPicPr>
                   <pic:blipFill>
-                    <a:blip r:embed="rId14" cstate="print">
+                    <a:blip r:embed="rId16" cstate="print">
                       <a:extLst>
                         <a:ext uri="{28A0092B-C50C-407E-A947-70E740481C1C}">
                           <a14:useLocalDpi xmlns:a14="http://schemas.microsoft.com/office/drawing/2010/main" val="0"/>
@@ -9812,23 +9741,13 @@
           <w:szCs w:val="28"/>
         </w:rPr>
       </w:pPr>
-      <w:proofErr w:type="spellStart"/>
-      <w:r>
-        <w:rPr>
-          <w:rFonts w:ascii="David" w:hAnsi="David" w:cs="David"/>
-          <w:sz w:val="28"/>
-          <w:szCs w:val="28"/>
-        </w:rPr>
-        <w:t>uid</w:t>
-      </w:r>
-      <w:proofErr w:type="spellEnd"/>
-      <w:r>
-        <w:rPr>
-          <w:rFonts w:ascii="David" w:hAnsi="David" w:cs="David"/>
-          <w:sz w:val="28"/>
-          <w:szCs w:val="28"/>
-        </w:rPr>
-        <w:t xml:space="preserve"> - User id</w:t>
+      <w:r>
+        <w:rPr>
+          <w:rFonts w:ascii="David" w:hAnsi="David" w:cs="David"/>
+          <w:sz w:val="28"/>
+          <w:szCs w:val="28"/>
+        </w:rPr>
+        <w:t>uid - User id</w:t>
       </w:r>
       <w:r>
         <w:rPr>
@@ -9944,7 +9863,7 @@
     </w:p>
     <w:p>
       <w:pPr>
-        <w:pStyle w:val="a3"/>
+        <w:pStyle w:val="ListParagraph"/>
         <w:numPr>
           <w:ilvl w:val="0"/>
           <w:numId w:val="8"/>
@@ -9963,7 +9882,7 @@
     </w:p>
     <w:p>
       <w:pPr>
-        <w:pStyle w:val="a3"/>
+        <w:pStyle w:val="ListParagraph"/>
         <w:numPr>
           <w:ilvl w:val="0"/>
           <w:numId w:val="8"/>
@@ -9982,7 +9901,7 @@
     </w:p>
     <w:p>
       <w:pPr>
-        <w:pStyle w:val="a3"/>
+        <w:pStyle w:val="ListParagraph"/>
         <w:numPr>
           <w:ilvl w:val="0"/>
           <w:numId w:val="8"/>
@@ -10001,7 +9920,7 @@
     </w:p>
     <w:p>
       <w:pPr>
-        <w:pStyle w:val="a3"/>
+        <w:pStyle w:val="ListParagraph"/>
         <w:numPr>
           <w:ilvl w:val="0"/>
           <w:numId w:val="8"/>
@@ -10020,7 +9939,7 @@
     </w:p>
     <w:p>
       <w:pPr>
-        <w:pStyle w:val="a3"/>
+        <w:pStyle w:val="ListParagraph"/>
         <w:numPr>
           <w:ilvl w:val="0"/>
           <w:numId w:val="8"/>
@@ -10039,7 +9958,7 @@
     </w:p>
     <w:p>
       <w:pPr>
-        <w:pStyle w:val="a3"/>
+        <w:pStyle w:val="ListParagraph"/>
         <w:numPr>
           <w:ilvl w:val="0"/>
           <w:numId w:val="8"/>
@@ -10058,7 +9977,7 @@
     </w:p>
     <w:p>
       <w:pPr>
-        <w:pStyle w:val="a3"/>
+        <w:pStyle w:val="ListParagraph"/>
         <w:numPr>
           <w:ilvl w:val="0"/>
           <w:numId w:val="8"/>
@@ -10077,7 +9996,7 @@
     </w:p>
     <w:p>
       <w:pPr>
-        <w:pStyle w:val="a3"/>
+        <w:pStyle w:val="ListParagraph"/>
         <w:numPr>
           <w:ilvl w:val="0"/>
           <w:numId w:val="8"/>
@@ -10096,7 +10015,7 @@
     </w:p>
     <w:p>
       <w:pPr>
-        <w:pStyle w:val="a3"/>
+        <w:pStyle w:val="ListParagraph"/>
         <w:numPr>
           <w:ilvl w:val="1"/>
           <w:numId w:val="8"/>
@@ -10115,7 +10034,7 @@
     </w:p>
     <w:p>
       <w:pPr>
-        <w:pStyle w:val="a3"/>
+        <w:pStyle w:val="ListParagraph"/>
         <w:numPr>
           <w:ilvl w:val="1"/>
           <w:numId w:val="8"/>
@@ -10134,7 +10053,7 @@
     </w:p>
     <w:p>
       <w:pPr>
-        <w:pStyle w:val="a3"/>
+        <w:pStyle w:val="ListParagraph"/>
         <w:numPr>
           <w:ilvl w:val="2"/>
           <w:numId w:val="8"/>
@@ -10208,46 +10127,16 @@
           <w:szCs w:val="28"/>
           <w:rtl/>
         </w:rPr>
-        <w:t xml:space="preserve">בסיס נתונים לא </w:t>
-      </w:r>
-      <w:proofErr w:type="spellStart"/>
-      <w:r>
-        <w:rPr>
-          <w:rFonts w:ascii="David" w:eastAsia="Arial" w:hAnsi="David" w:cs="David"/>
-          <w:sz w:val="28"/>
-          <w:szCs w:val="28"/>
-          <w:rtl/>
-        </w:rPr>
-        <w:t>רלציוני</w:t>
-      </w:r>
-      <w:proofErr w:type="spellEnd"/>
-      <w:r>
-        <w:rPr>
-          <w:rFonts w:ascii="David" w:eastAsia="Arial" w:hAnsi="David" w:cs="David"/>
-          <w:sz w:val="28"/>
-          <w:szCs w:val="28"/>
-          <w:rtl/>
-        </w:rPr>
-        <w:t xml:space="preserve">  </w:t>
-      </w:r>
-      <w:r>
-        <w:rPr>
-          <w:rFonts w:ascii="David" w:eastAsia="Arial" w:hAnsi="David" w:cs="David"/>
-          <w:sz w:val="28"/>
-          <w:szCs w:val="28"/>
-        </w:rPr>
-        <w:t xml:space="preserve">no </w:t>
-      </w:r>
-      <w:proofErr w:type="spellStart"/>
-      <w:r>
-        <w:rPr>
-          <w:rFonts w:ascii="David" w:eastAsia="Arial" w:hAnsi="David" w:cs="David"/>
-          <w:sz w:val="28"/>
-          <w:szCs w:val="28"/>
-        </w:rPr>
-        <w:t>sql</w:t>
-      </w:r>
-      <w:proofErr w:type="spellEnd"/>
+        <w:t xml:space="preserve">בסיס נתונים לא רלציוני  </w:t>
+      </w:r>
+      <w:r>
+        <w:rPr>
+          <w:rFonts w:ascii="David" w:eastAsia="Arial" w:hAnsi="David" w:cs="David"/>
+          <w:sz w:val="28"/>
+          <w:szCs w:val="28"/>
+        </w:rPr>
+        <w:t>no sql</w:t>
+      </w:r>
       <w:r>
         <w:rPr>
           <w:rFonts w:ascii="David" w:eastAsia="Arial" w:hAnsi="David" w:cs="David"/>
@@ -10365,7 +10254,7 @@
     </w:p>
     <w:p>
       <w:pPr>
-        <w:pStyle w:val="a3"/>
+        <w:pStyle w:val="ListParagraph"/>
         <w:numPr>
           <w:ilvl w:val="2"/>
           <w:numId w:val="9"/>
@@ -10393,7 +10282,7 @@
     </w:p>
     <w:p>
       <w:pPr>
-        <w:pStyle w:val="a3"/>
+        <w:pStyle w:val="ListParagraph"/>
         <w:numPr>
           <w:ilvl w:val="3"/>
           <w:numId w:val="9"/>
@@ -10455,7 +10344,7 @@
     </w:p>
     <w:p>
       <w:pPr>
-        <w:pStyle w:val="a3"/>
+        <w:pStyle w:val="ListParagraph"/>
         <w:numPr>
           <w:ilvl w:val="0"/>
           <w:numId w:val="4"/>
@@ -10494,7 +10383,7 @@
     </w:p>
     <w:p>
       <w:pPr>
-        <w:pStyle w:val="a3"/>
+        <w:pStyle w:val="ListParagraph"/>
         <w:spacing w:after="152"/>
         <w:jc w:val="left"/>
         <w:rPr>
@@ -10507,7 +10396,7 @@
     </w:p>
     <w:p>
       <w:pPr>
-        <w:pStyle w:val="a3"/>
+        <w:pStyle w:val="ListParagraph"/>
         <w:numPr>
           <w:ilvl w:val="1"/>
           <w:numId w:val="4"/>
@@ -10597,7 +10486,7 @@
                     </pic:cNvPicPr>
                   </pic:nvPicPr>
                   <pic:blipFill>
-                    <a:blip r:embed="rId15" cstate="print">
+                    <a:blip r:embed="rId17" cstate="print">
                       <a:extLst>
                         <a:ext uri="{28A0092B-C50C-407E-A947-70E740481C1C}">
                           <a14:useLocalDpi xmlns:a14="http://schemas.microsoft.com/office/drawing/2010/main" val="0"/>
@@ -10746,7 +10635,7 @@
     </w:p>
     <w:p>
       <w:pPr>
-        <w:pStyle w:val="a3"/>
+        <w:pStyle w:val="ListParagraph"/>
         <w:numPr>
           <w:ilvl w:val="1"/>
           <w:numId w:val="4"/>
@@ -10806,7 +10695,7 @@
     </w:p>
     <w:p>
       <w:pPr>
-        <w:pStyle w:val="1"/>
+        <w:pStyle w:val="Heading1"/>
         <w:bidi/>
         <w:ind w:left="919" w:right="1"/>
         <w:jc w:val="left"/>
@@ -10919,7 +10808,7 @@
                     <pic:cNvPicPr/>
                   </pic:nvPicPr>
                   <pic:blipFill>
-                    <a:blip r:embed="rId16">
+                    <a:blip r:embed="rId18">
                       <a:extLst>
                         <a:ext uri="{28A0092B-C50C-407E-A947-70E740481C1C}">
                           <a14:useLocalDpi xmlns:a14="http://schemas.microsoft.com/office/drawing/2010/main" val="0"/>
@@ -11196,7 +11085,7 @@
     </w:p>
     <w:p>
       <w:pPr>
-        <w:pStyle w:val="1"/>
+        <w:pStyle w:val="Heading1"/>
         <w:bidi/>
         <w:ind w:left="919"/>
         <w:jc w:val="left"/>
@@ -11217,7 +11106,7 @@
     </w:p>
     <w:p>
       <w:pPr>
-        <w:pStyle w:val="1"/>
+        <w:pStyle w:val="Heading1"/>
         <w:bidi/>
         <w:ind w:left="919"/>
         <w:jc w:val="left"/>
@@ -11230,7 +11119,7 @@
     </w:p>
     <w:p>
       <w:pPr>
-        <w:pStyle w:val="1"/>
+        <w:pStyle w:val="Heading1"/>
         <w:bidi/>
         <w:ind w:left="919"/>
         <w:jc w:val="left"/>
@@ -11243,7 +11132,7 @@
     </w:p>
     <w:p>
       <w:pPr>
-        <w:pStyle w:val="1"/>
+        <w:pStyle w:val="Heading1"/>
         <w:bidi/>
         <w:ind w:left="919"/>
         <w:jc w:val="left"/>
@@ -11256,7 +11145,7 @@
     </w:p>
     <w:p>
       <w:pPr>
-        <w:pStyle w:val="1"/>
+        <w:pStyle w:val="Heading1"/>
         <w:bidi/>
         <w:ind w:left="919"/>
         <w:jc w:val="left"/>
@@ -11269,7 +11158,7 @@
     </w:p>
     <w:p>
       <w:pPr>
-        <w:pStyle w:val="1"/>
+        <w:pStyle w:val="Heading1"/>
         <w:bidi/>
         <w:ind w:left="919"/>
         <w:jc w:val="left"/>
@@ -11282,7 +11171,7 @@
     </w:p>
     <w:p>
       <w:pPr>
-        <w:pStyle w:val="1"/>
+        <w:pStyle w:val="Heading1"/>
         <w:bidi/>
         <w:ind w:left="919"/>
         <w:jc w:val="left"/>
@@ -11295,7 +11184,7 @@
     </w:p>
     <w:p>
       <w:pPr>
-        <w:pStyle w:val="1"/>
+        <w:pStyle w:val="Heading1"/>
         <w:bidi/>
         <w:ind w:left="919"/>
         <w:jc w:val="left"/>
@@ -11308,7 +11197,7 @@
     </w:p>
     <w:p>
       <w:pPr>
-        <w:pStyle w:val="1"/>
+        <w:pStyle w:val="Heading1"/>
         <w:bidi/>
         <w:ind w:left="919"/>
         <w:jc w:val="left"/>
@@ -11321,7 +11210,7 @@
     </w:p>
     <w:p>
       <w:pPr>
-        <w:pStyle w:val="1"/>
+        <w:pStyle w:val="Heading1"/>
         <w:bidi/>
         <w:ind w:left="919"/>
         <w:jc w:val="left"/>
@@ -11334,7 +11223,7 @@
     </w:p>
     <w:p>
       <w:pPr>
-        <w:pStyle w:val="1"/>
+        <w:pStyle w:val="Heading1"/>
         <w:bidi/>
         <w:ind w:left="919"/>
         <w:jc w:val="left"/>
@@ -11347,7 +11236,7 @@
     </w:p>
     <w:p>
       <w:pPr>
-        <w:pStyle w:val="1"/>
+        <w:pStyle w:val="Heading1"/>
         <w:bidi/>
         <w:ind w:left="919"/>
         <w:jc w:val="left"/>
@@ -11360,7 +11249,7 @@
     </w:p>
     <w:p>
       <w:pPr>
-        <w:pStyle w:val="1"/>
+        <w:pStyle w:val="Heading1"/>
         <w:bidi/>
         <w:ind w:left="919"/>
         <w:jc w:val="left"/>
@@ -11373,7 +11262,7 @@
     </w:p>
     <w:p>
       <w:pPr>
-        <w:pStyle w:val="1"/>
+        <w:pStyle w:val="Heading1"/>
         <w:bidi/>
         <w:ind w:left="919"/>
         <w:jc w:val="left"/>
@@ -11386,7 +11275,7 @@
     </w:p>
     <w:p>
       <w:pPr>
-        <w:pStyle w:val="1"/>
+        <w:pStyle w:val="Heading1"/>
         <w:bidi/>
         <w:ind w:left="919"/>
         <w:jc w:val="left"/>
@@ -11399,7 +11288,7 @@
     </w:p>
     <w:p>
       <w:pPr>
-        <w:pStyle w:val="1"/>
+        <w:pStyle w:val="Heading1"/>
         <w:bidi/>
         <w:ind w:left="919"/>
         <w:jc w:val="left"/>
@@ -11412,7 +11301,7 @@
     </w:p>
     <w:p>
       <w:pPr>
-        <w:pStyle w:val="1"/>
+        <w:pStyle w:val="Heading1"/>
         <w:bidi/>
         <w:ind w:left="919"/>
         <w:jc w:val="left"/>
@@ -11425,7 +11314,7 @@
     </w:p>
     <w:p>
       <w:pPr>
-        <w:pStyle w:val="1"/>
+        <w:pStyle w:val="Heading1"/>
         <w:bidi/>
         <w:ind w:left="919"/>
         <w:jc w:val="left"/>
@@ -11438,7 +11327,7 @@
     </w:p>
     <w:p>
       <w:pPr>
-        <w:pStyle w:val="1"/>
+        <w:pStyle w:val="Heading1"/>
         <w:bidi/>
         <w:ind w:left="919"/>
         <w:jc w:val="left"/>
@@ -11451,7 +11340,7 @@
     </w:p>
     <w:p>
       <w:pPr>
-        <w:pStyle w:val="1"/>
+        <w:pStyle w:val="Heading1"/>
         <w:bidi/>
         <w:ind w:left="919"/>
         <w:jc w:val="left"/>
@@ -11471,7 +11360,7 @@
     </w:p>
     <w:p>
       <w:pPr>
-        <w:pStyle w:val="1"/>
+        <w:pStyle w:val="Heading1"/>
         <w:bidi/>
         <w:ind w:left="919"/>
         <w:jc w:val="left"/>
@@ -11544,7 +11433,7 @@
     </w:p>
     <w:p>
       <w:pPr>
-        <w:pStyle w:val="1"/>
+        <w:pStyle w:val="Heading1"/>
         <w:bidi/>
         <w:ind w:left="919"/>
         <w:jc w:val="left"/>
@@ -11667,7 +11556,7 @@
                     </pic:cNvPicPr>
                   </pic:nvPicPr>
                   <pic:blipFill>
-                    <a:blip r:embed="rId17" cstate="print">
+                    <a:blip r:embed="rId19" cstate="print">
                       <a:extLst>
                         <a:ext uri="{28A0092B-C50C-407E-A947-70E740481C1C}">
                           <a14:useLocalDpi xmlns:a14="http://schemas.microsoft.com/office/drawing/2010/main" val="0"/>
@@ -11789,7 +11678,7 @@
     </w:p>
     <w:p>
       <w:pPr>
-        <w:pStyle w:val="1"/>
+        <w:pStyle w:val="Heading1"/>
         <w:bidi/>
         <w:ind w:left="919" w:right="3"/>
         <w:jc w:val="left"/>
@@ -11802,7 +11691,7 @@
     </w:p>
     <w:p>
       <w:pPr>
-        <w:pStyle w:val="1"/>
+        <w:pStyle w:val="Heading1"/>
         <w:bidi/>
         <w:ind w:left="919" w:right="3"/>
         <w:jc w:val="left"/>
@@ -12464,7 +12353,7 @@
     </w:p>
     <w:p>
       <w:pPr>
-        <w:pStyle w:val="1"/>
+        <w:pStyle w:val="Heading1"/>
         <w:bidi/>
         <w:ind w:left="919"/>
         <w:jc w:val="left"/>
@@ -12482,16 +12371,7 @@
           <w:szCs w:val="28"/>
         </w:rPr>
         <w:lastRenderedPageBreak/>
-        <w:t xml:space="preserve">Sequence </w:t>
-      </w:r>
-      <w:proofErr w:type="gramStart"/>
-      <w:r>
-        <w:rPr>
-          <w:rFonts w:ascii="David" w:hAnsi="David" w:cs="David"/>
-          <w:sz w:val="28"/>
-          <w:szCs w:val="28"/>
-        </w:rPr>
-        <w:t xml:space="preserve">diagram </w:t>
+        <w:t xml:space="preserve">Sequence diagram </w:t>
       </w:r>
       <w:r>
         <w:rPr>
@@ -12500,17 +12380,7 @@
           <w:szCs w:val="28"/>
           <w:rtl/>
         </w:rPr>
-        <w:t xml:space="preserve"> דיווח</w:t>
-      </w:r>
-      <w:proofErr w:type="gramEnd"/>
-      <w:r>
-        <w:rPr>
-          <w:rFonts w:ascii="David" w:hAnsi="David" w:cs="David" w:hint="cs"/>
-          <w:sz w:val="28"/>
-          <w:szCs w:val="28"/>
-          <w:rtl/>
-        </w:rPr>
-        <w:t xml:space="preserve"> על נתוני שימוש לשרת</w:t>
+        <w:t xml:space="preserve"> דיווח על נתוני שימוש לשרת</w:t>
       </w:r>
     </w:p>
     <w:p>
@@ -12583,7 +12453,7 @@
                     </pic:cNvPicPr>
                   </pic:nvPicPr>
                   <pic:blipFill>
-                    <a:blip r:embed="rId18" cstate="print">
+                    <a:blip r:embed="rId20" cstate="print">
                       <a:extLst>
                         <a:ext uri="{28A0092B-C50C-407E-A947-70E740481C1C}">
                           <a14:useLocalDpi xmlns:a14="http://schemas.microsoft.com/office/drawing/2010/main" val="0"/>
@@ -13267,7 +13137,7 @@
     </w:p>
     <w:p>
       <w:pPr>
-        <w:pStyle w:val="a3"/>
+        <w:pStyle w:val="ListParagraph"/>
         <w:numPr>
           <w:ilvl w:val="1"/>
           <w:numId w:val="4"/>
@@ -13367,7 +13237,7 @@
                     </pic:cNvPicPr>
                   </pic:nvPicPr>
                   <pic:blipFill>
-                    <a:blip r:embed="rId19" cstate="print">
+                    <a:blip r:embed="rId21" cstate="print">
                       <a:extLst>
                         <a:ext uri="{28A0092B-C50C-407E-A947-70E740481C1C}">
                           <a14:useLocalDpi xmlns:a14="http://schemas.microsoft.com/office/drawing/2010/main" val="0"/>
@@ -13542,7 +13412,7 @@
     </w:p>
     <w:p>
       <w:pPr>
-        <w:pStyle w:val="a3"/>
+        <w:pStyle w:val="ListParagraph"/>
         <w:numPr>
           <w:ilvl w:val="0"/>
           <w:numId w:val="4"/>
@@ -13569,7 +13439,7 @@
     </w:p>
     <w:p>
       <w:pPr>
-        <w:pStyle w:val="a3"/>
+        <w:pStyle w:val="ListParagraph"/>
         <w:numPr>
           <w:ilvl w:val="1"/>
           <w:numId w:val="4"/>
@@ -13626,7 +13496,7 @@
     </w:p>
     <w:p>
       <w:pPr>
-        <w:pStyle w:val="a3"/>
+        <w:pStyle w:val="ListParagraph"/>
         <w:numPr>
           <w:ilvl w:val="2"/>
           <w:numId w:val="4"/>
@@ -13710,7 +13580,7 @@
     </w:p>
     <w:p>
       <w:pPr>
-        <w:pStyle w:val="a3"/>
+        <w:pStyle w:val="ListParagraph"/>
         <w:spacing w:after="0"/>
         <w:ind w:left="1712"/>
         <w:jc w:val="left"/>
@@ -13721,7 +13591,7 @@
     </w:p>
     <w:p>
       <w:pPr>
-        <w:pStyle w:val="a3"/>
+        <w:pStyle w:val="ListParagraph"/>
         <w:numPr>
           <w:ilvl w:val="1"/>
           <w:numId w:val="4"/>
@@ -13750,7 +13620,7 @@
     </w:p>
     <w:p>
       <w:pPr>
-        <w:pStyle w:val="a3"/>
+        <w:pStyle w:val="ListParagraph"/>
         <w:numPr>
           <w:ilvl w:val="2"/>
           <w:numId w:val="4"/>
@@ -13795,7 +13665,7 @@
     </w:p>
     <w:p>
       <w:pPr>
-        <w:pStyle w:val="a3"/>
+        <w:pStyle w:val="ListParagraph"/>
         <w:numPr>
           <w:ilvl w:val="2"/>
           <w:numId w:val="4"/>
@@ -13870,7 +13740,7 @@
     </w:p>
     <w:p>
       <w:pPr>
-        <w:pStyle w:val="a3"/>
+        <w:pStyle w:val="ListParagraph"/>
         <w:numPr>
           <w:ilvl w:val="0"/>
           <w:numId w:val="4"/>
@@ -13897,7 +13767,7 @@
     </w:p>
     <w:p>
       <w:pPr>
-        <w:pStyle w:val="a3"/>
+        <w:pStyle w:val="ListParagraph"/>
         <w:numPr>
           <w:ilvl w:val="1"/>
           <w:numId w:val="4"/>
@@ -13940,7 +13810,7 @@
     </w:p>
     <w:p>
       <w:pPr>
-        <w:pStyle w:val="a3"/>
+        <w:pStyle w:val="ListParagraph"/>
         <w:numPr>
           <w:ilvl w:val="1"/>
           <w:numId w:val="4"/>
@@ -14004,7 +13874,7 @@
     </w:p>
     <w:p>
       <w:pPr>
-        <w:pStyle w:val="a3"/>
+        <w:pStyle w:val="ListParagraph"/>
         <w:numPr>
           <w:ilvl w:val="0"/>
           <w:numId w:val="4"/>
@@ -14044,7 +13914,7 @@
     </w:p>
     <w:p>
       <w:pPr>
-        <w:pStyle w:val="a3"/>
+        <w:pStyle w:val="ListParagraph"/>
         <w:numPr>
           <w:ilvl w:val="1"/>
           <w:numId w:val="4"/>
@@ -14073,7 +13943,7 @@
     </w:p>
     <w:p>
       <w:pPr>
-        <w:pStyle w:val="a3"/>
+        <w:pStyle w:val="ListParagraph"/>
         <w:numPr>
           <w:ilvl w:val="1"/>
           <w:numId w:val="4"/>
@@ -14102,7 +13972,7 @@
     </w:p>
     <w:p>
       <w:pPr>
-        <w:pStyle w:val="a3"/>
+        <w:pStyle w:val="ListParagraph"/>
         <w:numPr>
           <w:ilvl w:val="2"/>
           <w:numId w:val="10"/>
@@ -14154,7 +14024,7 @@
     </w:p>
     <w:p>
       <w:pPr>
-        <w:pStyle w:val="a3"/>
+        <w:pStyle w:val="ListParagraph"/>
         <w:numPr>
           <w:ilvl w:val="2"/>
           <w:numId w:val="10"/>
@@ -14180,7 +14050,7 @@
     </w:p>
     <w:p>
       <w:pPr>
-        <w:pStyle w:val="a3"/>
+        <w:pStyle w:val="ListParagraph"/>
         <w:numPr>
           <w:ilvl w:val="2"/>
           <w:numId w:val="10"/>
@@ -14214,7 +14084,7 @@
     </w:p>
     <w:p>
       <w:pPr>
-        <w:pStyle w:val="a3"/>
+        <w:pStyle w:val="ListParagraph"/>
         <w:numPr>
           <w:ilvl w:val="1"/>
           <w:numId w:val="10"/>
@@ -14222,6 +14092,16 @@
         <w:spacing w:after="150"/>
         <w:jc w:val="left"/>
         <w:rPr>
+          <w:rFonts w:ascii="David" w:hAnsi="David" w:cs="David"/>
+          <w:b/>
+          <w:bCs/>
+          <w:sz w:val="28"/>
+          <w:szCs w:val="28"/>
+          <w:rtl/>
+        </w:rPr>
+      </w:pPr>
+      <w:r>
+        <w:rPr>
           <w:rFonts w:ascii="David" w:hAnsi="David" w:cs="David" w:hint="cs"/>
           <w:b/>
           <w:bCs/>
@@ -14229,7 +14109,8 @@
           <w:szCs w:val="28"/>
           <w:rtl/>
         </w:rPr>
-      </w:pPr>
+        <w:t xml:space="preserve">  </w:t>
+      </w:r>
       <w:r>
         <w:rPr>
           <w:rFonts w:ascii="David" w:hAnsi="David" w:cs="David" w:hint="cs"/>
@@ -14239,23 +14120,12 @@
           <w:szCs w:val="28"/>
           <w:rtl/>
         </w:rPr>
-        <w:t xml:space="preserve">  </w:t>
-      </w:r>
-      <w:r>
-        <w:rPr>
-          <w:rFonts w:ascii="David" w:hAnsi="David" w:cs="David" w:hint="cs"/>
-          <w:b/>
-          <w:bCs/>
-          <w:sz w:val="28"/>
-          <w:szCs w:val="28"/>
-          <w:rtl/>
-        </w:rPr>
         <w:t>תוכנות נדרשות</w:t>
       </w:r>
     </w:p>
     <w:p>
       <w:pPr>
-        <w:pStyle w:val="a3"/>
+        <w:pStyle w:val="ListParagraph"/>
         <w:numPr>
           <w:ilvl w:val="2"/>
           <w:numId w:val="10"/>
@@ -14280,7 +14150,7 @@
     </w:p>
     <w:p>
       <w:pPr>
-        <w:pStyle w:val="a3"/>
+        <w:pStyle w:val="ListParagraph"/>
         <w:numPr>
           <w:ilvl w:val="2"/>
           <w:numId w:val="10"/>
@@ -14305,7 +14175,7 @@
     </w:p>
     <w:p>
       <w:pPr>
-        <w:pStyle w:val="a3"/>
+        <w:pStyle w:val="ListParagraph"/>
         <w:numPr>
           <w:ilvl w:val="2"/>
           <w:numId w:val="10"/>
@@ -14334,7 +14204,7 @@
         <w:ind w:right="67"/>
         <w:jc w:val="left"/>
         <w:rPr>
-          <w:rFonts w:ascii="David" w:hAnsi="David" w:cs="David" w:hint="cs"/>
+          <w:rFonts w:ascii="David" w:hAnsi="David" w:cs="David"/>
           <w:sz w:val="28"/>
           <w:szCs w:val="28"/>
           <w:rtl/>
@@ -14351,7 +14221,7 @@
     </w:p>
     <w:p>
       <w:pPr>
-        <w:pStyle w:val="a3"/>
+        <w:pStyle w:val="ListParagraph"/>
         <w:numPr>
           <w:ilvl w:val="0"/>
           <w:numId w:val="11"/>
@@ -14369,7 +14239,7 @@
     </w:p>
     <w:p>
       <w:pPr>
-        <w:pStyle w:val="a3"/>
+        <w:pStyle w:val="ListParagraph"/>
         <w:numPr>
           <w:ilvl w:val="1"/>
           <w:numId w:val="11"/>
@@ -14387,7 +14257,7 @@
     </w:p>
     <w:p>
       <w:pPr>
-        <w:pStyle w:val="a3"/>
+        <w:pStyle w:val="ListParagraph"/>
         <w:numPr>
           <w:ilvl w:val="1"/>
           <w:numId w:val="11"/>
@@ -14405,7 +14275,7 @@
     </w:p>
     <w:p>
       <w:pPr>
-        <w:pStyle w:val="a3"/>
+        <w:pStyle w:val="ListParagraph"/>
         <w:numPr>
           <w:ilvl w:val="1"/>
           <w:numId w:val="11"/>
@@ -14433,7 +14303,7 @@
     </w:p>
     <w:p>
       <w:pPr>
-        <w:pStyle w:val="a3"/>
+        <w:pStyle w:val="ListParagraph"/>
         <w:numPr>
           <w:ilvl w:val="2"/>
           <w:numId w:val="12"/>
@@ -14489,7 +14359,7 @@
     </w:p>
     <w:p>
       <w:pPr>
-        <w:pStyle w:val="a3"/>
+        <w:pStyle w:val="ListParagraph"/>
         <w:numPr>
           <w:ilvl w:val="2"/>
           <w:numId w:val="12"/>
@@ -14514,7 +14384,7 @@
     </w:p>
     <w:p>
       <w:pPr>
-        <w:pStyle w:val="a3"/>
+        <w:pStyle w:val="ListParagraph"/>
         <w:numPr>
           <w:ilvl w:val="1"/>
           <w:numId w:val="12"/>
@@ -14564,7 +14434,7 @@
           <w:rtl/>
         </w:rPr>
       </w:pPr>
-      <w:hyperlink r:id="rId20" w:history="1">
+      <w:hyperlink r:id="rId22" w:history="1">
         <w:r>
           <w:rPr>
             <w:rStyle w:val="Hyperlink"/>
@@ -14600,7 +14470,7 @@
           <w:rtl/>
         </w:rPr>
       </w:pPr>
-      <w:hyperlink r:id="rId21" w:history="1">
+      <w:hyperlink r:id="rId23" w:history="1">
         <w:r>
           <w:rPr>
             <w:rStyle w:val="Hyperlink"/>
@@ -14647,7 +14517,7 @@
           <w:rtl/>
         </w:rPr>
       </w:pPr>
-      <w:hyperlink r:id="rId22" w:history="1">
+      <w:hyperlink r:id="rId24" w:history="1">
         <w:r>
           <w:rPr>
             <w:rStyle w:val="Hyperlink"/>
@@ -14693,7 +14563,7 @@
           <w:rtl/>
         </w:rPr>
       </w:pPr>
-      <w:hyperlink r:id="rId23" w:history="1">
+      <w:hyperlink r:id="rId25" w:history="1">
         <w:r>
           <w:rPr>
             <w:rStyle w:val="Hyperlink"/>
@@ -14730,7 +14600,7 @@
           <w:rtl/>
         </w:rPr>
       </w:pPr>
-      <w:hyperlink r:id="rId24" w:history="1">
+      <w:hyperlink r:id="rId26" w:history="1">
         <w:r>
           <w:rPr>
             <w:rStyle w:val="Hyperlink"/>
@@ -14779,7 +14649,7 @@
     </w:p>
     <w:p>
       <w:pPr>
-        <w:pStyle w:val="a3"/>
+        <w:pStyle w:val="ListParagraph"/>
         <w:numPr>
           <w:ilvl w:val="0"/>
           <w:numId w:val="12"/>
@@ -19009,15 +18879,16 @@
       <w:r>
         <w:rPr>
           <w:rFonts w:ascii="David" w:hAnsi="David" w:cs="David"/>
+          <w:noProof/>
         </w:rPr>
         <w:drawing>
-          <wp:anchor distT="0" distB="0" distL="114300" distR="114300" simplePos="0" relativeHeight="251673600" behindDoc="0" locked="0" layoutInCell="1" allowOverlap="1" wp14:anchorId="68327FD1" wp14:editId="695E123A">
+          <wp:anchor distT="0" distB="0" distL="114300" distR="114300" simplePos="0" relativeHeight="251673600" behindDoc="0" locked="0" layoutInCell="1" allowOverlap="1" wp14:anchorId="68327FD1" wp14:editId="085511B1">
             <wp:simplePos x="0" y="0"/>
             <wp:positionH relativeFrom="margin">
-              <wp:align>right</wp:align>
+              <wp:posOffset>5884545</wp:posOffset>
             </wp:positionH>
             <wp:positionV relativeFrom="paragraph">
-              <wp:posOffset>69215</wp:posOffset>
+              <wp:posOffset>18415</wp:posOffset>
             </wp:positionV>
             <wp:extent cx="937260" cy="580390"/>
             <wp:effectExtent l="0" t="0" r="0" b="0"/>
@@ -19079,6 +18950,158 @@
           <w:rtl/>
         </w:rPr>
       </w:pPr>
+      <w:r>
+        <w:rPr>
+          <w:rFonts w:ascii="David" w:eastAsia="Arial" w:hAnsi="David" w:cs="David"/>
+          <w:noProof/>
+          <w:sz w:val="28"/>
+          <w:szCs w:val="28"/>
+        </w:rPr>
+        <mc:AlternateContent>
+          <mc:Choice Requires="wpi">
+            <w:drawing>
+              <wp:anchor distT="0" distB="0" distL="114300" distR="114300" simplePos="0" relativeHeight="251694080" behindDoc="0" locked="0" layoutInCell="1" allowOverlap="1" wp14:anchorId="61527CA7" wp14:editId="224EE885">
+                <wp:simplePos x="0" y="0"/>
+                <wp:positionH relativeFrom="column">
+                  <wp:posOffset>4549855</wp:posOffset>
+                </wp:positionH>
+                <wp:positionV relativeFrom="paragraph">
+                  <wp:posOffset>-191480</wp:posOffset>
+                </wp:positionV>
+                <wp:extent cx="124200" cy="498240"/>
+                <wp:effectExtent l="19050" t="38100" r="47625" b="35560"/>
+                <wp:wrapNone/>
+                <wp:docPr id="3777" name="Ink 3777"/>
+                <wp:cNvGraphicFramePr/>
+                <a:graphic xmlns:a="http://schemas.openxmlformats.org/drawingml/2006/main">
+                  <a:graphicData uri="http://schemas.microsoft.com/office/word/2010/wordprocessingInk">
+                    <w14:contentPart bwMode="auto" r:id="rId27">
+                      <w14:nvContentPartPr>
+                        <w14:cNvContentPartPr/>
+                      </w14:nvContentPartPr>
+                      <w14:xfrm>
+                        <a:off x="0" y="0"/>
+                        <a:ext cx="124200" cy="498240"/>
+                      </w14:xfrm>
+                    </w14:contentPart>
+                  </a:graphicData>
+                </a:graphic>
+              </wp:anchor>
+            </w:drawing>
+          </mc:Choice>
+          <mc:Fallback>
+            <w:pict>
+              <v:shape w14:anchorId="15CA979E" id="Ink 3777" o:spid="_x0000_s1026" type="#_x0000_t75" style="position:absolute;margin-left:357.9pt;margin-top:-15.45pt;width:10.5pt;height:39.95pt;z-index:251694080;visibility:visible;mso-wrap-style:square;mso-wrap-distance-left:9pt;mso-wrap-distance-top:0;mso-wrap-distance-right:9pt;mso-wrap-distance-bottom:0;mso-position-horizontal:absolute;mso-position-horizontal-relative:text;mso-position-vertical:absolute;mso-position-vertical-relative:text" o:gfxdata="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">
+                <v:imagedata r:id="rId28" o:title=""/>
+              </v:shape>
+            </w:pict>
+          </mc:Fallback>
+        </mc:AlternateContent>
+      </w:r>
+      <w:r>
+        <w:rPr>
+          <w:rFonts w:ascii="David" w:eastAsia="Arial" w:hAnsi="David" w:cs="David"/>
+          <w:noProof/>
+          <w:sz w:val="28"/>
+          <w:szCs w:val="28"/>
+        </w:rPr>
+        <mc:AlternateContent>
+          <mc:Choice Requires="wpi">
+            <w:drawing>
+              <wp:anchor distT="0" distB="0" distL="114300" distR="114300" simplePos="0" relativeHeight="251693056" behindDoc="0" locked="0" layoutInCell="1" allowOverlap="1" wp14:anchorId="6E68A5D9" wp14:editId="2E5F2A99">
+                <wp:simplePos x="0" y="0"/>
+                <wp:positionH relativeFrom="column">
+                  <wp:posOffset>4690255</wp:posOffset>
+                </wp:positionH>
+                <wp:positionV relativeFrom="paragraph">
+                  <wp:posOffset>-63680</wp:posOffset>
+                </wp:positionV>
+                <wp:extent cx="78120" cy="310680"/>
+                <wp:effectExtent l="38100" t="38100" r="36195" b="32385"/>
+                <wp:wrapNone/>
+                <wp:docPr id="3776" name="Ink 3776"/>
+                <wp:cNvGraphicFramePr/>
+                <a:graphic xmlns:a="http://schemas.openxmlformats.org/drawingml/2006/main">
+                  <a:graphicData uri="http://schemas.microsoft.com/office/word/2010/wordprocessingInk">
+                    <w14:contentPart bwMode="auto" r:id="rId29">
+                      <w14:nvContentPartPr>
+                        <w14:cNvContentPartPr/>
+                      </w14:nvContentPartPr>
+                      <w14:xfrm>
+                        <a:off x="0" y="0"/>
+                        <a:ext cx="78120" cy="310680"/>
+                      </w14:xfrm>
+                    </w14:contentPart>
+                  </a:graphicData>
+                </a:graphic>
+              </wp:anchor>
+            </w:drawing>
+          </mc:Choice>
+          <mc:Fallback>
+            <w:pict>
+              <v:shape w14:anchorId="77A2E1BA" id="Ink 3776" o:spid="_x0000_s1026" type="#_x0000_t75" style="position:absolute;margin-left:368.95pt;margin-top:-5.35pt;width:6.85pt;height:25.15pt;z-index:251693056;visibility:visible;mso-wrap-style:square;mso-wrap-distance-left:9pt;mso-wrap-distance-top:0;mso-wrap-distance-right:9pt;mso-wrap-distance-bottom:0;mso-position-horizontal:absolute;mso-position-horizontal-relative:text;mso-position-vertical:absolute;mso-position-vertical-relative:text" o:gfxdata="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">
+                <v:imagedata r:id="rId30" o:title=""/>
+              </v:shape>
+            </w:pict>
+          </mc:Fallback>
+        </mc:AlternateContent>
+      </w:r>
+      <w:r>
+        <w:rPr>
+          <w:rFonts w:ascii="David" w:eastAsia="Arial" w:hAnsi="David" w:cs="David"/>
+          <w:noProof/>
+          <w:sz w:val="28"/>
+          <w:szCs w:val="28"/>
+        </w:rPr>
+        <mc:AlternateContent>
+          <mc:Choice Requires="wpi">
+            <w:drawing>
+              <wp:anchor distT="0" distB="0" distL="114300" distR="114300" simplePos="0" relativeHeight="251692032" behindDoc="0" locked="0" layoutInCell="1" allowOverlap="1" wp14:anchorId="0895B615" wp14:editId="4EF2257E">
+                <wp:simplePos x="0" y="0"/>
+                <wp:positionH relativeFrom="column">
+                  <wp:posOffset>4827270</wp:posOffset>
+                </wp:positionH>
+                <wp:positionV relativeFrom="paragraph">
+                  <wp:posOffset>-70485</wp:posOffset>
+                </wp:positionV>
+                <wp:extent cx="671830" cy="380365"/>
+                <wp:effectExtent l="38100" t="38100" r="33020" b="38735"/>
+                <wp:wrapNone/>
+                <wp:docPr id="63" name="Ink 63"/>
+                <wp:cNvGraphicFramePr/>
+                <a:graphic xmlns:a="http://schemas.openxmlformats.org/drawingml/2006/main">
+                  <a:graphicData uri="http://schemas.microsoft.com/office/word/2010/wordprocessingInk">
+                    <w14:contentPart bwMode="auto" r:id="rId31">
+                      <w14:nvContentPartPr>
+                        <w14:cNvContentPartPr/>
+                      </w14:nvContentPartPr>
+                      <w14:xfrm>
+                        <a:off x="0" y="0"/>
+                        <a:ext cx="671830" cy="380365"/>
+                      </w14:xfrm>
+                    </w14:contentPart>
+                  </a:graphicData>
+                </a:graphic>
+              </wp:anchor>
+            </w:drawing>
+          </mc:Choice>
+          <mc:Fallback>
+            <w:pict>
+              <v:shape w14:anchorId="65BAECE7" id="Ink 63" o:spid="_x0000_s1026" type="#_x0000_t75" style="position:absolute;margin-left:379.75pt;margin-top:-5.9pt;width:53.6pt;height:30.65pt;z-index:251692032;visibility:visible;mso-wrap-style:square;mso-wrap-distance-left:9pt;mso-wrap-distance-top:0;mso-wrap-distance-right:9pt;mso-wrap-distance-bottom:0;mso-position-horizontal:absolute;mso-position-horizontal-relative:text;mso-position-vertical:absolute;mso-position-vertical-relative:text" o:gfxdata="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">
+                <v:imagedata r:id="rId32" o:title=""/>
+              </v:shape>
+            </w:pict>
+          </mc:Fallback>
+        </mc:AlternateContent>
+      </w:r>
+      <w:r>
+        <w:rPr>
+          <w:rFonts w:ascii="David" w:eastAsia="Arial" w:hAnsi="David" w:cs="David"/>
+          <w:sz w:val="28"/>
+          <w:szCs w:val="28"/>
+        </w:rPr>
+        <w:t>+</w:t>
+      </w:r>
     </w:p>
     <w:p>
       <w:pPr>
@@ -19143,16 +19166,7 @@
           <w:szCs w:val="28"/>
           <w:rtl/>
         </w:rPr>
-        <w:t xml:space="preserve">_____                                </w:t>
-      </w:r>
-      <w:r>
-        <w:rPr>
-          <w:rFonts w:ascii="David" w:hAnsi="David" w:cs="David" w:hint="cs"/>
-          <w:sz w:val="28"/>
-          <w:szCs w:val="28"/>
-          <w:rtl/>
-        </w:rPr>
-        <w:t>______________</w:t>
+        <w:t>_____                                ______________</w:t>
       </w:r>
     </w:p>
     <w:p>
@@ -19200,7 +19214,7 @@
         <w:ind w:right="74"/>
         <w:jc w:val="left"/>
         <w:rPr>
-          <w:rFonts w:ascii="David" w:hAnsi="David" w:cs="David" w:hint="cs"/>
+          <w:rFonts w:ascii="David" w:hAnsi="David" w:cs="David"/>
           <w:sz w:val="28"/>
           <w:szCs w:val="28"/>
           <w:rtl/>
@@ -19232,6 +19246,56 @@
           <w:rtl/>
         </w:rPr>
       </w:pPr>
+      <w:r>
+        <w:rPr>
+          <w:rFonts w:ascii="David" w:hAnsi="David" w:cs="David"/>
+          <w:noProof/>
+          <w:sz w:val="28"/>
+          <w:szCs w:val="28"/>
+          <w:rtl/>
+          <w:lang w:val="he-IL"/>
+        </w:rPr>
+        <mc:AlternateContent>
+          <mc:Choice Requires="wpi">
+            <w:drawing>
+              <wp:anchor distT="0" distB="0" distL="114300" distR="114300" simplePos="0" relativeHeight="251695104" behindDoc="0" locked="0" layoutInCell="1" allowOverlap="1" wp14:anchorId="6BDBBFB4" wp14:editId="353CEA1C">
+                <wp:simplePos x="0" y="0"/>
+                <wp:positionH relativeFrom="column">
+                  <wp:posOffset>3115615</wp:posOffset>
+                </wp:positionH>
+                <wp:positionV relativeFrom="paragraph">
+                  <wp:posOffset>8620</wp:posOffset>
+                </wp:positionV>
+                <wp:extent cx="360" cy="360"/>
+                <wp:effectExtent l="38100" t="38100" r="38100" b="38100"/>
+                <wp:wrapNone/>
+                <wp:docPr id="3778" name="Ink 3778"/>
+                <wp:cNvGraphicFramePr/>
+                <a:graphic xmlns:a="http://schemas.openxmlformats.org/drawingml/2006/main">
+                  <a:graphicData uri="http://schemas.microsoft.com/office/word/2010/wordprocessingInk">
+                    <w14:contentPart bwMode="auto" r:id="rId33">
+                      <w14:nvContentPartPr>
+                        <w14:cNvContentPartPr/>
+                      </w14:nvContentPartPr>
+                      <w14:xfrm>
+                        <a:off x="0" y="0"/>
+                        <a:ext cx="360" cy="360"/>
+                      </w14:xfrm>
+                    </w14:contentPart>
+                  </a:graphicData>
+                </a:graphic>
+              </wp:anchor>
+            </w:drawing>
+          </mc:Choice>
+          <mc:Fallback>
+            <w:pict>
+              <v:shape w14:anchorId="6818084E" id="Ink 3778" o:spid="_x0000_s1026" type="#_x0000_t75" style="position:absolute;margin-left:244.95pt;margin-top:.35pt;width:.75pt;height:.75pt;z-index:251695104;visibility:visible;mso-wrap-style:square;mso-wrap-distance-left:9pt;mso-wrap-distance-top:0;mso-wrap-distance-right:9pt;mso-wrap-distance-bottom:0;mso-position-horizontal:absolute;mso-position-horizontal-relative:text;mso-position-vertical:absolute;mso-position-vertical-relative:text" o:gfxdata="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">
+                <v:imagedata r:id="rId34" o:title=""/>
+              </v:shape>
+            </w:pict>
+          </mc:Fallback>
+        </mc:AlternateContent>
+      </w:r>
     </w:p>
     <w:p>
       <w:pPr>
@@ -19632,7 +19696,7 @@
         <w:ind w:right="74"/>
         <w:jc w:val="left"/>
         <w:rPr>
-          <w:rFonts w:ascii="David" w:hAnsi="David" w:cs="David" w:hint="cs"/>
+          <w:rFonts w:ascii="David" w:hAnsi="David" w:cs="David"/>
           <w:sz w:val="28"/>
           <w:szCs w:val="28"/>
         </w:rPr>
@@ -19749,7 +19813,6 @@
         </w:rPr>
         <w:t xml:space="preserve">שם:__ </w:t>
       </w:r>
-      <w:proofErr w:type="spellStart"/>
       <w:r>
         <w:rPr>
           <w:rFonts w:ascii="David" w:eastAsia="Arial" w:hAnsi="David" w:cs="David"/>
@@ -19758,31 +19821,8 @@
           <w:u w:val="single" w:color="000000"/>
           <w:rtl/>
         </w:rPr>
-        <w:t>דריו</w:t>
-      </w:r>
-      <w:proofErr w:type="spellEnd"/>
-      <w:r>
-        <w:rPr>
-          <w:rFonts w:ascii="David" w:eastAsia="Arial" w:hAnsi="David" w:cs="David"/>
-          <w:sz w:val="28"/>
-          <w:szCs w:val="28"/>
-          <w:u w:val="single" w:color="000000"/>
-          <w:rtl/>
-        </w:rPr>
-        <w:t xml:space="preserve"> </w:t>
-      </w:r>
-      <w:proofErr w:type="spellStart"/>
-      <w:r>
-        <w:rPr>
-          <w:rFonts w:ascii="David" w:eastAsia="Arial" w:hAnsi="David" w:cs="David"/>
-          <w:sz w:val="28"/>
-          <w:szCs w:val="28"/>
-          <w:u w:val="single" w:color="000000"/>
-          <w:rtl/>
-        </w:rPr>
-        <w:t>בוג'יו</w:t>
-      </w:r>
-      <w:proofErr w:type="spellEnd"/>
+        <w:t>דריו בוג'יו</w:t>
+      </w:r>
       <w:r>
         <w:rPr>
           <w:rFonts w:ascii="David" w:eastAsia="Arial" w:hAnsi="David" w:cs="David"/>
@@ -20014,22 +20054,8 @@
           <w:u w:val="single" w:color="000000"/>
           <w:rtl/>
         </w:rPr>
-        <w:t xml:space="preserve">הערות הגורם המקצועי מטעם </w:t>
-      </w:r>
-      <w:proofErr w:type="spellStart"/>
-      <w:r>
-        <w:rPr>
-          <w:rFonts w:ascii="David" w:eastAsia="Arial" w:hAnsi="David" w:cs="David"/>
-          <w:b/>
-          <w:bCs/>
-          <w:sz w:val="28"/>
-          <w:szCs w:val="28"/>
-          <w:u w:val="single" w:color="000000"/>
-          <w:rtl/>
-        </w:rPr>
-        <w:t>מה"ט</w:t>
-      </w:r>
-      <w:proofErr w:type="spellEnd"/>
+        <w:t>הערות הגורם המקצועי מטעם מה"ט</w:t>
+      </w:r>
       <w:r>
         <w:rPr>
           <w:rFonts w:ascii="David" w:eastAsia="Arial" w:hAnsi="David" w:cs="David"/>
@@ -20227,22 +20253,8 @@
           <w:u w:val="single" w:color="000000"/>
           <w:rtl/>
         </w:rPr>
-        <w:t xml:space="preserve">אישור הגורם המקצועי מטעם </w:t>
-      </w:r>
-      <w:proofErr w:type="spellStart"/>
-      <w:r>
-        <w:rPr>
-          <w:rFonts w:ascii="David" w:eastAsia="Arial" w:hAnsi="David" w:cs="David"/>
-          <w:b/>
-          <w:bCs/>
-          <w:sz w:val="28"/>
-          <w:szCs w:val="28"/>
-          <w:u w:val="single" w:color="000000"/>
-          <w:rtl/>
-        </w:rPr>
-        <w:t>מה"ט</w:t>
-      </w:r>
-      <w:proofErr w:type="spellEnd"/>
+        <w:t>אישור הגורם המקצועי מטעם מה"ט</w:t>
+      </w:r>
       <w:r>
         <w:rPr>
           <w:rFonts w:ascii="David" w:eastAsia="Arial" w:hAnsi="David" w:cs="David"/>
@@ -20416,9 +20428,9 @@
       </w:r>
     </w:p>
     <w:sectPr>
-      <w:footerReference w:type="even" r:id="rId25"/>
-      <w:footerReference w:type="default" r:id="rId26"/>
-      <w:footerReference w:type="first" r:id="rId27"/>
+      <w:footerReference w:type="even" r:id="rId35"/>
+      <w:footerReference w:type="default" r:id="rId36"/>
+      <w:footerReference w:type="first" r:id="rId37"/>
       <w:pgSz w:w="11906" w:h="16841"/>
       <w:pgMar w:top="719" w:right="1460" w:bottom="289" w:left="223" w:header="720" w:footer="720" w:gutter="0"/>
       <w:cols w:space="720"/>
@@ -22817,7 +22829,7 @@
     <w:lsdException w:name="Unresolved Mention" w:semiHidden="1" w:unhideWhenUsed="1"/>
     <w:lsdException w:name="Smart Link" w:semiHidden="1" w:unhideWhenUsed="1"/>
   </w:latentStyles>
-  <w:style w:type="paragraph" w:default="1" w:styleId="a">
+  <w:style w:type="paragraph" w:default="1" w:styleId="Normal">
     <w:name w:val="Normal"/>
     <w:qFormat/>
     <w:rsid w:val="00FA5028"/>
@@ -22830,10 +22842,10 @@
       <w:color w:val="000000"/>
     </w:rPr>
   </w:style>
-  <w:style w:type="paragraph" w:styleId="1">
+  <w:style w:type="paragraph" w:styleId="Heading1">
     <w:name w:val="heading 1"/>
-    <w:next w:val="a"/>
-    <w:link w:val="10"/>
+    <w:next w:val="Normal"/>
+    <w:link w:val="Heading1Char"/>
     <w:uiPriority w:val="9"/>
     <w:qFormat/>
     <w:pPr>
@@ -22851,13 +22863,13 @@
       <w:sz w:val="24"/>
     </w:rPr>
   </w:style>
-  <w:style w:type="character" w:default="1" w:styleId="a0">
+  <w:style w:type="character" w:default="1" w:styleId="DefaultParagraphFont">
     <w:name w:val="Default Paragraph Font"/>
     <w:uiPriority w:val="1"/>
     <w:semiHidden/>
     <w:unhideWhenUsed/>
   </w:style>
-  <w:style w:type="table" w:default="1" w:styleId="a1">
+  <w:style w:type="table" w:default="1" w:styleId="TableNormal">
     <w:name w:val="Normal Table"/>
     <w:uiPriority w:val="99"/>
     <w:semiHidden/>
@@ -22872,15 +22884,15 @@
       </w:tblCellMar>
     </w:tblPr>
   </w:style>
-  <w:style w:type="numbering" w:default="1" w:styleId="a2">
+  <w:style w:type="numbering" w:default="1" w:styleId="NoList">
     <w:name w:val="No List"/>
     <w:uiPriority w:val="99"/>
     <w:semiHidden/>
     <w:unhideWhenUsed/>
   </w:style>
-  <w:style w:type="character" w:customStyle="1" w:styleId="10">
-    <w:name w:val="כותרת 1 תו"/>
-    <w:link w:val="1"/>
+  <w:style w:type="character" w:customStyle="1" w:styleId="Heading1Char">
+    <w:name w:val="Heading 1 Char"/>
+    <w:link w:val="Heading1"/>
     <w:rPr>
       <w:rFonts w:ascii="Arial" w:eastAsia="Arial" w:hAnsi="Arial" w:cs="Arial"/>
       <w:b/>
@@ -22902,9 +22914,9 @@
       </w:tblCellMar>
     </w:tblPr>
   </w:style>
-  <w:style w:type="paragraph" w:styleId="a3">
+  <w:style w:type="paragraph" w:styleId="ListParagraph">
     <w:name w:val="List Paragraph"/>
-    <w:basedOn w:val="a"/>
+    <w:basedOn w:val="Normal"/>
     <w:uiPriority w:val="34"/>
     <w:qFormat/>
     <w:rsid w:val="00C20BB5"/>
@@ -22915,7 +22927,7 @@
   </w:style>
   <w:style w:type="character" w:styleId="Hyperlink">
     <w:name w:val="Hyperlink"/>
-    <w:basedOn w:val="a0"/>
+    <w:basedOn w:val="DefaultParagraphFont"/>
     <w:uiPriority w:val="99"/>
     <w:unhideWhenUsed/>
     <w:rsid w:val="0053395E"/>
@@ -22924,9 +22936,9 @@
       <w:u w:val="single"/>
     </w:rPr>
   </w:style>
-  <w:style w:type="character" w:styleId="a4">
+  <w:style w:type="character" w:styleId="UnresolvedMention">
     <w:name w:val="Unresolved Mention"/>
-    <w:basedOn w:val="a0"/>
+    <w:basedOn w:val="DefaultParagraphFont"/>
     <w:uiPriority w:val="99"/>
     <w:semiHidden/>
     <w:unhideWhenUsed/>
@@ -22938,7 +22950,7 @@
   </w:style>
   <w:style w:type="character" w:styleId="FollowedHyperlink">
     <w:name w:val="FollowedHyperlink"/>
-    <w:basedOn w:val="a0"/>
+    <w:basedOn w:val="DefaultParagraphFont"/>
     <w:uiPriority w:val="99"/>
     <w:semiHidden/>
     <w:unhideWhenUsed/>
@@ -22949,6 +22961,149 @@
     </w:rPr>
   </w:style>
 </w:styles>
+</file>
+
+<file path=word/ink/ink1.xml><?xml version="1.0" encoding="utf-8"?>
+<inkml:ink xmlns:inkml="http://www.w3.org/2003/InkML">
+  <inkml:definitions>
+    <inkml:context xml:id="ctx0">
+      <inkml:inkSource xml:id="inkSrc0">
+        <inkml:traceFormat>
+          <inkml:channel name="X" type="integer" min="-2.14748E9" max="2.14748E9" units="cm"/>
+          <inkml:channel name="Y" type="integer" min="-2.14748E9" max="2.14748E9" units="cm"/>
+          <inkml:channel name="F" type="integer" max="32767" units="dev"/>
+        </inkml:traceFormat>
+        <inkml:channelProperties>
+          <inkml:channelProperty channel="X" name="resolution" value="1000" units="1/cm"/>
+          <inkml:channelProperty channel="Y" name="resolution" value="1000" units="1/cm"/>
+          <inkml:channelProperty channel="F" name="resolution" value="0" units="1/dev"/>
+        </inkml:channelProperties>
+      </inkml:inkSource>
+      <inkml:timestamp xml:id="ts0" timeString="2022-05-01T13:15:55.344"/>
+    </inkml:context>
+    <inkml:brush xml:id="br0">
+      <inkml:brushProperty name="width" value="0.025" units="cm"/>
+      <inkml:brushProperty name="height" value="0.025" units="cm"/>
+    </inkml:brush>
+  </inkml:definitions>
+  <inkml:trace contextRef="#ctx0" brushRef="#br0">1886 796 24575,'0'-3'0,"0"-1"0,1 0 0,-1 0 0,1 1 0,-1-1 0,1 1 0,0-1 0,1 0 0,-1 1 0,1 0 0,-1-1 0,1 1 0,0 0 0,0 0 0,0 0 0,1 0 0,2-3 0,-1 2 0,1 1 0,0-1 0,0 1 0,1 0 0,-1 0 0,1 0 0,-1 1 0,1 0 0,9-3 0,7 1 0,1 1 0,-1 0 0,1 2 0,31 1 0,-49 0 0,1 0 0,-1 0 0,0 1 0,1 0 0,-1 0 0,0 0 0,0 0 0,1 1 0,-1 0 0,5 3 0,-8-4 0,0 1 0,0 0 0,0 0 0,0 0 0,0 0 0,0 1 0,-1-1 0,1 0 0,-1 1 0,0-1 0,1 1 0,-1-1 0,0 1 0,-1 0 0,1-1 0,0 1 0,-1 0 0,1 0 0,-1 0 0,0-1 0,0 4 0,-1 193 0,-1-77 0,2-119 0,0 1 0,0-1 0,0 0 0,-1 1 0,1-1 0,-1 0 0,0 1 0,0-1 0,0 0 0,0 0 0,0 0 0,-1 0 0,1 0 0,-1 0 0,0 0 0,0 0 0,0-1 0,-1 1 0,1-1 0,0 1 0,-1-1 0,0 0 0,-4 3 0,1-2 0,-1 0 0,0-1 0,0 0 0,0 0 0,0 0 0,0-1 0,0 0 0,-1 0 0,1-1 0,-8 0 0,-33 0 0,-64-4 0,110 4 0,1 0 0,-1 0 0,0-1 0,1 1 0,-1 0 0,1-1 0,-1 0 0,1 1 0,-1-1 0,1 0 0,-1 0 0,1 0 0,-1 0 0,1 0 0,0 0 0,0 0 0,0 0 0,-1-1 0,1 1 0,0 0 0,1-1 0,-3-2 0,2 0 0,-1 0 0,1 0 0,0 0 0,0 0 0,0-1 0,1 1 0,0 0 0,0-9 0,0 2 0,1 1 0,1 0 0,0-1 0,1 1 0,-1 0 0,2 0 0,4-9 0,-5 14 0,0 1 0,0 1 0,0-1 0,0 0 0,1 1 0,0 0 0,0 0 0,0 0 0,0 0 0,0 0 0,0 1 0,1 0 0,-1 0 0,1 0 0,8-2 0,-8 3 0,1-1 0,0 1 0,0 0 0,0 0 0,0 1 0,0 0 0,0 0 0,0 0 0,0 1 0,0 0 0,0 0 0,9 3 0,-13-3 0,0 0 0,0 0 0,-1 1 0,1-1 0,-1 0 0,1 1 0,-1-1 0,1 1 0,-1 0 0,0-1 0,0 1 0,0 0 0,0 0 0,0-1 0,0 1 0,0 0 0,-1 0 0,1 0 0,-1 0 0,1 0 0,-1 1 0,0 2 0,-1 55 0,0-42 0,0 11 0,1 279 0,8-245 0,-4-37 0,2 44 0,-6-53-1365,-1-2-5461</inkml:trace>
+  <inkml:trace contextRef="#ctx0" brushRef="#br0" timeOffset="1988.95">1234 1058 24575,'0'-7'0,"1"-1"0,0 1 0,1-1 0,0 1 0,0 0 0,0-1 0,1 1 0,0 0 0,0 1 0,9-14 0,-5 11 0,-1 0 0,2 0 0,-1 0 0,1 1 0,1 1 0,15-13 0,-18 16 0,1 0 0,0 0 0,0 1 0,0 0 0,1 0 0,-1 1 0,1 0 0,-1 0 0,1 1 0,0 0 0,-1 0 0,14 1 0,-18 0 0,1 0 0,-1 0 0,0 1 0,1 0 0,-1-1 0,0 1 0,0 0 0,0 1 0,0-1 0,0 1 0,0-1 0,0 1 0,0 0 0,-1 0 0,1 0 0,-1 0 0,1 0 0,-1 1 0,0-1 0,0 1 0,0-1 0,0 1 0,0 0 0,-1 0 0,1 0 0,-1 0 0,0 0 0,0 0 0,0 1 0,0-1 0,0 4 0,8 63 0,-1 128 0,-7-167 0,1-1 0,8 37 0,-6-36-1365,-3-17-5461</inkml:trace>
+  <inkml:trace contextRef="#ctx0" brushRef="#br0" timeOffset="3095.86">1094 742 24575,'0'3'0,"0"4"0,0 3 0,0 4 0,0 2 0,0 2 0,0 0 0,0 0 0,0 1 0,0-1 0,0 0 0,0 0 0,0 0 0,0 0 0,0-1 0,0 1 0,0-4-8191</inkml:trace>
+  <inkml:trace contextRef="#ctx0" brushRef="#br0" timeOffset="5553.21">899 1219 24575,'-21'-1'0,"5"1"0,-1 0 0,-32 5 0,45-5 0,0 1 0,0 0 0,0 0 0,0 0 0,0 1 0,1-1 0,-1 1 0,0 0 0,1 0 0,0 0 0,-1 1 0,1-1 0,0 1 0,0 0 0,1 0 0,-1 0 0,-4 6 0,5-4 0,0 0 0,0 1 0,0 0 0,1-1 0,-1 1 0,1 0 0,1 0 0,-1 0 0,1 7 0,5 54 0,-5-65 10,1 0 1,-1 0-1,1 0 0,-1 0 0,1-1 0,0 1 1,0 0-1,0 0 0,0-1 0,0 1 0,0 0 0,0-1 1,1 1-1,-1-1 0,1 0 0,-1 1 0,1-1 1,-1 0-1,1 0 0,0 0 0,-1 0 0,1 0 0,0 0 1,0-1-1,0 1 0,0 0 0,0-1 0,0 0 1,-1 1-1,4-1 0,8 1-166,0 0-1,-1-1 1,23-3 0,-11 1-900,-8 2-5770</inkml:trace>
+  <inkml:trace contextRef="#ctx0" brushRef="#br0" timeOffset="6975.4">582 638 24575,'0'442'0,"-1"-426"0,0 0 0,-6 22 0,4-21 0,0-1 0,0 21 0,4 69-1365,-1-90-5461</inkml:trace>
+  <inkml:trace contextRef="#ctx0" brushRef="#br0" timeOffset="9546.99">283 1149 24575,'-18'-1'0,"0"2"0,-32 5 0,43-5 0,0 1 0,1 0 0,-1 0 0,1 1 0,0 0 0,-1 0 0,1 1 0,1-1 0,-1 1 0,-7 7 0,-18 15 0,18-15 0,1-1 0,0 2 0,-11 12 0,19-19 0,1 0 0,0 0 0,0 0 0,0 0 0,0 0 0,1 1 0,0 0 0,0-1 0,1 1 0,0 0 0,0-1 0,-1 9 0,2-6 0,0-1 0,1 0 0,0 1 0,0-1 0,1 0 0,-1 1 0,2-1 0,-1 0 0,1 0 0,0-1 0,6 12 0,-6-14 0,-1-1 0,1 1 0,0 0 0,-1-1 0,1 1 0,1-1 0,-1 0 0,0 0 0,1-1 0,0 1 0,0 0 0,0-1 0,0 0 0,0 0 0,0 0 0,0-1 0,0 0 0,1 1 0,-1-1 0,6 0 0,-5-1 0,4 1 0,-1 0 0,1-1 0,0-1 0,-1 0 0,17-3 0,-23 4 0,0-1 0,0 0 0,0 0 0,0 0 0,0 0 0,0 0 0,0 0 0,-1-1 0,1 1 0,0-1 0,-1 1 0,1-1 0,-1 0 0,0 1 0,0-1 0,1 0 0,-1 0 0,0 0 0,0 0 0,-1 0 0,1 0 0,0 0 0,-1 0 0,1 0 0,-1 0 0,0 0 0,1 0 0,-1-4 0,0-7 0,-1 1 0,0-1 0,-1 1 0,0-1 0,-1 1 0,-7-23 0,-1 0 0,6 6 0,1 0 0,1 0 0,1-1 0,5-56 0,0 8 0,-5 49 0,0 0 0,-2 0 0,-1 0 0,-10-33 0,10 34 0,1-1 0,2 1 0,0-1 0,5-47 0,0 4 0,10-189 0,-12 249 0,1 0 0,0 1 0,1-1 0,0 1 0,0 0 0,2 0 0,-1 0 0,9-13 0,6-11 0,33-52 0,-45 78 0,0-1 0,0 1 0,1 0 0,1 1 0,-1 0 0,13-9 0,-17 15-151,-1 0-1,1 0 0,0 0 0,0 1 1,0-1-1,0 1 0,0 0 1,7 0-1,3-1-6674</inkml:trace>
+</inkml:ink>
+</file>
+
+<file path=word/ink/ink2.xml><?xml version="1.0" encoding="utf-8"?>
+<inkml:ink xmlns:inkml="http://www.w3.org/2003/InkML">
+  <inkml:definitions>
+    <inkml:context xml:id="ctx0">
+      <inkml:inkSource xml:id="inkSrc0">
+        <inkml:traceFormat>
+          <inkml:channel name="X" type="integer" min="-2.14748E9" max="2.14748E9" units="cm"/>
+          <inkml:channel name="Y" type="integer" min="-2.14748E9" max="2.14748E9" units="cm"/>
+          <inkml:channel name="F" type="integer" max="32767" units="dev"/>
+        </inkml:traceFormat>
+        <inkml:channelProperties>
+          <inkml:channelProperty channel="X" name="resolution" value="1000" units="1/cm"/>
+          <inkml:channelProperty channel="Y" name="resolution" value="1000" units="1/cm"/>
+          <inkml:channelProperty channel="F" name="resolution" value="0" units="1/dev"/>
+        </inkml:channelProperties>
+      </inkml:inkSource>
+      <inkml:timestamp xml:id="ts0" timeString="2022-05-01T13:18:45.933"/>
+    </inkml:context>
+    <inkml:brush xml:id="br0">
+      <inkml:brushProperty name="width" value="0.025" units="cm"/>
+      <inkml:brushProperty name="height" value="0.025" units="cm"/>
+    </inkml:brush>
+  </inkml:definitions>
+  <inkml:trace contextRef="#ctx0" brushRef="#br0">285 1061 24575,'-25'-1'0,"-38"-7"0,44 4 0,0 2 0,-1 0 0,-28 1 0,44 1 0,0 0 0,0 1 0,0-1 0,1 1 0,-1 0 0,0 0 0,0 0 0,1 0 0,-1 1 0,1-1 0,-1 1 0,1 0 0,0 0 0,0 1 0,0-1 0,0 0 0,0 1 0,0 0 0,1 0 0,-5 5 0,5-2 0,-1 0 0,1 1 0,-1-1 0,2 1 0,-1-1 0,1 1 0,0-1 0,0 1 0,1 0 0,1 12 0,-1 46 0,3 48 0,-3-112 0,0 1 0,1 0 0,-1 0 0,1 0 0,0 0 0,-1-1 0,1 1 0,0 0 0,0-1 0,0 1 0,0 0 0,0-1 0,1 0 0,-1 1 0,0-1 0,1 0 0,-1 1 0,1-1 0,-1 0 0,1 0 0,0 0 0,-1 0 0,1 0 0,0-1 0,0 1 0,-1-1 0,1 1 0,0-1 0,0 1 0,4-1 0,7 1 0,0 0 0,0-1 0,21-3 0,-10 1 0,41 2 0,29-1 0,-92 1 0,0 0 0,-1-1 0,1 1 0,0-1 0,-1 1 0,1-1 0,-1 1 0,1-1 0,-1 0 0,0 0 0,1 1 0,-1-1 0,1 0 0,-1 0 0,0-1 0,0 1 0,0 0 0,0 0 0,0 0 0,0-1 0,2-2 0,-2 0 0,1 0 0,-1 0 0,1 0 0,-1 0 0,-1 0 0,1-1 0,0 1 0,-1-6 0,0-4 0,-1 1 0,0 0 0,-1 0 0,-6-22 0,-1 11 0,-1 2 0,0-1 0,-2 1 0,-27-39 0,6 27 0,26 29 0,1 0 0,1-1 0,-1 0 0,-7-11 0,2-1 0,1-1 0,-11-33 0,16 42 0,3 5 0,-1-1 0,0 1 0,-1 0 0,1 0 0,-1 1 0,0-1 0,0 1 0,-7-6 0,7 7 0,0-1 0,0 0 0,0 1 0,1-1 0,-1-1 0,1 1 0,0 0 0,1-1 0,-1 1 0,1-1 0,-4-8 0,-2-33 0,1-1 0,3 1 0,1-1 0,6-73 0,-1 20 0,-3 50 0,3-58 0,-2 106 0,0 0 0,1 0 0,-1 0 0,1 1 0,0-1 0,0 0 0,0 0 0,0 0 0,0 1 0,0-1 0,0 0 0,0 1 0,0-1 0,1 1 0,-1-1 0,1 1 0,2-2 0,36-19 0,-7 5 0,-6-5 0,-1-1 0,36-41 0,-41 41 0,-18 20-124,0 1 0,-1-1 0,1 1 0,0 0 0,0 0 0,0 0-1,0 0 1,0 0 0,1 1 0,5-2 0,3 0-6702</inkml:trace>
+</inkml:ink>
+</file>
+
+<file path=word/ink/ink3.xml><?xml version="1.0" encoding="utf-8"?>
+<inkml:ink xmlns:inkml="http://www.w3.org/2003/InkML">
+  <inkml:definitions>
+    <inkml:context xml:id="ctx0">
+      <inkml:inkSource xml:id="inkSrc0">
+        <inkml:traceFormat>
+          <inkml:channel name="X" type="integer" min="-2.14748E9" max="2.14748E9" units="cm"/>
+          <inkml:channel name="Y" type="integer" min="-2.14748E9" max="2.14748E9" units="cm"/>
+          <inkml:channel name="F" type="integer" max="32767" units="dev"/>
+        </inkml:traceFormat>
+        <inkml:channelProperties>
+          <inkml:channelProperty channel="X" name="resolution" value="1000" units="1/cm"/>
+          <inkml:channelProperty channel="Y" name="resolution" value="1000" units="1/cm"/>
+          <inkml:channelProperty channel="F" name="resolution" value="0" units="1/dev"/>
+        </inkml:channelProperties>
+      </inkml:inkSource>
+      <inkml:timestamp xml:id="ts0" timeString="2022-05-01T13:18:42.394"/>
+    </inkml:context>
+    <inkml:brush xml:id="br0">
+      <inkml:brushProperty name="width" value="0.025" units="cm"/>
+      <inkml:brushProperty name="height" value="0.025" units="cm"/>
+    </inkml:brush>
+  </inkml:definitions>
+  <inkml:trace contextRef="#ctx0" brushRef="#br0">1 0 24575,'3'1'0,"1"-1"0,0 1 0,-1 0 0,1 1 0,-1-1 0,1 0 0,-1 1 0,1 0 0,-1 0 0,0 0 0,0 0 0,0 0 0,0 1 0,-1 0 0,1-1 0,-1 1 0,1 0 0,-1 0 0,2 4 0,5 6 0,-1 1 0,0 0 0,6 16 0,17 63 0,-24-68 0,1 0 0,2 0 0,15 30 0,-20-45 0,0 1 0,-1-1 0,0 1 0,0 0 0,-2 1 0,1-1 0,1 23 0,-2 5 0,-4 41 0,-1-10 0,4-8 0,-2 70 0,1-130-105,-1 0 0,1-1 0,0 1 0,-1 0 0,1 0 0,-1 0 0,0 0 0,1-1 0,-1 1 0,0 0 0,0-1 0,-2 3 0,-4 3-6721</inkml:trace>
+</inkml:ink>
+</file>
+
+<file path=word/ink/ink4.xml><?xml version="1.0" encoding="utf-8"?>
+<inkml:ink xmlns:inkml="http://www.w3.org/2003/InkML">
+  <inkml:definitions>
+    <inkml:context xml:id="ctx0">
+      <inkml:inkSource xml:id="inkSrc0">
+        <inkml:traceFormat>
+          <inkml:channel name="X" type="integer" min="-2.14748E9" max="2.14748E9" units="cm"/>
+          <inkml:channel name="Y" type="integer" min="-2.14748E9" max="2.14748E9" units="cm"/>
+          <inkml:channel name="F" type="integer" max="32767" units="dev"/>
+        </inkml:traceFormat>
+        <inkml:channelProperties>
+          <inkml:channelProperty channel="X" name="resolution" value="1000" units="1/cm"/>
+          <inkml:channelProperty channel="Y" name="resolution" value="1000" units="1/cm"/>
+          <inkml:channelProperty channel="F" name="resolution" value="0" units="1/dev"/>
+        </inkml:channelProperties>
+      </inkml:inkSource>
+      <inkml:timestamp xml:id="ts0" timeString="2022-05-01T13:18:35.054"/>
+    </inkml:context>
+    <inkml:brush xml:id="br0">
+      <inkml:brushProperty name="width" value="0.025" units="cm"/>
+      <inkml:brushProperty name="height" value="0.025" units="cm"/>
+    </inkml:brush>
+  </inkml:definitions>
+  <inkml:trace contextRef="#ctx0" brushRef="#br0">1350 372 24575,'-2'0'0,"1"0"0,-1-1 0,1 1 0,-1 0 0,1 0 0,-1-1 0,1 1 0,-1 0 0,1-1 0,-1 0 0,1 1 0,0-1 0,-1 0 0,1 0 0,0 0 0,0 0 0,0 0 0,-1 0 0,1 0 0,0 0 0,0 0 0,1 0 0,-1-1 0,0 1 0,0 0 0,0-1 0,1 1 0,-1 0 0,1-1 0,-1 1 0,1-1 0,0 1 0,-1-1 0,1 1 0,0-1 0,0 1 0,0-1 0,0 1 0,0-1 0,1 1 0,-1-1 0,0 1 0,1-3 0,0-2 0,1 0 0,-1 0 0,1 0 0,0 1 0,0-1 0,1 0 0,0 1 0,0 0 0,0 0 0,4-5 0,32-21 0,-34 28 0,0 0 0,-1 0 0,1-1 0,-1 1 0,1-1 0,-1 0 0,0 0 0,-1-1 0,1 1 0,-1-1 0,3-5 0,1-4 0,0 0 0,1 1 0,12-18 0,-14 25 0,-1 0 0,1 0 0,-1 1 0,2 0 0,-1 0 0,0 1 0,1-1 0,11-4 0,-5 3 0,0 0 0,1 0 0,0 2 0,0-1 0,25-3 0,3 2 0,-20 2 0,0 1 0,0 1 0,0 1 0,24 2 0,-44-1 0,0 0 0,0 1 0,0-1 0,-1 1 0,1 0 0,0-1 0,0 1 0,-1 0 0,1 0 0,0 0 0,-1 0 0,1 1 0,-1-1 0,1 0 0,-1 1 0,0-1 0,1 1 0,-1-1 0,0 1 0,0-1 0,0 1 0,0 0 0,0 0 0,-1-1 0,1 1 0,-1 0 0,1 0 0,-1 0 0,1 0 0,-1 3 0,1 8 0,0 0 0,-1-1 0,-3 23 0,1-10 0,3 92 0,-3 49 0,1-161 0,0-1 0,0 1 0,0 0 0,0-1 0,-1 1 0,0-1 0,0 0 0,0 1 0,-1-1 0,1 0 0,-1 0 0,0-1 0,0 1 0,0-1 0,-1 1 0,1-1 0,-1 0 0,-7 5 0,3-2 0,0 1 0,1-1 0,-10 13 0,0 8 0,16-24 0,0-1 0,0 1 0,-1 0 0,1 0 0,-1-1 0,0 1 0,0-1 0,0 1 0,0-1 0,0 0 0,-1 0 0,1 0 0,-1 0 0,1 0 0,-1-1 0,0 1 0,1-1 0,-1 1 0,0-1 0,0 0 0,-4 1 0,-19 1 0,1-1 0,-1-2 0,1 0 0,-30-4 0,53 3 0,0 1 0,0 0 0,1-1 0,-1 0 0,0 1 0,0-1 0,0 0 0,1 0 0,-1 0 0,1 0 0,-1 0 0,0 0 0,1-1 0,0 1 0,-1 0 0,1-1 0,0 1 0,0-1 0,0 1 0,0-1 0,0 0 0,0 1 0,0-1 0,0 0 0,1 0 0,-1 0 0,1 0 0,-1 1 0,1-1 0,0-4 0,-2-7 0,2 0 0,0 0 0,2-21 0,0 10 0,-1 19 0,-1 1 0,1-1 0,0 1 0,0 0 0,0-1 0,1 1 0,-1 0 0,1 0 0,0 0 0,1 0 0,-1 0 0,1 1 0,-1-1 0,1 1 0,0-1 0,0 1 0,0 0 0,1 0 0,-1 0 0,1 1 0,0-1 0,0 1 0,0 0 0,0 0 0,0 0 0,0 1 0,6-2 0,-2 1 0,0-1 0,0 2 0,1-1 0,-1 1 0,0 1 0,1-1 0,-1 2 0,0-1 0,1 1 0,-1 0 0,0 1 0,1 0 0,14 5 0,-18-5 0,0 0 0,0 1 0,-1-1 0,1 1 0,-1 0 0,1 0 0,4 5 0,-7-5 0,0 0 0,0-1 0,0 1 0,-1 1 0,1-1 0,-1 0 0,0 0 0,0 1 0,0-1 0,0 0 0,-1 1 0,1 3 0,6 46 0,1 73 0,-7-116 0,1 0 0,-1 1 0,2-1 0,-1 0 0,2 0 0,7 18 0,8 23 0,-14-21 7,-1-1 1,-1 1-1,-2 0 0,-3 47 0,0-8-1408,2-54-5425</inkml:trace>
+  <inkml:trace contextRef="#ctx0" brushRef="#br0" timeOffset="2144.06">626 495 24575,'6'0'0,"0"0"0,1-1 0,-1 0 0,0 0 0,0 0 0,1-1 0,-1 0 0,0 0 0,11-5 0,-8 1 0,0-1 0,0 1 0,-1-1 0,16-16 0,-18 16 0,4-3 0,0 0 0,0 0 0,15-9 0,-20 16 0,0 0 0,0 0 0,0 1 0,1 0 0,-1 0 0,1 0 0,-1 1 0,1 0 0,0 0 0,11-1 0,178 5 0,-193-3 0,1 1 0,-1 0 0,1 0 0,-1 0 0,0 0 0,1 1 0,-1-1 0,0 0 0,0 1 0,0 0 0,0-1 0,0 1 0,0 0 0,-1 0 0,1 0 0,0 0 0,-1 1 0,0-1 0,1 0 0,-1 1 0,0-1 0,0 1 0,0-1 0,-1 1 0,1-1 0,-1 1 0,1 3 0,2 11 0,-1 0 0,0 32 0,-2-46 0,1 75 0,-3 127 0,1-197 43,-1-1 0,0 1-1,0 0 1,0 0 0,-1-1-1,0 1 1,-5 8 0,6-12-157,0 0 0,-1 0 0,1-1 0,-1 1 1,0-1-1,0 1 0,0-1 0,-1 0 1,1 0-1,-1 0 0,1 0 0,-1-1 1,0 0-1,-5 3 0,-2-2-6712</inkml:trace>
+  <inkml:trace contextRef="#ctx0" brushRef="#br0" timeOffset="3083.82">361 143 24575,'3'1'0,"0"0"0,0-1 0,1 1 0,-1 0 0,0 1 0,0-1 0,0 1 0,0-1 0,0 1 0,-1 0 0,1 0 0,0 0 0,-1 0 0,1 1 0,-1-1 0,0 0 0,0 1 0,3 5 0,4 5 0,-1-1 0,10 26 0,-13-24-20,-1 1 0,0 0 0,-2 1 0,1-1 0,-2 1 0,0-1 0,-1 1 0,-3 23 0,2 1-1165,0-25-5641</inkml:trace>
+  <inkml:trace contextRef="#ctx0" brushRef="#br0" timeOffset="5564.87">201 620 24575,'0'-3'0,"0"-1"0,0 1 0,0-1 0,-1 1 0,1-1 0,-1 1 0,0-1 0,0 1 0,0 0 0,0 0 0,-1-1 0,0 1 0,1 0 0,-1 0 0,0 0 0,0 1 0,-1-1 0,1 0 0,0 1 0,-1-1 0,0 1 0,1 0 0,-1 0 0,0 0 0,0 0 0,0 1 0,-7-3 0,1 1 0,-1 1 0,1 0 0,-1 0 0,0 1 0,0 0 0,1 1 0,-1 0 0,-18 3 0,26-3 0,0 1 0,0-1 0,0 1 0,0 0 0,0 0 0,0 0 0,0 0 0,1 0 0,-1 1 0,0-1 0,0 0 0,1 1 0,-1-1 0,1 1 0,-1 0 0,1-1 0,0 1 0,0 0 0,0 0 0,0 0 0,0 0 0,0 0 0,0 0 0,0 0 0,1 0 0,-1 0 0,1 0 0,0 0 0,0 1 0,0 1 0,-2 12 0,2 0 0,0 0 0,3 19 0,-1-8 0,-3 16 0,0-32 0,0 0 0,1 0 0,0-1 0,1 1 0,0 0 0,5 19 0,-4-27 0,0-1 0,0 1 0,0-1 0,0 0 0,1 0 0,-1 0 0,1 0 0,-1 0 0,1 0 0,0-1 0,0 1 0,-1-1 0,1 0 0,0 0 0,6 1 0,16 9 0,87 46 0,-82-33-1365,-23-16-5461</inkml:trace>
+</inkml:ink>
+</file>
+
+<file path=word/ink/ink5.xml><?xml version="1.0" encoding="utf-8"?>
+<inkml:ink xmlns:inkml="http://www.w3.org/2003/InkML">
+  <inkml:definitions>
+    <inkml:context xml:id="ctx0">
+      <inkml:inkSource xml:id="inkSrc0">
+        <inkml:traceFormat>
+          <inkml:channel name="X" type="integer" min="-2.14748E9" max="2.14748E9" units="cm"/>
+          <inkml:channel name="Y" type="integer" min="-2.14748E9" max="2.14748E9" units="cm"/>
+          <inkml:channel name="F" type="integer" max="32767" units="dev"/>
+        </inkml:traceFormat>
+        <inkml:channelProperties>
+          <inkml:channelProperty channel="X" name="resolution" value="1000" units="1/cm"/>
+          <inkml:channelProperty channel="Y" name="resolution" value="1000" units="1/cm"/>
+          <inkml:channelProperty channel="F" name="resolution" value="0" units="1/dev"/>
+        </inkml:channelProperties>
+      </inkml:inkSource>
+      <inkml:timestamp xml:id="ts0" timeString="2022-05-01T13:18:48.707"/>
+    </inkml:context>
+    <inkml:brush xml:id="br0">
+      <inkml:brushProperty name="width" value="0.025" units="cm"/>
+      <inkml:brushProperty name="height" value="0.025" units="cm"/>
+    </inkml:brush>
+  </inkml:definitions>
+  <inkml:trace contextRef="#ctx0" brushRef="#br0">1 1 24575,'0'0'-8191</inkml:trace>
+</inkml:ink>
 </file>
 
 <file path=word/theme/theme1.xml><?xml version="1.0" encoding="utf-8"?>
